--- a/Documentacao_Sistema_Biblioteca.docx
+++ b/Documentacao_Sistema_Biblioteca.docx
@@ -22,7 +22,7 @@
         <w:rPr>
           <w:sz w:val="32"/>
         </w:rPr>
-        <w:t>Documentacao Tecnica do Projeto</w:t>
+        <w:t>Documentacao Tecnica Completa</w:t>
       </w:r>
     </w:p>
     <w:p/>
@@ -31,11 +31,13 @@
         <w:jc w:val="center"/>
       </w:pPr>
       <w:r>
-        <w:t>Linguagem: C</w:t>
+        <w:t>Projeto em linguagem C</w:t>
         <w:br/>
-        <w:t>Conceitos: structs, funcoes, ponteiros, malloc/realloc/free, arquivos, WinAPI</w:t>
+        <w:t>Conceitos: structs, funcoes, ponteiros, enderecamento,</w:t>
         <w:br/>
-        <w:t>Interface: janela grafica nativa do Windows (gui.c)</w:t>
+        <w:t>malloc, realloc, free, arquivos (fprintf, fgets, sscanf),</w:t>
+        <w:br/>
+        <w:t>interface grafica WinAPI (Windows)</w:t>
       </w:r>
     </w:p>
     <w:p>
@@ -48,118 +50,140 @@
         <w:pStyle w:val="Heading1"/>
       </w:pPr>
       <w:r>
-        <w:t>1. Visao Geral</w:t>
+        <w:t>1. Introducao ao Sistema</w:t>
       </w:r>
     </w:p>
     <w:p>
       <w:r>
-        <w:t>O Sistema de Biblioteca e um programa em C que permite cadastrar livros, listar o acervo, buscar por codigo ou titulo, emprestar e devolver exemplares, ordenar por titulo, gerar relatorio de livros indisponiveis e salvar os dados em arquivo de texto. A interface e grafica, construida com a API nativa do Windows (WinAPI), e a logica esta dividida em varios arquivos .c organizados por responsabilidade.</w:t>
-      </w:r>
-    </w:p>
-    <w:p>
-      <w:pPr>
-        <w:pStyle w:val="ListBullet"/>
-      </w:pPr>
-      <w:r>
-        <w:t>Cadastrar livros com codigo, titulo, autor, ano e quantidade</w:t>
-      </w:r>
-    </w:p>
-    <w:p>
-      <w:pPr>
-        <w:pStyle w:val="ListBullet"/>
-      </w:pPr>
-      <w:r>
-        <w:t>Listar todos os livros cadastrados</w:t>
-      </w:r>
-    </w:p>
-    <w:p>
-      <w:pPr>
-        <w:pStyle w:val="ListBullet"/>
-      </w:pPr>
-      <w:r>
-        <w:t>Buscar livro por codigo ou por titulo</w:t>
-      </w:r>
-    </w:p>
-    <w:p>
-      <w:pPr>
-        <w:pStyle w:val="ListBullet"/>
-      </w:pPr>
-      <w:r>
-        <w:t>Emprestar livro (diminui quantidade)</w:t>
-      </w:r>
-    </w:p>
-    <w:p>
-      <w:pPr>
-        <w:pStyle w:val="ListBullet"/>
-      </w:pPr>
-      <w:r>
-        <w:t>Devolver livro (aumenta quantidade)</w:t>
-      </w:r>
-    </w:p>
-    <w:p>
-      <w:pPr>
-        <w:pStyle w:val="ListBullet"/>
-      </w:pPr>
-      <w:r>
-        <w:t>Ordenar livros por titulo</w:t>
-      </w:r>
-    </w:p>
-    <w:p>
-      <w:pPr>
-        <w:pStyle w:val="ListBullet"/>
-      </w:pPr>
-      <w:r>
-        <w:t>Relatorio de livros indisponiveis (quantidade zero)</w:t>
-      </w:r>
-    </w:p>
-    <w:p>
-      <w:pPr>
-        <w:pStyle w:val="ListBullet"/>
-      </w:pPr>
-      <w:r>
-        <w:t>Salvar e carregar dados em biblioteca.txt</w:t>
-      </w:r>
-    </w:p>
-    <w:p>
-      <w:pPr>
-        <w:pStyle w:val="ListBullet"/>
-      </w:pPr>
-      <w:r>
-        <w:t>Interface grafica com botoes e campos de texto</w:t>
-      </w:r>
-    </w:p>
-    <w:p>
-      <w:pPr>
-        <w:pStyle w:val="Heading1"/>
-      </w:pPr>
-      <w:r>
-        <w:t>2. Arquitetura Modular</w:t>
+        <w:t>O Sistema de Biblioteca e uma aplicacao desktop desenvolvida em C para gerenciar um acervo de livros. O programa permite cadastrar obras com codigo, titulo, autor, ano e quantidade disponivel; consultar o acervo; realizar emprestimos e devolucoes; ordenar livros por titulo; gerar relatorio de exemplares indisponiveis; e persistir todos os dados em um arquivo de texto chamado biblioteca.txt.</w:t>
       </w:r>
     </w:p>
     <w:p>
       <w:r>
-        <w:t>Todos os modulos se comunicam pelo arquivo livro.h. Esse header define a struct Livro, as variaveis globais compartilhadas e os prototipos das funcoes. Cada .c implementa uma parte do sistema e inclui livro.h para acessar as definicoes comuns.</w:t>
+        <w:t>A arquitetura foi pensada para separar responsabilidades: a interface grafica fica em gui.c, a logica de negocio distribui-se em cadastro.c, busca.c, emprestimo.c, relatorio.c e utilidades.c, a persistencia em arquivo.c, e as definicoes compartilhadas em livro.h. Essa organizacao facilita a manutencao, a apresentacao academica e o entendimento de cada parte do codigo de forma independente.</w:t>
       </w:r>
     </w:p>
     <w:p>
       <w:pPr>
-        <w:spacing w:before="80" w:after="80"/>
-        <w:ind w:left="360"/>
+        <w:pStyle w:val="Heading2"/>
+      </w:pPr>
+      <w:r>
+        <w:t>1.1 Funcionalidades exigidas pela atividade</w:t>
+      </w:r>
+    </w:p>
+    <w:p>
+      <w:pPr>
+        <w:pStyle w:val="ListNumber"/>
+      </w:pPr>
+      <w:r>
+        <w:t>Cadastrar livros com todos os campos da struct Livro</w:t>
+      </w:r>
+    </w:p>
+    <w:p>
+      <w:pPr>
+        <w:pStyle w:val="ListNumber"/>
+      </w:pPr>
+      <w:r>
+        <w:t>Listar todos os livros cadastrados na memoria</w:t>
+      </w:r>
+    </w:p>
+    <w:p>
+      <w:pPr>
+        <w:pStyle w:val="ListNumber"/>
+      </w:pPr>
+      <w:r>
+        <w:t>Buscar livro por codigo (identificador unico)</w:t>
+      </w:r>
+    </w:p>
+    <w:p>
+      <w:pPr>
+        <w:pStyle w:val="ListNumber"/>
+      </w:pPr>
+      <w:r>
+        <w:t>Buscar livro por titulo (busca parcial, aceita parte do nome)</w:t>
+      </w:r>
+    </w:p>
+    <w:p>
+      <w:pPr>
+        <w:pStyle w:val="ListNumber"/>
+      </w:pPr>
+      <w:r>
+        <w:t>Emprestar livro, diminuindo a quantidade disponivel</w:t>
+      </w:r>
+    </w:p>
+    <w:p>
+      <w:pPr>
+        <w:pStyle w:val="ListNumber"/>
+      </w:pPr>
+      <w:r>
+        <w:t>Devolver livro, aumentando a quantidade disponivel</w:t>
+      </w:r>
+    </w:p>
+    <w:p>
+      <w:pPr>
+        <w:pStyle w:val="ListNumber"/>
+      </w:pPr>
+      <w:r>
+        <w:t>Ordenar o vetor de livros em ordem alfabetica por titulo</w:t>
+      </w:r>
+    </w:p>
+    <w:p>
+      <w:pPr>
+        <w:pStyle w:val="ListNumber"/>
+      </w:pPr>
+      <w:r>
+        <w:t>Gerar relatorio apenas dos livros com quantidade zero</w:t>
+      </w:r>
+    </w:p>
+    <w:p>
+      <w:pPr>
+        <w:pStyle w:val="ListNumber"/>
+      </w:pPr>
+      <w:r>
+        <w:t>Salvar e carregar dados automaticamente em arquivo de texto</w:t>
+      </w:r>
+    </w:p>
+    <w:p>
+      <w:pPr>
+        <w:pStyle w:val="Heading2"/>
+      </w:pPr>
+      <w:r>
+        <w:t>1.2 Estrutura de arquivos do projeto</w:t>
+      </w:r>
+    </w:p>
+    <w:p>
+      <w:pPr>
+        <w:spacing w:before="120" w:after="120"/>
+        <w:ind w:left="432"/>
       </w:pPr>
       <w:r>
         <w:rPr>
           <w:rFonts w:ascii="Consolas" w:hAnsi="Consolas"/>
           <w:sz w:val="18"/>
         </w:rPr>
-        <w:t>livro.h  --&gt;  contrato (struct + prototipos)</w:t>
+        <w:t>Sistema de Biblioteca/</w:t>
         <w:br/>
-        <w:t>main.c   --&gt;  inicia o programa</w:t>
+        <w:t xml:space="preserve">  livro.h          -&gt; definicoes compartilhadas (struct, prototipos)</w:t>
         <w:br/>
-        <w:t>gui.c    --&gt;  interface grafica (WinAPI)</w:t>
+        <w:t xml:space="preserve">  main.c           -&gt; ponto de entrada do programa</w:t>
         <w:br/>
-        <w:t>cadastro.c, busca.c, emprestimo.c, relatorio.c, utilidades.c  --&gt;  logica</w:t>
+        <w:t xml:space="preserve">  gui.c            -&gt; interface grafica (janela, botoes, campos)</w:t>
         <w:br/>
-        <w:t>arquivo.c  --&gt;  salvar/carregar biblioteca.txt</w:t>
+        <w:t xml:space="preserve">  cadastro.c       -&gt; vetor dinamico, inserir e listar livros</w:t>
+        <w:br/>
+        <w:t xml:space="preserve">  busca.c          -&gt; busca por codigo e por titulo</w:t>
+        <w:br/>
+        <w:t xml:space="preserve">  emprestimo.c     -&gt; emprestimo e devolucao</w:t>
+        <w:br/>
+        <w:t xml:space="preserve">  relatorio.c      -&gt; ordenacao e relatorio de indisponiveis</w:t>
+        <w:br/>
+        <w:t xml:space="preserve">  utilidades.c     -&gt; funcoes auxiliares internas</w:t>
+        <w:br/>
+        <w:t xml:space="preserve">  arquivo.c        -&gt; salvar/carregar biblioteca.txt</w:t>
+        <w:br/>
+        <w:t xml:space="preserve">  biblioteca.exe   -&gt; programa compilado (executavel)</w:t>
+        <w:br/>
+        <w:t xml:space="preserve">  biblioteca.txt   -&gt; dados salvos pelo programa</w:t>
       </w:r>
     </w:p>
     <w:p>
@@ -167,47 +191,102 @@
         <w:pStyle w:val="Heading1"/>
       </w:pPr>
       <w:r>
-        <w:t>3. Fluxo de Execucao</w:t>
+        <w:t>2. Arquitetura e Fluxo de Dados</w:t>
       </w:r>
     </w:p>
     <w:p>
       <w:pPr>
-        <w:pStyle w:val="ListBullet"/>
+        <w:pStyle w:val="Heading2"/>
       </w:pPr>
       <w:r>
-        <w:t>1. O programa inicia em main.c</w:t>
+        <w:t>2.1 Como os arquivos se comunicam</w:t>
       </w:r>
     </w:p>
     <w:p>
-      <w:pPr>
-        <w:pStyle w:val="ListBullet"/>
-      </w:pPr>
       <w:r>
-        <w:t>2. carregarArquivo() le biblioteca.txt se existir</w:t>
+        <w:t>O arquivo livro.h funciona como um contrato entre todos os modulos. Ele define a struct Livro (formato dos dados), declara as variaveis globais compartilhadas (livros, total, capacidade) e lista os prototipos de todas as funcoes publicas. Cada arquivo .c inclui livro.h com #include e assim passa a conhecer os tipos e funcoes do sistema.</w:t>
       </w:r>
     </w:p>
     <w:p>
-      <w:pPr>
-        <w:pStyle w:val="ListBullet"/>
-      </w:pPr>
       <w:r>
-        <w:t>3. iniciarGUI() abre a janela e entra no loop de mensagens</w:t>
+        <w:t>As variaveis globais sao definidas em cadastro.c (Livro *livros, int total, int capacidade) e declaradas como extern em livro.h. Os demais arquivos usam essas variaveis para acessar o vetor de livros sem precisar passa-lo como parametro em todas as funcoes.</w:t>
       </w:r>
     </w:p>
     <w:p>
       <w:pPr>
-        <w:pStyle w:val="ListBullet"/>
+        <w:pStyle w:val="Heading2"/>
       </w:pPr>
       <w:r>
-        <w:t>4. O usuario clica em botoes; gui.c chama as funcoes de logica</w:t>
+        <w:t>2.2 Fluxo completo de execucao</w:t>
       </w:r>
     </w:p>
     <w:p>
       <w:pPr>
-        <w:pStyle w:val="ListBullet"/>
+        <w:pStyle w:val="ListNumber"/>
       </w:pPr>
       <w:r>
-        <w:t>5. Ao fechar a janela, salvarArquivo() grava os dados e free() libera a memoria</w:t>
+        <w:t>Usuario executa biblioteca.exe</w:t>
+      </w:r>
+    </w:p>
+    <w:p>
+      <w:pPr>
+        <w:pStyle w:val="ListNumber"/>
+      </w:pPr>
+      <w:r>
+        <w:t>main() chama carregarArquivo() - se biblioteca.txt existir, os livros voltam para a memoria</w:t>
+      </w:r>
+    </w:p>
+    <w:p>
+      <w:pPr>
+        <w:pStyle w:val="ListNumber"/>
+      </w:pPr>
+      <w:r>
+        <w:t>main() chama iniciarGUI() - abre a janela e entra no loop de mensagens do Windows</w:t>
+      </w:r>
+    </w:p>
+    <w:p>
+      <w:pPr>
+        <w:pStyle w:val="ListNumber"/>
+      </w:pPr>
+      <w:r>
+        <w:t>Usuario interage com botoes e campos; gui.c le os dados da tela e chama funcoes de logica</w:t>
+      </w:r>
+    </w:p>
+    <w:p>
+      <w:pPr>
+        <w:pStyle w:val="ListNumber"/>
+      </w:pPr>
+      <w:r>
+        <w:t>As funcoes de logica alteram o vetor livros[] na memoria</w:t>
+      </w:r>
+    </w:p>
+    <w:p>
+      <w:pPr>
+        <w:pStyle w:val="ListNumber"/>
+      </w:pPr>
+      <w:r>
+        <w:t>Resultados sao formatados em texto e exibidos na area de saida da janela</w:t>
+      </w:r>
+    </w:p>
+    <w:p>
+      <w:pPr>
+        <w:pStyle w:val="ListNumber"/>
+      </w:pPr>
+      <w:r>
+        <w:t>Ao fechar a janela, iniciarGUI() chama salvarArquivo() e free(livros) antes de encerrar</w:t>
+      </w:r>
+    </w:p>
+    <w:p>
+      <w:pPr>
+        <w:pStyle w:val="Heading2"/>
+      </w:pPr>
+      <w:r>
+        <w:t>2.3 Papel da memoria dinamica</w:t>
+      </w:r>
+    </w:p>
+    <w:p>
+      <w:r>
+        <w:t>O sistema nao sabe antecipadamente quantos livros serao cadastrados. Por isso o vetor livros e alocado dinamicamente com malloc e realloc. A variavel capacidade guarda quantos livros cabem no bloco atual de memoria; total guarda quantos estao de fato cadastrados. Quando total atinge capacidade, o vetor dobra de tamanho com realloc antes de inserir um novo livro. Ao encerrar o programa, free(livros) devolve a memoria ao sistema.</w:t>
       </w:r>
     </w:p>
     <w:p>
@@ -220,7 +299,7 @@
         <w:pStyle w:val="Heading1"/>
       </w:pPr>
       <w:r>
-        <w:t>4. livro.h</w:t>
+        <w:t>3. livro.h - Cabecalho do Sistema</w:t>
       </w:r>
     </w:p>
     <w:p>
@@ -228,12 +307,12 @@
         <w:pStyle w:val="Heading2"/>
       </w:pPr>
       <w:r>
-        <w:t>Funcao do arquivo</w:t>
+        <w:t>3.1 Para que serve este arquivo</w:t>
       </w:r>
     </w:p>
     <w:p>
       <w:r>
-        <w:t>Arquivo de cabecalho (header). Centraliza a definicao da struct Livro, declara as variaveis globais usadas em todo o sistema e lista os prototipos de todas as funcoes. Qualquer .c que precise usar livros inclui este arquivo com #include "livro.h".</w:t>
+        <w:t>Em C, arquivos com extensao .h sao cabecalhos (headers). Eles concentram definicoes que varios arquivos .c precisam compartilhar. Sem o livro.h, cada .c teria que repetir a struct Livro e as declaracoes de funcoes, o que geraria erros de compilacao e dificultaria a manutencao. O livro.h e incluido em todos os modulos com #include "livro.h".</w:t>
       </w:r>
     </w:p>
     <w:p>
@@ -241,115 +320,119 @@
         <w:pStyle w:val="Heading2"/>
       </w:pPr>
       <w:r>
-        <w:t>Blocos do codigo</w:t>
-      </w:r>
-    </w:p>
-    <w:p>
-      <w:pPr>
-        <w:pStyle w:val="Heading3"/>
-      </w:pPr>
-      <w:r>
-        <w:t>Protecao de inclusao (#ifndef / #define / #endif)</w:t>
+        <w:t>3.2 Protecao contra inclusao duplicada</w:t>
       </w:r>
     </w:p>
     <w:p>
       <w:r>
-        <w:t>Evita que o header seja processado duas vezes pelo compilador.</w:t>
+        <w:t>As linhas #ifndef LIVRO_H, #define LIVRO_H e #endif no final formam um guarda de inclusao. Se o compilador tentar processar livro.h duas vezes no mesmo arquivo, a segunda vez sera ignorada. Isso evita erro de redefinicao da struct Livro.</w:t>
       </w:r>
     </w:p>
     <w:p>
       <w:pPr>
-        <w:pStyle w:val="Heading3"/>
+        <w:pStyle w:val="Heading2"/>
       </w:pPr>
       <w:r>
-        <w:t>Struct Livro</w:t>
+        <w:t>3.3 Struct Livro - explicacao campo a campo</w:t>
+      </w:r>
+    </w:p>
+    <w:p>
+      <w:pPr>
+        <w:spacing w:before="120" w:after="120"/>
+        <w:ind w:left="432"/>
+      </w:pPr>
+      <w:r>
+        <w:rPr>
+          <w:rFonts w:ascii="Consolas" w:hAnsi="Consolas"/>
+          <w:sz w:val="18"/>
+        </w:rPr>
+        <w:t>typedef struct {</w:t>
+        <w:br/>
+        <w:t xml:space="preserve">    int codigo;           // identificador unico do livro</w:t>
+        <w:br/>
+        <w:t xml:space="preserve">    char titulo[100];     // nome do livro (ate 99 caracteres + \0)</w:t>
+        <w:br/>
+        <w:t xml:space="preserve">    char autor[100];      // nome do autor</w:t>
+        <w:br/>
+        <w:t xml:space="preserve">    int ano;              // ano de publicacao</w:t>
+        <w:br/>
+        <w:t xml:space="preserve">    int quantidade;       // exemplares disponiveis na biblioteca</w:t>
+        <w:br/>
+        <w:t>} Livro;</w:t>
+      </w:r>
+    </w:p>
+    <w:p>
+      <w:pPr>
+        <w:pStyle w:val="ListBullet"/>
+      </w:pPr>
+      <w:r>
+        <w:t>codigo (int): numero inteiro que identifica cada livro. Nao pode repetir no cadastro.</w:t>
+      </w:r>
+    </w:p>
+    <w:p>
+      <w:pPr>
+        <w:pStyle w:val="ListBullet"/>
+      </w:pPr>
+      <w:r>
+        <w:t>titulo (char[100]): vetor de caracteres com tamanho fixo de 100. Armazena o nome do livro.</w:t>
+      </w:r>
+    </w:p>
+    <w:p>
+      <w:pPr>
+        <w:pStyle w:val="ListBullet"/>
+      </w:pPr>
+      <w:r>
+        <w:t>autor (char[100]): mesmo tipo do titulo, armazena o nome do autor.</w:t>
+      </w:r>
+    </w:p>
+    <w:p>
+      <w:pPr>
+        <w:pStyle w:val="ListBullet"/>
+      </w:pPr>
+      <w:r>
+        <w:t>ano (int): ano de publicacao, usado como informacao descritiva.</w:t>
+      </w:r>
+    </w:p>
+    <w:p>
+      <w:pPr>
+        <w:pStyle w:val="ListBullet"/>
+      </w:pPr>
+      <w:r>
+        <w:t>quantidade (int): quantos exemplares estao disponiveis. Diminui no emprestimo e aumenta na devolucao.</w:t>
+      </w:r>
+    </w:p>
+    <w:p>
+      <w:pPr>
+        <w:pStyle w:val="Heading2"/>
+      </w:pPr>
+      <w:r>
+        <w:t>3.4 Variaveis globais com extern</w:t>
       </w:r>
     </w:p>
     <w:p>
       <w:r>
-        <w:t>Define os 5 campos de um livro: codigo, titulo, autor, ano e quantidade.</w:t>
+        <w:t>As tres linhas extern informam ao compilador que essas variaveis existem em algum .c do projeto (definidas em cadastro.c), mas podem ser usadas em qualquer arquivo que inclua livro.h. Livro *livros e um ponteiro para o vetor dinamico; total conta quantos livros existem; capacidade indica o tamanho alocado do vetor.</w:t>
       </w:r>
     </w:p>
     <w:p>
       <w:pPr>
-        <w:pStyle w:val="Heading3"/>
+        <w:pStyle w:val="Heading2"/>
       </w:pPr>
       <w:r>
-        <w:t>Variaveis extern</w:t>
+        <w:t>3.5 Prototipos de funcoes</w:t>
       </w:r>
     </w:p>
     <w:p>
       <w:r>
-        <w:t>Informa que livros, total e capacidade existem em cadastro.c e podem ser usadas nos outros arquivos.</w:t>
+        <w:t>Cada linha como int inserirLivro(Livro novo); e um prototipo: declara o nome da funcao, o tipo de retorno e os parametros, sem mostrar a implementacao. Isso permite que gui.c chame inserirLivro() mesmo que a funcao esteja implementada em cadastro.c. O compilador verifica se a chamada esta correta; o linker une os arquivos .o no executavel final.</w:t>
       </w:r>
     </w:p>
     <w:p>
       <w:pPr>
-        <w:pStyle w:val="Heading3"/>
+        <w:pStyle w:val="Heading2"/>
       </w:pPr>
       <w:r>
-        <w:t>Prototipos de funcoes</w:t>
-      </w:r>
-    </w:p>
-    <w:p>
-      <w:r>
-        <w:t>Declara o nome, parametros e retorno de cada funcao sem implementa-las.</w:t>
-      </w:r>
-    </w:p>
-    <w:p>
-      <w:pPr>
-        <w:pStyle w:val="Heading2"/>
-      </w:pPr>
-      <w:r>
-        <w:t>Funcionalidades</w:t>
-      </w:r>
-    </w:p>
-    <w:p>
-      <w:pPr>
-        <w:pStyle w:val="ListBullet"/>
-      </w:pPr>
-      <w:r>
-        <w:t>Livro: tipo de dado que representa um livro</w:t>
-      </w:r>
-    </w:p>
-    <w:p>
-      <w:pPr>
-        <w:pStyle w:val="ListBullet"/>
-      </w:pPr>
-      <w:r>
-        <w:t>extern Livro *livros: ponteiro para o vetor dinamico de livros</w:t>
-      </w:r>
-    </w:p>
-    <w:p>
-      <w:pPr>
-        <w:pStyle w:val="ListBullet"/>
-      </w:pPr>
-      <w:r>
-        <w:t>extern int total: quantidade de livros cadastrados</w:t>
-      </w:r>
-    </w:p>
-    <w:p>
-      <w:pPr>
-        <w:pStyle w:val="ListBullet"/>
-      </w:pPr>
-      <w:r>
-        <w:t>extern int capacidade: tamanho atual alocado do vetor</w:t>
-      </w:r>
-    </w:p>
-    <w:p>
-      <w:pPr>
-        <w:pStyle w:val="ListBullet"/>
-      </w:pPr>
-      <w:r>
-        <w:t>Prototipos: permitem que gui.c chame inserirLivro(), buscarLivroPorCodigo(), etc.</w:t>
-      </w:r>
-    </w:p>
-    <w:p>
-      <w:pPr>
-        <w:pStyle w:val="Heading2"/>
-      </w:pPr>
-      <w:r>
-        <w:t>Palavras-chave</w:t>
+        <w:t>3.6 Palavras-chave de livro.h</w:t>
       </w:r>
     </w:p>
     <w:tbl>
@@ -371,9 +454,6 @@
           </w:tcPr>
           <w:p>
             <w:r>
-              <w:rPr>
-                <w:b/>
-              </w:rPr>
               <w:t>Palavra-chave</w:t>
             </w:r>
           </w:p>
@@ -385,9 +465,6 @@
           </w:tcPr>
           <w:p>
             <w:r>
-              <w:rPr>
-                <w:b/>
-              </w:rPr>
               <w:t>Significado</w:t>
             </w:r>
           </w:p>
@@ -399,10 +476,39 @@
           </w:tcPr>
           <w:p>
             <w:r>
-              <w:rPr>
-                <w:b/>
-              </w:rPr>
               <w:t>Exemplo no arquivo</w:t>
+            </w:r>
+          </w:p>
+        </w:tc>
+      </w:tr>
+      <w:tr>
+        <w:tc>
+          <w:tcPr>
+            <w:tcW w:type="dxa" w:w="3120"/>
+          </w:tcPr>
+          <w:p>
+            <w:r>
+              <w:t>#ifndef / #define / #endif</w:t>
+            </w:r>
+          </w:p>
+        </w:tc>
+        <w:tc>
+          <w:tcPr>
+            <w:tcW w:type="dxa" w:w="3120"/>
+          </w:tcPr>
+          <w:p>
+            <w:r>
+              <w:t>Evita que o header seja incluido duas vezes</w:t>
+            </w:r>
+          </w:p>
+        </w:tc>
+        <w:tc>
+          <w:tcPr>
+            <w:tcW w:type="dxa" w:w="3120"/>
+          </w:tcPr>
+          <w:p>
+            <w:r>
+              <w:t>#ifndef LIVRO_H ... #endif</w:t>
             </w:r>
           </w:p>
         </w:tc>
@@ -424,7 +530,7 @@
           </w:tcPr>
           <w:p>
             <w:r>
-              <w:t>Cria um novo tipo de dado</w:t>
+              <w:t>Cria um novo tipo de dado chamado Livro</w:t>
             </w:r>
           </w:p>
         </w:tc>
@@ -435,6 +541,70 @@
           <w:p>
             <w:r>
               <w:t>typedef struct { ... } Livro;</w:t>
+            </w:r>
+          </w:p>
+        </w:tc>
+      </w:tr>
+      <w:tr>
+        <w:tc>
+          <w:tcPr>
+            <w:tcW w:type="dxa" w:w="3120"/>
+          </w:tcPr>
+          <w:p>
+            <w:r>
+              <w:t>int</w:t>
+            </w:r>
+          </w:p>
+        </w:tc>
+        <w:tc>
+          <w:tcPr>
+            <w:tcW w:type="dxa" w:w="3120"/>
+          </w:tcPr>
+          <w:p>
+            <w:r>
+              <w:t>Tipo inteiro para codigo, ano e quantidade</w:t>
+            </w:r>
+          </w:p>
+        </w:tc>
+        <w:tc>
+          <w:tcPr>
+            <w:tcW w:type="dxa" w:w="3120"/>
+          </w:tcPr>
+          <w:p>
+            <w:r>
+              <w:t>int codigo;</w:t>
+            </w:r>
+          </w:p>
+        </w:tc>
+      </w:tr>
+      <w:tr>
+        <w:tc>
+          <w:tcPr>
+            <w:tcW w:type="dxa" w:w="3120"/>
+          </w:tcPr>
+          <w:p>
+            <w:r>
+              <w:t>char[100]</w:t>
+            </w:r>
+          </w:p>
+        </w:tc>
+        <w:tc>
+          <w:tcPr>
+            <w:tcW w:type="dxa" w:w="3120"/>
+          </w:tcPr>
+          <w:p>
+            <w:r>
+              <w:t>Vetor de caracteres com tamanho fixo</w:t>
+            </w:r>
+          </w:p>
+        </w:tc>
+        <w:tc>
+          <w:tcPr>
+            <w:tcW w:type="dxa" w:w="3120"/>
+          </w:tcPr>
+          <w:p>
+            <w:r>
+              <w:t>char titulo[100];</w:t>
             </w:r>
           </w:p>
         </w:tc>
@@ -478,7 +648,7 @@
           </w:tcPr>
           <w:p>
             <w:r>
-              <w:t>int / void</w:t>
+              <w:t>Livro *</w:t>
             </w:r>
           </w:p>
         </w:tc>
@@ -488,7 +658,39 @@
           </w:tcPr>
           <w:p>
             <w:r>
-              <w:t>Tipo de retorno da funcao</w:t>
+              <w:t>Ponteiro para struct Livro (vetor dinamico)</w:t>
+            </w:r>
+          </w:p>
+        </w:tc>
+        <w:tc>
+          <w:tcPr>
+            <w:tcW w:type="dxa" w:w="3120"/>
+          </w:tcPr>
+          <w:p>
+            <w:r>
+              <w:t>extern Livro *livros;</w:t>
+            </w:r>
+          </w:p>
+        </w:tc>
+      </w:tr>
+      <w:tr>
+        <w:tc>
+          <w:tcPr>
+            <w:tcW w:type="dxa" w:w="3120"/>
+          </w:tcPr>
+          <w:p>
+            <w:r>
+              <w:t>Prototipo</w:t>
+            </w:r>
+          </w:p>
+        </w:tc>
+        <w:tc>
+          <w:tcPr>
+            <w:tcW w:type="dxa" w:w="3120"/>
+          </w:tcPr>
+          <w:p>
+            <w:r>
+              <w:t>Declaracao de funcao sem implementacao</w:t>
             </w:r>
           </w:p>
         </w:tc>
@@ -510,7 +712,7 @@
           </w:tcPr>
           <w:p>
             <w:r>
-              <w:t>#ifndef LIVRO_H</w:t>
+              <w:t>void</w:t>
             </w:r>
           </w:p>
         </w:tc>
@@ -520,7 +722,7 @@
           </w:tcPr>
           <w:p>
             <w:r>
-              <w:t>Evita inclusao duplicada</w:t>
+              <w:t>Funcao que nao retorna valor</w:t>
             </w:r>
           </w:p>
         </w:tc>
@@ -530,7 +732,7 @@
           </w:tcPr>
           <w:p>
             <w:r>
-              <w:t>#ifndef LIVRO_H ... #endif</w:t>
+              <w:t>void carregarArquivo(void);</w:t>
             </w:r>
           </w:p>
         </w:tc>
@@ -538,138 +740,101 @@
     </w:tbl>
     <w:p/>
     <w:p>
-      <w:pPr>
-        <w:pStyle w:val="Heading2"/>
-      </w:pPr>
       <w:r>
-        <w:t>Exemplo de codigo</w:t>
+        <w:br w:type="page"/>
       </w:r>
     </w:p>
     <w:p>
       <w:pPr>
-        <w:spacing w:before="80" w:after="80"/>
-        <w:ind w:left="360"/>
+        <w:pStyle w:val="Heading1"/>
+      </w:pPr>
+      <w:r>
+        <w:t>4. main.c - Ponto de Entrada</w:t>
+      </w:r>
+    </w:p>
+    <w:p>
+      <w:pPr>
+        <w:pStyle w:val="Heading2"/>
+      </w:pPr>
+      <w:r>
+        <w:t>4.1 Para que serve este arquivo</w:t>
+      </w:r>
+    </w:p>
+    <w:p>
+      <w:r>
+        <w:t>Todo programa em C comeca pela funcao main(). Este arquivo e o mais simples do projeto: ele apenas coordena a inicializacao. Nao contem logica de livros nem interface; apenas chama as funcoes responsaveis por carregar dados e abrir a tela.</w:t>
+      </w:r>
+    </w:p>
+    <w:p>
+      <w:pPr>
+        <w:pStyle w:val="Heading2"/>
+      </w:pPr>
+      <w:r>
+        <w:t>4.2 Linha a linha</w:t>
+      </w:r>
+    </w:p>
+    <w:p>
+      <w:pPr>
+        <w:spacing w:before="120" w:after="120"/>
+        <w:ind w:left="432"/>
       </w:pPr>
       <w:r>
         <w:rPr>
           <w:rFonts w:ascii="Consolas" w:hAnsi="Consolas"/>
           <w:sz w:val="18"/>
         </w:rPr>
-        <w:t>typedef struct {</w:t>
-        <w:br/>
-        <w:t xml:space="preserve">    int codigo;</w:t>
-        <w:br/>
-        <w:t xml:space="preserve">    char titulo[100];</w:t>
-        <w:br/>
-        <w:t xml:space="preserve">    char autor[100];</w:t>
-        <w:br/>
-        <w:t xml:space="preserve">    int ano;</w:t>
-        <w:br/>
-        <w:t xml:space="preserve">    int quantidade;</w:t>
-        <w:br/>
-        <w:t>} Livro;</w:t>
+        <w:t>#include "livro.h"     // traz struct Livro e prototipos das funcoes</w:t>
         <w:br/>
         <w:br/>
-        <w:t>extern Livro *livros;</w:t>
+        <w:t>int main(void) {</w:t>
         <w:br/>
-        <w:t>extern int total;</w:t>
+        <w:t xml:space="preserve">    carregarArquivo();  // tenta ler biblioteca.txt para a memoria</w:t>
         <w:br/>
-        <w:t>extern int capacidade;</w:t>
+        <w:t xml:space="preserve">    iniciarGUI();       // abre janela; so retorna quando usuario fechar</w:t>
+        <w:br/>
+        <w:t xml:space="preserve">    return 0;           // informa ao sistema que terminou sem erro</w:t>
+        <w:br/>
+        <w:t>}</w:t>
       </w:r>
     </w:p>
     <w:p>
       <w:pPr>
-        <w:pStyle w:val="Heading1"/>
+        <w:pStyle w:val="ListBullet"/>
       </w:pPr>
       <w:r>
-        <w:t>5. main.c</w:t>
+        <w:t>#include "livro.h": o compilador precisa conhecer carregarArquivo() e iniciarGUI() antes de compilar main.c.</w:t>
       </w:r>
     </w:p>
     <w:p>
       <w:pPr>
-        <w:pStyle w:val="Heading2"/>
+        <w:pStyle w:val="ListBullet"/>
       </w:pPr>
       <w:r>
-        <w:t>Funcao do arquivo</w:t>
+        <w:t>carregarArquivo(): definida em arquivo.c. Se biblioteca.txt nao existir, nao faz nada.</w:t>
       </w:r>
     </w:p>
     <w:p>
+      <w:pPr>
+        <w:pStyle w:val="ListBullet"/>
+      </w:pPr>
       <w:r>
-        <w:t>Ponto de entrada do programa. Tem a funcao main(), que e executada quando o usuario abre biblioteca.exe. Responsavel apenas por iniciar o carregamento dos dados e abrir a interface.</w:t>
+        <w:t>iniciarGUI(): definida em gui.c. Contem o loop principal; o programa fica aqui ate o usuario fechar a janela.</w:t>
       </w:r>
     </w:p>
     <w:p>
       <w:pPr>
-        <w:pStyle w:val="Heading2"/>
+        <w:pStyle w:val="ListBullet"/>
       </w:pPr>
       <w:r>
-        <w:t>Blocos do codigo</w:t>
+        <w:t>return 0: padrao em C indicando execucao bem-sucedida.</w:t>
       </w:r>
     </w:p>
     <w:p>
       <w:pPr>
-        <w:pStyle w:val="Heading3"/>
+        <w:pStyle w:val="Heading2"/>
       </w:pPr>
       <w:r>
-        <w:t>#include "livro.h"</w:t>
-      </w:r>
-    </w:p>
-    <w:p>
-      <w:r>
-        <w:t>Importa as definicoes e prototipos do sistema.</w:t>
-      </w:r>
-    </w:p>
-    <w:p>
-      <w:pPr>
-        <w:pStyle w:val="Heading3"/>
-      </w:pPr>
-      <w:r>
-        <w:t>Funcao main</w:t>
-      </w:r>
-    </w:p>
-    <w:p>
-      <w:r>
-        <w:t>Sequencia de inicializacao: carregar dados, abrir GUI, retornar 0.</w:t>
-      </w:r>
-    </w:p>
-    <w:p>
-      <w:pPr>
-        <w:pStyle w:val="Heading2"/>
-      </w:pPr>
-      <w:r>
-        <w:t>Funcionalidades</w:t>
-      </w:r>
-    </w:p>
-    <w:p>
-      <w:pPr>
-        <w:pStyle w:val="ListBullet"/>
-      </w:pPr>
-      <w:r>
-        <w:t>carregarArquivo(): le livros salvos de biblioteca.txt</w:t>
-      </w:r>
-    </w:p>
-    <w:p>
-      <w:pPr>
-        <w:pStyle w:val="ListBullet"/>
-      </w:pPr>
-      <w:r>
-        <w:t>iniciarGUI(): cria a janela e executa o programa ate o usuario fechar</w:t>
-      </w:r>
-    </w:p>
-    <w:p>
-      <w:pPr>
-        <w:pStyle w:val="ListBullet"/>
-      </w:pPr>
-      <w:r>
-        <w:t>return 0: indica que o programa terminou sem erro</w:t>
-      </w:r>
-    </w:p>
-    <w:p>
-      <w:pPr>
-        <w:pStyle w:val="Heading2"/>
-      </w:pPr>
-      <w:r>
-        <w:t>Palavras-chave</w:t>
+        <w:t>4.3 Palavras-chave de main.c</w:t>
       </w:r>
     </w:p>
     <w:tbl>
@@ -691,9 +856,6 @@
           </w:tcPr>
           <w:p>
             <w:r>
-              <w:rPr>
-                <w:b/>
-              </w:rPr>
               <w:t>Palavra-chave</w:t>
             </w:r>
           </w:p>
@@ -705,9 +867,6 @@
           </w:tcPr>
           <w:p>
             <w:r>
-              <w:rPr>
-                <w:b/>
-              </w:rPr>
               <w:t>Significado</w:t>
             </w:r>
           </w:p>
@@ -719,9 +878,6 @@
           </w:tcPr>
           <w:p>
             <w:r>
-              <w:rPr>
-                <w:b/>
-              </w:rPr>
               <w:t>Exemplo no arquivo</w:t>
             </w:r>
           </w:p>
@@ -744,7 +900,7 @@
           </w:tcPr>
           <w:p>
             <w:r>
-              <w:t>Inclui o header do projeto</w:t>
+              <w:t>Inclui definicoes de outro arquivo</w:t>
             </w:r>
           </w:p>
         </w:tc>
@@ -776,7 +932,7 @@
           </w:tcPr>
           <w:p>
             <w:r>
-              <w:t>Funcao principal do programa</w:t>
+              <w:t>Funcao principal, ponto de entrada do programa</w:t>
             </w:r>
           </w:p>
         </w:tc>
@@ -808,7 +964,7 @@
           </w:tcPr>
           <w:p>
             <w:r>
-              <w:t>Finaliza com sucesso</w:t>
+              <w:t>Encerra o programa com sucesso</w:t>
             </w:r>
           </w:p>
         </w:tc>
@@ -826,28 +982,150 @@
     </w:tbl>
     <w:p/>
     <w:p>
-      <w:pPr>
-        <w:pStyle w:val="Heading2"/>
-      </w:pPr>
       <w:r>
-        <w:t>Exemplo de codigo</w:t>
+        <w:br w:type="page"/>
       </w:r>
     </w:p>
     <w:p>
       <w:pPr>
-        <w:spacing w:before="80" w:after="80"/>
-        <w:ind w:left="360"/>
+        <w:pStyle w:val="Heading1"/>
+      </w:pPr>
+      <w:r>
+        <w:t>5. cadastro.c - Vetor Dinamico e Cadastro</w:t>
+      </w:r>
+    </w:p>
+    <w:p>
+      <w:pPr>
+        <w:pStyle w:val="Heading2"/>
+      </w:pPr>
+      <w:r>
+        <w:t>5.1 Para que serve este arquivo</w:t>
+      </w:r>
+    </w:p>
+    <w:p>
+      <w:r>
+        <w:t>Este e o nucleo de armazenamento do sistema. Aqui as variaveis globais livros, total e capacidade sao definidas (nao apenas declaradas). A funcao inserirLivro() adiciona novos livros ao vetor com validacao de codigo duplicado e expansao automatica de memoria. A funcao montarListaLivros() percorre o vetor e monta um texto com todos os livros para exibir na interface.</w:t>
+      </w:r>
+    </w:p>
+    <w:p>
+      <w:pPr>
+        <w:pStyle w:val="Heading2"/>
+      </w:pPr>
+      <w:r>
+        <w:t>5.2 Variaveis globais definidas aqui</w:t>
+      </w:r>
+    </w:p>
+    <w:p>
+      <w:pPr>
+        <w:pStyle w:val="ListBullet"/>
+      </w:pPr>
+      <w:r>
+        <w:t>Livro *livros = NULL: ponteiro inicia nulo (nenhuma memoria alocada ainda).</w:t>
+      </w:r>
+    </w:p>
+    <w:p>
+      <w:pPr>
+        <w:pStyle w:val="ListBullet"/>
+      </w:pPr>
+      <w:r>
+        <w:t>int total = 0: comeca sem nenhum livro cadastrado.</w:t>
+      </w:r>
+    </w:p>
+    <w:p>
+      <w:pPr>
+        <w:pStyle w:val="ListBullet"/>
+      </w:pPr>
+      <w:r>
+        <w:t>int capacidade = 0: vetor ainda nao tem espaco reservado.</w:t>
+      </w:r>
+    </w:p>
+    <w:p>
+      <w:pPr>
+        <w:pStyle w:val="Heading2"/>
+      </w:pPr>
+      <w:r>
+        <w:t>5.3 Funcao inserirLivro - passo a passo</w:t>
+      </w:r>
+    </w:p>
+    <w:p>
+      <w:pPr>
+        <w:pStyle w:val="ListNumber"/>
+      </w:pPr>
+      <w:r>
+        <w:t>Recebe um Livro novo por valor (copia da struct).</w:t>
+      </w:r>
+    </w:p>
+    <w:p>
+      <w:pPr>
+        <w:pStyle w:val="ListNumber"/>
+      </w:pPr>
+      <w:r>
+        <w:t>Chama buscarIndicePorCodigo(novo.codigo). Se retornar diferente de -1, o codigo ja existe: retorna 1.</w:t>
+      </w:r>
+    </w:p>
+    <w:p>
+      <w:pPr>
+        <w:pStyle w:val="ListNumber"/>
+      </w:pPr>
+      <w:r>
+        <w:t>Se total == capacidade, o vetor esta cheio. Calcula novaCap (2 se primeira vez, senao dobra).</w:t>
+      </w:r>
+    </w:p>
+    <w:p>
+      <w:pPr>
+        <w:pStyle w:val="ListNumber"/>
+      </w:pPr>
+      <w:r>
+        <w:t>Chama realloc para expandir. Se retornar NULL, falhou: retorna 2.</w:t>
+      </w:r>
+    </w:p>
+    <w:p>
+      <w:pPr>
+        <w:pStyle w:val="ListNumber"/>
+      </w:pPr>
+      <w:r>
+        <w:t>Atualiza livros e capacidade com os novos valores.</w:t>
+      </w:r>
+    </w:p>
+    <w:p>
+      <w:pPr>
+        <w:pStyle w:val="ListNumber"/>
+      </w:pPr>
+      <w:r>
+        <w:t>Copia novo para livros[total], incrementa total e retorna 0 (sucesso).</w:t>
+      </w:r>
+    </w:p>
+    <w:p>
+      <w:pPr>
+        <w:spacing w:before="120" w:after="120"/>
+        <w:ind w:left="432"/>
       </w:pPr>
       <w:r>
         <w:rPr>
           <w:rFonts w:ascii="Consolas" w:hAnsi="Consolas"/>
           <w:sz w:val="18"/>
         </w:rPr>
-        <w:t>int main(void) {</w:t>
+        <w:t>int inserirLivro(Livro novo) {</w:t>
         <w:br/>
-        <w:t xml:space="preserve">    carregarArquivo();</w:t>
+        <w:t xml:space="preserve">    if (buscarIndicePorCodigo(novo.codigo) != -1) return 1;</w:t>
         <w:br/>
-        <w:t xml:space="preserve">    iniciarGUI();</w:t>
+        <w:t xml:space="preserve">    if (total == capacidade) {</w:t>
+        <w:br/>
+        <w:t xml:space="preserve">        int novaCap = capacidade == 0 ? 2 : capacidade * 2;</w:t>
+        <w:br/>
+        <w:t xml:space="preserve">        Livro *temp = realloc(livros, novaCap * sizeof(Livro));</w:t>
+        <w:br/>
+        <w:t xml:space="preserve">        if (temp == NULL) return 2;</w:t>
+        <w:br/>
+        <w:t xml:space="preserve">        livros = temp;</w:t>
+        <w:br/>
+        <w:t xml:space="preserve">        capacidade = novaCap;</w:t>
+        <w:br/>
+        <w:t xml:space="preserve">    }</w:t>
+        <w:br/>
+        <w:t xml:space="preserve">    livros[total] = novo;</w:t>
+        <w:br/>
+        <w:t xml:space="preserve">    total++;</w:t>
         <w:br/>
         <w:t xml:space="preserve">    return 0;</w:t>
         <w:br/>
@@ -856,110 +1134,58 @@
     </w:p>
     <w:p>
       <w:pPr>
-        <w:pStyle w:val="Heading1"/>
+        <w:pStyle w:val="Heading2"/>
       </w:pPr>
       <w:r>
-        <w:t>6. cadastro.c</w:t>
+        <w:t>5.4 Funcao montarListaLivros - passo a passo</w:t>
       </w:r>
     </w:p>
     <w:p>
       <w:pPr>
-        <w:pStyle w:val="Heading2"/>
+        <w:pStyle w:val="ListNumber"/>
       </w:pPr>
       <w:r>
-        <w:t>Funcao do arquivo</w:t>
+        <w:t>Inicia buffer vazio com buffer[0] = '\0'.</w:t>
       </w:r>
     </w:p>
     <w:p>
+      <w:pPr>
+        <w:pStyle w:val="ListNumber"/>
+      </w:pPr>
       <w:r>
-        <w:t>Gerencia o vetor dinamico de livros e as operacoes de cadastro e listagem. Aqui as variaveis globais livros, total e capacidade sao definidas (nao apenas declaradas).</w:t>
+        <w:t>Se total == 0, copia mensagem 'Nenhum livro cadastrado.' e retorna.</w:t>
       </w:r>
     </w:p>
     <w:p>
       <w:pPr>
-        <w:pStyle w:val="Heading2"/>
+        <w:pStyle w:val="ListNumber"/>
       </w:pPr>
       <w:r>
-        <w:t>Blocos do codigo</w:t>
+        <w:t>Para cada indice i de 0 ate total-1, chama formatarLivro(&amp;livros[i], linha, ...).</w:t>
       </w:r>
     </w:p>
     <w:p>
       <w:pPr>
-        <w:pStyle w:val="Heading3"/>
+        <w:pStyle w:val="ListNumber"/>
       </w:pPr>
       <w:r>
-        <w:t>Variaveis globais</w:t>
+        <w:t>Concatena linha ao buffer com strncat, respeitando o tamanho maximo.</w:t>
       </w:r>
     </w:p>
     <w:p>
+      <w:pPr>
+        <w:pStyle w:val="ListNumber"/>
+      </w:pPr>
       <w:r>
-        <w:t>livros comeca NULL; total e capacidade comecam em 0.</w:t>
+        <w:t>O operador &amp; em &amp;livros[i] obtem o endereco do elemento i do vetor (ponteiro).</w:t>
       </w:r>
     </w:p>
     <w:p>
       <w:pPr>
-        <w:pStyle w:val="Heading3"/>
+        <w:pStyle w:val="Heading2"/>
       </w:pPr>
       <w:r>
-        <w:t>inserirLivro()</w:t>
-      </w:r>
-    </w:p>
-    <w:p>
-      <w:r>
-        <w:t>Valida codigo duplicado, expande vetor com realloc e adiciona o livro.</w:t>
-      </w:r>
-    </w:p>
-    <w:p>
-      <w:pPr>
-        <w:pStyle w:val="Heading3"/>
-      </w:pPr>
-      <w:r>
-        <w:t>montarListaLivros()</w:t>
-      </w:r>
-    </w:p>
-    <w:p>
-      <w:r>
-        <w:t>Percorre o vetor e monta texto com todos os livros para exibir na tela.</w:t>
-      </w:r>
-    </w:p>
-    <w:p>
-      <w:pPr>
-        <w:pStyle w:val="Heading2"/>
-      </w:pPr>
-      <w:r>
-        <w:t>Funcionalidades</w:t>
-      </w:r>
-    </w:p>
-    <w:p>
-      <w:pPr>
-        <w:pStyle w:val="ListBullet"/>
-      </w:pPr>
-      <w:r>
-        <w:t>inserirLivro(novo): retorna 0 (sucesso), 1 (codigo duplicado) ou 2 (falha de memoria)</w:t>
-      </w:r>
-    </w:p>
-    <w:p>
-      <w:pPr>
-        <w:pStyle w:val="ListBullet"/>
-      </w:pPr>
-      <w:r>
-        <w:t>montarListaLivros(buffer, tamanho): preenche buffer com texto formatado de todos os livros</w:t>
-      </w:r>
-    </w:p>
-    <w:p>
-      <w:pPr>
-        <w:pStyle w:val="ListBullet"/>
-      </w:pPr>
-      <w:r>
-        <w:t>realloc: aumenta o vetor quando total atinge capacidade (dobra o tamanho)</w:t>
-      </w:r>
-    </w:p>
-    <w:p>
-      <w:pPr>
-        <w:pStyle w:val="Heading2"/>
-      </w:pPr>
-      <w:r>
-        <w:t>Palavras-chave</w:t>
+        <w:t>5.5 Codigos de retorno de inserirLivro</w:t>
       </w:r>
     </w:p>
     <w:tbl>
@@ -981,9 +1207,6 @@
           </w:tcPr>
           <w:p>
             <w:r>
-              <w:rPr>
-                <w:b/>
-              </w:rPr>
               <w:t>Palavra-chave</w:t>
             </w:r>
           </w:p>
@@ -995,9 +1218,6 @@
           </w:tcPr>
           <w:p>
             <w:r>
-              <w:rPr>
-                <w:b/>
-              </w:rPr>
               <w:t>Significado</w:t>
             </w:r>
           </w:p>
@@ -1009,9 +1229,158 @@
           </w:tcPr>
           <w:p>
             <w:r>
-              <w:rPr>
-                <w:b/>
-              </w:rPr>
+              <w:t>Exemplo no arquivo</w:t>
+            </w:r>
+          </w:p>
+        </w:tc>
+      </w:tr>
+      <w:tr>
+        <w:tc>
+          <w:tcPr>
+            <w:tcW w:type="dxa" w:w="3120"/>
+          </w:tcPr>
+          <w:p>
+            <w:r>
+              <w:t>0</w:t>
+            </w:r>
+          </w:p>
+        </w:tc>
+        <w:tc>
+          <w:tcPr>
+            <w:tcW w:type="dxa" w:w="3120"/>
+          </w:tcPr>
+          <w:p>
+            <w:r>
+              <w:t>Livro inserido com sucesso</w:t>
+            </w:r>
+          </w:p>
+        </w:tc>
+        <w:tc>
+          <w:tcPr>
+            <w:tcW w:type="dxa" w:w="3120"/>
+          </w:tcPr>
+          <w:p>
+            <w:r>
+              <w:t>return 0;</w:t>
+            </w:r>
+          </w:p>
+        </w:tc>
+      </w:tr>
+      <w:tr>
+        <w:tc>
+          <w:tcPr>
+            <w:tcW w:type="dxa" w:w="3120"/>
+          </w:tcPr>
+          <w:p>
+            <w:r>
+              <w:t>1</w:t>
+            </w:r>
+          </w:p>
+        </w:tc>
+        <w:tc>
+          <w:tcPr>
+            <w:tcW w:type="dxa" w:w="3120"/>
+          </w:tcPr>
+          <w:p>
+            <w:r>
+              <w:t>Codigo ja cadastrado (duplicado)</w:t>
+            </w:r>
+          </w:p>
+        </w:tc>
+        <w:tc>
+          <w:tcPr>
+            <w:tcW w:type="dxa" w:w="3120"/>
+          </w:tcPr>
+          <w:p>
+            <w:r>
+              <w:t>return 1;</w:t>
+            </w:r>
+          </w:p>
+        </w:tc>
+      </w:tr>
+      <w:tr>
+        <w:tc>
+          <w:tcPr>
+            <w:tcW w:type="dxa" w:w="3120"/>
+          </w:tcPr>
+          <w:p>
+            <w:r>
+              <w:t>2</w:t>
+            </w:r>
+          </w:p>
+        </w:tc>
+        <w:tc>
+          <w:tcPr>
+            <w:tcW w:type="dxa" w:w="3120"/>
+          </w:tcPr>
+          <w:p>
+            <w:r>
+              <w:t>Falha na alocacao de memoria (realloc retornou NULL)</w:t>
+            </w:r>
+          </w:p>
+        </w:tc>
+        <w:tc>
+          <w:tcPr>
+            <w:tcW w:type="dxa" w:w="3120"/>
+          </w:tcPr>
+          <w:p>
+            <w:r>
+              <w:t>return 2;</w:t>
+            </w:r>
+          </w:p>
+        </w:tc>
+      </w:tr>
+    </w:tbl>
+    <w:p/>
+    <w:p>
+      <w:pPr>
+        <w:pStyle w:val="Heading2"/>
+      </w:pPr>
+      <w:r>
+        <w:t>5.6 Palavras-chave de cadastro.c</w:t>
+      </w:r>
+    </w:p>
+    <w:tbl>
+      <w:tblPr>
+        <w:tblStyle w:val="TableGrid"/>
+        <w:tblW w:type="auto" w:w="0"/>
+        <w:tblLook w:firstColumn="1" w:firstRow="1" w:lastColumn="0" w:lastRow="0" w:noHBand="0" w:noVBand="1" w:val="04A0"/>
+      </w:tblPr>
+      <w:tblGrid>
+        <w:gridCol w:w="3120"/>
+        <w:gridCol w:w="3120"/>
+        <w:gridCol w:w="3120"/>
+      </w:tblGrid>
+      <w:tr>
+        <w:tc>
+          <w:tcPr>
+            <w:tcW w:type="dxa" w:w="3120"/>
+            <w:shd w:fill="D9E2F3" w:val="clear"/>
+          </w:tcPr>
+          <w:p>
+            <w:r>
+              <w:t>Palavra-chave</w:t>
+            </w:r>
+          </w:p>
+        </w:tc>
+        <w:tc>
+          <w:tcPr>
+            <w:tcW w:type="dxa" w:w="3120"/>
+            <w:shd w:fill="D9E2F3" w:val="clear"/>
+          </w:tcPr>
+          <w:p>
+            <w:r>
+              <w:t>Significado</w:t>
+            </w:r>
+          </w:p>
+        </w:tc>
+        <w:tc>
+          <w:tcPr>
+            <w:tcW w:type="dxa" w:w="3120"/>
+            <w:shd w:fill="D9E2F3" w:val="clear"/>
+          </w:tcPr>
+          <w:p>
+            <w:r>
               <w:t>Exemplo no arquivo</w:t>
             </w:r>
           </w:p>
@@ -1034,7 +1403,7 @@
           </w:tcPr>
           <w:p>
             <w:r>
-              <w:t>Ponteiro para vetor dinamico</w:t>
+              <w:t>Ponteiro para vetor dinamico, inicia nulo</w:t>
             </w:r>
           </w:p>
         </w:tc>
@@ -1066,7 +1435,7 @@
           </w:tcPr>
           <w:p>
             <w:r>
-              <w:t>Realoca memoria do vetor</w:t>
+              <w:t>Expande ou reduz bloco de memoria ja alocado</w:t>
             </w:r>
           </w:p>
         </w:tc>
@@ -1076,7 +1445,7 @@
           </w:tcPr>
           <w:p>
             <w:r>
-              <w:t>livros = realloc(livros, novaCap * sizeof(Livro));</w:t>
+              <w:t>realloc(livros, novaCap * sizeof(Livro))</w:t>
             </w:r>
           </w:p>
         </w:tc>
@@ -1088,7 +1457,7 @@
           </w:tcPr>
           <w:p>
             <w:r>
-              <w:t>total++</w:t>
+              <w:t>sizeof(Livro)</w:t>
             </w:r>
           </w:p>
         </w:tc>
@@ -1098,7 +1467,7 @@
           </w:tcPr>
           <w:p>
             <w:r>
-              <w:t>Incrementa contador apos inserir</w:t>
+              <w:t>Tamanho em bytes de uma struct Livro</w:t>
             </w:r>
           </w:p>
         </w:tc>
@@ -1108,7 +1477,71 @@
           </w:tcPr>
           <w:p>
             <w:r>
-              <w:t>livros[total] = novo; total++;</w:t>
+              <w:t>novaCap * sizeof(Livro)</w:t>
+            </w:r>
+          </w:p>
+        </w:tc>
+      </w:tr>
+      <w:tr>
+        <w:tc>
+          <w:tcPr>
+            <w:tcW w:type="dxa" w:w="3120"/>
+          </w:tcPr>
+          <w:p>
+            <w:r>
+              <w:t>livros[total]</w:t>
+            </w:r>
+          </w:p>
+        </w:tc>
+        <w:tc>
+          <w:tcPr>
+            <w:tcW w:type="dxa" w:w="3120"/>
+          </w:tcPr>
+          <w:p>
+            <w:r>
+              <w:t>Acesso ao elemento na posicao total do vetor</w:t>
+            </w:r>
+          </w:p>
+        </w:tc>
+        <w:tc>
+          <w:tcPr>
+            <w:tcW w:type="dxa" w:w="3120"/>
+          </w:tcPr>
+          <w:p>
+            <w:r>
+              <w:t>livros[total] = novo;</w:t>
+            </w:r>
+          </w:p>
+        </w:tc>
+      </w:tr>
+      <w:tr>
+        <w:tc>
+          <w:tcPr>
+            <w:tcW w:type="dxa" w:w="3120"/>
+          </w:tcPr>
+          <w:p>
+            <w:r>
+              <w:t>&amp;livros[i]</w:t>
+            </w:r>
+          </w:p>
+        </w:tc>
+        <w:tc>
+          <w:tcPr>
+            <w:tcW w:type="dxa" w:w="3120"/>
+          </w:tcPr>
+          <w:p>
+            <w:r>
+              <w:t>Endereco do livro na posicao i (ponteiro)</w:t>
+            </w:r>
+          </w:p>
+        </w:tc>
+        <w:tc>
+          <w:tcPr>
+            <w:tcW w:type="dxa" w:w="3120"/>
+          </w:tcPr>
+          <w:p>
+            <w:r>
+              <w:t>formatarLivro(&amp;livros[i], linha, ...)</w:t>
             </w:r>
           </w:p>
         </w:tc>
@@ -1130,7 +1563,7 @@
           </w:tcPr>
           <w:p>
             <w:r>
-              <w:t>Concatena texto no buffer</w:t>
+              <w:t>Concatena string com limite de tamanho</w:t>
             </w:r>
           </w:p>
         </w:tc>
@@ -1140,7 +1573,39 @@
           </w:tcPr>
           <w:p>
             <w:r>
-              <w:t>strncat(buffer, linha, tamanho - strlen(buffer) - 1);</w:t>
+              <w:t>strncat(buffer, linha, tamanho - strlen(buffer) - 1)</w:t>
+            </w:r>
+          </w:p>
+        </w:tc>
+      </w:tr>
+      <w:tr>
+        <w:tc>
+          <w:tcPr>
+            <w:tcW w:type="dxa" w:w="3120"/>
+          </w:tcPr>
+          <w:p>
+            <w:r>
+              <w:t>strncpy</w:t>
+            </w:r>
+          </w:p>
+        </w:tc>
+        <w:tc>
+          <w:tcPr>
+            <w:tcW w:type="dxa" w:w="3120"/>
+          </w:tcPr>
+          <w:p>
+            <w:r>
+              <w:t>Copia string com limite</w:t>
+            </w:r>
+          </w:p>
+        </w:tc>
+        <w:tc>
+          <w:tcPr>
+            <w:tcW w:type="dxa" w:w="3120"/>
+          </w:tcPr>
+          <w:p>
+            <w:r>
+              <w:t>strncpy(buffer, "Nenhum livro...", tamanho - 1)</w:t>
             </w:r>
           </w:p>
         </w:tc>
@@ -1148,135 +1613,84 @@
     </w:tbl>
     <w:p/>
     <w:p>
-      <w:pPr>
-        <w:pStyle w:val="Heading2"/>
-      </w:pPr>
       <w:r>
-        <w:t>Exemplo de codigo</w:t>
+        <w:br w:type="page"/>
       </w:r>
     </w:p>
     <w:p>
       <w:pPr>
-        <w:spacing w:before="80" w:after="80"/>
-        <w:ind w:left="360"/>
+        <w:pStyle w:val="Heading1"/>
+      </w:pPr>
+      <w:r>
+        <w:t>6. utilidades.c - Funcoes Auxiliares</w:t>
+      </w:r>
+    </w:p>
+    <w:p>
+      <w:pPr>
+        <w:pStyle w:val="Heading2"/>
+      </w:pPr>
+      <w:r>
+        <w:t>6.1 Para que serve este arquivo</w:t>
+      </w:r>
+    </w:p>
+    <w:p>
+      <w:r>
+        <w:t>Contem funcoes internas reutilizadas por varios modulos. buscarIndicePorCodigo() e a busca basica por posicao no vetor, usada em cadastro, busca e emprestimo. formatarLivro() converte uma struct Livro em texto legivel para exibir na interface.</w:t>
+      </w:r>
+    </w:p>
+    <w:p>
+      <w:pPr>
+        <w:pStyle w:val="Heading2"/>
+      </w:pPr>
+      <w:r>
+        <w:t>6.2 Funcao buscarIndicePorCodigo</w:t>
+      </w:r>
+    </w:p>
+    <w:p>
+      <w:r>
+        <w:t>Percorre o vetor livros do indice 0 ate total-1. Compara livros[i].codigo com o codigo procurado. Se encontrar, retorna o indice i (posicao no vetor). Se percorrer tudo sem achar, retorna -1. Essa funcao e fundamental: outras funcoes usam o indice retornado para acessar ou modificar o livro diretamente em livros[indice].</w:t>
+      </w:r>
+    </w:p>
+    <w:p>
+      <w:pPr>
+        <w:pStyle w:val="Heading2"/>
+      </w:pPr>
+      <w:r>
+        <w:t>6.3 Funcao formatarLivro</w:t>
+      </w:r>
+    </w:p>
+    <w:p>
+      <w:r>
+        <w:t>Recebe um ponteiro Livro *l (nao uma copia), um buffer de saida e o tamanho maximo. Usa snprintf para escrever no buffer uma representacao textual com todos os campos. O operador -&gt; em l-&gt;codigo e equivalente a (*l).codigo: acesso a campo via ponteiro. O \r\n no formato produz quebra de linha compativel com a area de texto do Windows.</w:t>
+      </w:r>
+    </w:p>
+    <w:p>
+      <w:pPr>
+        <w:spacing w:before="120" w:after="120"/>
+        <w:ind w:left="432"/>
       </w:pPr>
       <w:r>
         <w:rPr>
           <w:rFonts w:ascii="Consolas" w:hAnsi="Consolas"/>
           <w:sz w:val="18"/>
         </w:rPr>
-        <w:t>if (total == capacidade) {</w:t>
+        <w:t>void formatarLivro(Livro *l, char *buffer, int tamanho) {</w:t>
         <w:br/>
-        <w:t xml:space="preserve">    int novaCap = capacidade == 0 ? 2 : capacidade * 2;</w:t>
+        <w:t xml:space="preserve">    snprintf(buffer, tamanho,</w:t>
         <w:br/>
-        <w:t xml:space="preserve">    Livro *temp = realloc(livros, novaCap * sizeof(Livro));</w:t>
+        <w:t xml:space="preserve">        "Codigo: %d\r\nTitulo: %s\r\nAutor: %s\r\nAno: %d\r\nQuantidade: %d\r\n---\r\n",</w:t>
         <w:br/>
-        <w:t xml:space="preserve">    if (temp == NULL) return 2;</w:t>
-        <w:br/>
-        <w:t xml:space="preserve">    livros = temp;</w:t>
-        <w:br/>
-        <w:t xml:space="preserve">    capacidade = novaCap;</w:t>
+        <w:t xml:space="preserve">        l-&gt;codigo, l-&gt;titulo, l-&gt;autor, l-&gt;ano, l-&gt;quantidade);</w:t>
         <w:br/>
         <w:t>}</w:t>
-        <w:br/>
-        <w:t>livros[total] = novo;</w:t>
-        <w:br/>
-        <w:t>total++;</w:t>
       </w:r>
     </w:p>
     <w:p>
       <w:pPr>
-        <w:pStyle w:val="Heading1"/>
+        <w:pStyle w:val="Heading2"/>
       </w:pPr>
       <w:r>
-        <w:t>7. busca.c</w:t>
-      </w:r>
-    </w:p>
-    <w:p>
-      <w:pPr>
-        <w:pStyle w:val="Heading2"/>
-      </w:pPr>
-      <w:r>
-        <w:t>Funcao do arquivo</w:t>
-      </w:r>
-    </w:p>
-    <w:p>
-      <w:r>
-        <w:t>Implementa a busca de livros por codigo exato e por trecho do titulo. Usa buscarIndicePorCodigo de utilidades.c e formatarLivro para montar o texto de saida.</w:t>
-      </w:r>
-    </w:p>
-    <w:p>
-      <w:pPr>
-        <w:pStyle w:val="Heading2"/>
-      </w:pPr>
-      <w:r>
-        <w:t>Blocos do codigo</w:t>
-      </w:r>
-    </w:p>
-    <w:p>
-      <w:pPr>
-        <w:pStyle w:val="Heading3"/>
-      </w:pPr>
-      <w:r>
-        <w:t>buscarLivroPorCodigo()</w:t>
-      </w:r>
-    </w:p>
-    <w:p>
-      <w:r>
-        <w:t>Encontra um livro pelo codigo e formata no buffer.</w:t>
-      </w:r>
-    </w:p>
-    <w:p>
-      <w:pPr>
-        <w:pStyle w:val="Heading3"/>
-      </w:pPr>
-      <w:r>
-        <w:t>buscarLivrosPorTitulo()</w:t>
-      </w:r>
-    </w:p>
-    <w:p>
-      <w:r>
-        <w:t>Percorre todos os livros e usa strstr para busca parcial no titulo.</w:t>
-      </w:r>
-    </w:p>
-    <w:p>
-      <w:pPr>
-        <w:pStyle w:val="Heading2"/>
-      </w:pPr>
-      <w:r>
-        <w:t>Funcionalidades</w:t>
-      </w:r>
-    </w:p>
-    <w:p>
-      <w:pPr>
-        <w:pStyle w:val="ListBullet"/>
-      </w:pPr>
-      <w:r>
-        <w:t>buscarLivroPorCodigo: retorna 0 se encontrou, 1 se nao encontrou</w:t>
-      </w:r>
-    </w:p>
-    <w:p>
-      <w:pPr>
-        <w:pStyle w:val="ListBullet"/>
-      </w:pPr>
-      <w:r>
-        <w:t>buscarLivrosPorTitulo: retorna 0 se achou ao menos um, 1 se nenhum</w:t>
-      </w:r>
-    </w:p>
-    <w:p>
-      <w:pPr>
-        <w:pStyle w:val="ListBullet"/>
-      </w:pPr>
-      <w:r>
-        <w:t>strstr: verifica se o titulo digitado aparece dentro do titulo do livro</w:t>
-      </w:r>
-    </w:p>
-    <w:p>
-      <w:pPr>
-        <w:pStyle w:val="Heading2"/>
-      </w:pPr>
-      <w:r>
-        <w:t>Palavras-chave</w:t>
+        <w:t>6.4 Palavras-chave de utilidades.c</w:t>
       </w:r>
     </w:p>
     <w:tbl>
@@ -1298,9 +1712,6 @@
           </w:tcPr>
           <w:p>
             <w:r>
-              <w:rPr>
-                <w:b/>
-              </w:rPr>
               <w:t>Palavra-chave</w:t>
             </w:r>
           </w:p>
@@ -1312,9 +1723,6 @@
           </w:tcPr>
           <w:p>
             <w:r>
-              <w:rPr>
-                <w:b/>
-              </w:rPr>
               <w:t>Significado</w:t>
             </w:r>
           </w:p>
@@ -1326,9 +1734,389 @@
           </w:tcPr>
           <w:p>
             <w:r>
-              <w:rPr>
-                <w:b/>
-              </w:rPr>
+              <w:t>Exemplo no arquivo</w:t>
+            </w:r>
+          </w:p>
+        </w:tc>
+      </w:tr>
+      <w:tr>
+        <w:tc>
+          <w:tcPr>
+            <w:tcW w:type="dxa" w:w="3120"/>
+          </w:tcPr>
+          <w:p>
+            <w:r>
+              <w:t>for</w:t>
+            </w:r>
+          </w:p>
+        </w:tc>
+        <w:tc>
+          <w:tcPr>
+            <w:tcW w:type="dxa" w:w="3120"/>
+          </w:tcPr>
+          <w:p>
+            <w:r>
+              <w:t>Laco de repeticao para percorrer o vetor</w:t>
+            </w:r>
+          </w:p>
+        </w:tc>
+        <w:tc>
+          <w:tcPr>
+            <w:tcW w:type="dxa" w:w="3120"/>
+          </w:tcPr>
+          <w:p>
+            <w:r>
+              <w:t>for (i = 0; i &lt; total; i++)</w:t>
+            </w:r>
+          </w:p>
+        </w:tc>
+      </w:tr>
+      <w:tr>
+        <w:tc>
+          <w:tcPr>
+            <w:tcW w:type="dxa" w:w="3120"/>
+          </w:tcPr>
+          <w:p>
+            <w:r>
+              <w:t>return -1</w:t>
+            </w:r>
+          </w:p>
+        </w:tc>
+        <w:tc>
+          <w:tcPr>
+            <w:tcW w:type="dxa" w:w="3120"/>
+          </w:tcPr>
+          <w:p>
+            <w:r>
+              <w:t>Convencao para indicar 'nao encontrado'</w:t>
+            </w:r>
+          </w:p>
+        </w:tc>
+        <w:tc>
+          <w:tcPr>
+            <w:tcW w:type="dxa" w:w="3120"/>
+          </w:tcPr>
+          <w:p>
+            <w:r>
+              <w:t>return -1;</w:t>
+            </w:r>
+          </w:p>
+        </w:tc>
+      </w:tr>
+      <w:tr>
+        <w:tc>
+          <w:tcPr>
+            <w:tcW w:type="dxa" w:w="3120"/>
+          </w:tcPr>
+          <w:p>
+            <w:r>
+              <w:t>Livro *l</w:t>
+            </w:r>
+          </w:p>
+        </w:tc>
+        <w:tc>
+          <w:tcPr>
+            <w:tcW w:type="dxa" w:w="3120"/>
+          </w:tcPr>
+          <w:p>
+            <w:r>
+              <w:t>Parametro ponteiro: recebe endereco, nao copia</w:t>
+            </w:r>
+          </w:p>
+        </w:tc>
+        <w:tc>
+          <w:tcPr>
+            <w:tcW w:type="dxa" w:w="3120"/>
+          </w:tcPr>
+          <w:p>
+            <w:r>
+              <w:t>void formatarLivro(Livro *l, ...)</w:t>
+            </w:r>
+          </w:p>
+        </w:tc>
+      </w:tr>
+      <w:tr>
+        <w:tc>
+          <w:tcPr>
+            <w:tcW w:type="dxa" w:w="3120"/>
+          </w:tcPr>
+          <w:p>
+            <w:r>
+              <w:t>l-&gt;codigo</w:t>
+            </w:r>
+          </w:p>
+        </w:tc>
+        <w:tc>
+          <w:tcPr>
+            <w:tcW w:type="dxa" w:w="3120"/>
+          </w:tcPr>
+          <w:p>
+            <w:r>
+              <w:t>Acesso a campo da struct via ponteiro</w:t>
+            </w:r>
+          </w:p>
+        </w:tc>
+        <w:tc>
+          <w:tcPr>
+            <w:tcW w:type="dxa" w:w="3120"/>
+          </w:tcPr>
+          <w:p>
+            <w:r>
+              <w:t>l-&gt;codigo, l-&gt;titulo</w:t>
+            </w:r>
+          </w:p>
+        </w:tc>
+      </w:tr>
+      <w:tr>
+        <w:tc>
+          <w:tcPr>
+            <w:tcW w:type="dxa" w:w="3120"/>
+          </w:tcPr>
+          <w:p>
+            <w:r>
+              <w:t>snprintf</w:t>
+            </w:r>
+          </w:p>
+        </w:tc>
+        <w:tc>
+          <w:tcPr>
+            <w:tcW w:type="dxa" w:w="3120"/>
+          </w:tcPr>
+          <w:p>
+            <w:r>
+              <w:t>printf seguro com limite de caracteres no buffer</w:t>
+            </w:r>
+          </w:p>
+        </w:tc>
+        <w:tc>
+          <w:tcPr>
+            <w:tcW w:type="dxa" w:w="3120"/>
+          </w:tcPr>
+          <w:p>
+            <w:r>
+              <w:t>snprintf(buffer, tamanho, "...", ...)</w:t>
+            </w:r>
+          </w:p>
+        </w:tc>
+      </w:tr>
+      <w:tr>
+        <w:tc>
+          <w:tcPr>
+            <w:tcW w:type="dxa" w:w="3120"/>
+          </w:tcPr>
+          <w:p>
+            <w:r>
+              <w:t>%d / %s</w:t>
+            </w:r>
+          </w:p>
+        </w:tc>
+        <w:tc>
+          <w:tcPr>
+            <w:tcW w:type="dxa" w:w="3120"/>
+          </w:tcPr>
+          <w:p>
+            <w:r>
+              <w:t>Especificadores de formato para int e string</w:t>
+            </w:r>
+          </w:p>
+        </w:tc>
+        <w:tc>
+          <w:tcPr>
+            <w:tcW w:type="dxa" w:w="3120"/>
+          </w:tcPr>
+          <w:p>
+            <w:r>
+              <w:t>"Codigo: %d\r\nTitulo: %s\r\n"</w:t>
+            </w:r>
+          </w:p>
+        </w:tc>
+      </w:tr>
+    </w:tbl>
+    <w:p/>
+    <w:p>
+      <w:r>
+        <w:br w:type="page"/>
+      </w:r>
+    </w:p>
+    <w:p>
+      <w:pPr>
+        <w:pStyle w:val="Heading1"/>
+      </w:pPr>
+      <w:r>
+        <w:t>7. busca.c - Busca por Codigo e Titulo</w:t>
+      </w:r>
+    </w:p>
+    <w:p>
+      <w:pPr>
+        <w:pStyle w:val="Heading2"/>
+      </w:pPr>
+      <w:r>
+        <w:t>7.1 Para que serve este arquivo</w:t>
+      </w:r>
+    </w:p>
+    <w:p>
+      <w:r>
+        <w:t>Implementa as duas formas de consulta exigidas pela atividade. A busca por codigo e exata: o numero digitado deve corresponder ao codigo de um livro. A busca por titulo e parcial: usa strstr para verificar se o texto digitado aparece em qualquer parte do titulo do livro, permitindo encontrar varios resultados.</w:t>
+      </w:r>
+    </w:p>
+    <w:p>
+      <w:pPr>
+        <w:pStyle w:val="Heading2"/>
+      </w:pPr>
+      <w:r>
+        <w:t>7.2 Funcao buscarLivroPorCodigo</w:t>
+      </w:r>
+    </w:p>
+    <w:p>
+      <w:pPr>
+        <w:pStyle w:val="ListNumber"/>
+      </w:pPr>
+      <w:r>
+        <w:t>Chama buscarIndicePorCodigo(codigo) para obter a posicao no vetor.</w:t>
+      </w:r>
+    </w:p>
+    <w:p>
+      <w:pPr>
+        <w:pStyle w:val="ListNumber"/>
+      </w:pPr>
+      <w:r>
+        <w:t>Se indice == -1, o livro nao existe: retorna 1.</w:t>
+      </w:r>
+    </w:p>
+    <w:p>
+      <w:pPr>
+        <w:pStyle w:val="ListNumber"/>
+      </w:pPr>
+      <w:r>
+        <w:t>Caso contrario, chama formatarLivro(&amp;livros[indice], buffer, tamanho).</w:t>
+      </w:r>
+    </w:p>
+    <w:p>
+      <w:pPr>
+        <w:pStyle w:val="ListNumber"/>
+      </w:pPr>
+      <w:r>
+        <w:t>O &amp; obtem o endereco do livro na posicao encontrada.</w:t>
+      </w:r>
+    </w:p>
+    <w:p>
+      <w:pPr>
+        <w:pStyle w:val="ListNumber"/>
+      </w:pPr>
+      <w:r>
+        <w:t>Retorna 0 indicando sucesso.</w:t>
+      </w:r>
+    </w:p>
+    <w:p>
+      <w:pPr>
+        <w:pStyle w:val="Heading2"/>
+      </w:pPr>
+      <w:r>
+        <w:t>7.3 Funcao buscarLivrosPorTitulo</w:t>
+      </w:r>
+    </w:p>
+    <w:p>
+      <w:pPr>
+        <w:pStyle w:val="ListNumber"/>
+      </w:pPr>
+      <w:r>
+        <w:t>Inicia buffer vazio e variavel encontrou = 0.</w:t>
+      </w:r>
+    </w:p>
+    <w:p>
+      <w:pPr>
+        <w:pStyle w:val="ListNumber"/>
+      </w:pPr>
+      <w:r>
+        <w:t>Percorre todos os livros de 0 ate total-1.</w:t>
+      </w:r>
+    </w:p>
+    <w:p>
+      <w:pPr>
+        <w:pStyle w:val="ListNumber"/>
+      </w:pPr>
+      <w:r>
+        <w:t>Para cada livro, chama strstr(livros[i].titulo, titulo).</w:t>
+      </w:r>
+    </w:p>
+    <w:p>
+      <w:pPr>
+        <w:pStyle w:val="ListNumber"/>
+      </w:pPr>
+      <w:r>
+        <w:t>strstr retorna ponteiro se encontrar o texto dentro do titulo, ou NULL se nao encontrar.</w:t>
+      </w:r>
+    </w:p>
+    <w:p>
+      <w:pPr>
+        <w:pStyle w:val="ListNumber"/>
+      </w:pPr>
+      <w:r>
+        <w:t>Se encontrou, formata o livro e concatena ao buffer.</w:t>
+      </w:r>
+    </w:p>
+    <w:p>
+      <w:pPr>
+        <w:pStyle w:val="ListNumber"/>
+      </w:pPr>
+      <w:r>
+        <w:t>Ao final, se encontrou == 0, retorna 1; senao retorna 0.</w:t>
+      </w:r>
+    </w:p>
+    <w:p>
+      <w:r>
+        <w:t>Exemplo pratico: se existir 'Pequeno Principe' e o usuario buscar 'Principe', strstr encontra a substring e o livro aparece no resultado.</w:t>
+      </w:r>
+    </w:p>
+    <w:p>
+      <w:pPr>
+        <w:pStyle w:val="Heading2"/>
+      </w:pPr>
+      <w:r>
+        <w:t>7.4 Palavras-chave de busca.c</w:t>
+      </w:r>
+    </w:p>
+    <w:tbl>
+      <w:tblPr>
+        <w:tblStyle w:val="TableGrid"/>
+        <w:tblW w:type="auto" w:w="0"/>
+        <w:tblLook w:firstColumn="1" w:firstRow="1" w:lastColumn="0" w:lastRow="0" w:noHBand="0" w:noVBand="1" w:val="04A0"/>
+      </w:tblPr>
+      <w:tblGrid>
+        <w:gridCol w:w="3120"/>
+        <w:gridCol w:w="3120"/>
+        <w:gridCol w:w="3120"/>
+      </w:tblGrid>
+      <w:tr>
+        <w:tc>
+          <w:tcPr>
+            <w:tcW w:type="dxa" w:w="3120"/>
+            <w:shd w:fill="D9E2F3" w:val="clear"/>
+          </w:tcPr>
+          <w:p>
+            <w:r>
+              <w:t>Palavra-chave</w:t>
+            </w:r>
+          </w:p>
+        </w:tc>
+        <w:tc>
+          <w:tcPr>
+            <w:tcW w:type="dxa" w:w="3120"/>
+            <w:shd w:fill="D9E2F3" w:val="clear"/>
+          </w:tcPr>
+          <w:p>
+            <w:r>
+              <w:t>Significado</w:t>
+            </w:r>
+          </w:p>
+        </w:tc>
+        <w:tc>
+          <w:tcPr>
+            <w:tcW w:type="dxa" w:w="3120"/>
+            <w:shd w:fill="D9E2F3" w:val="clear"/>
+          </w:tcPr>
+          <w:p>
+            <w:r>
               <w:t>Exemplo no arquivo</w:t>
             </w:r>
           </w:p>
@@ -1351,7 +2139,7 @@
           </w:tcPr>
           <w:p>
             <w:r>
-              <w:t>Retorna posicao no vetor ou -1</w:t>
+              <w:t>Reutiliza busca interna por posicao</w:t>
             </w:r>
           </w:p>
         </w:tc>
@@ -1361,7 +2149,7 @@
           </w:tcPr>
           <w:p>
             <w:r>
-              <w:t>indice = buscarIndicePorCodigo(codigo);</w:t>
+              <w:t>indice = buscarIndicePorCodigo(codigo)</w:t>
             </w:r>
           </w:p>
         </w:tc>
@@ -1383,7 +2171,7 @@
           </w:tcPr>
           <w:p>
             <w:r>
-              <w:t>Endereco do livro encontrado</w:t>
+              <w:t>Passa endereco do livro encontrado</w:t>
             </w:r>
           </w:p>
         </w:tc>
@@ -1393,7 +2181,7 @@
           </w:tcPr>
           <w:p>
             <w:r>
-              <w:t>formatarLivro(&amp;livros[indice], buffer, tamanho);</w:t>
+              <w:t>formatarLivro(&amp;livros[indice], buffer, tamanho)</w:t>
             </w:r>
           </w:p>
         </w:tc>
@@ -1415,7 +2203,7 @@
           </w:tcPr>
           <w:p>
             <w:r>
-              <w:t>Busca substring no titulo</w:t>
+              <w:t>Busca uma string dentro de outra</w:t>
             </w:r>
           </w:p>
         </w:tc>
@@ -1425,7 +2213,71 @@
           </w:tcPr>
           <w:p>
             <w:r>
-              <w:t>if (strstr(livros[i].titulo, titulo) != NULL)</w:t>
+              <w:t>strstr(livros[i].titulo, titulo) != NULL</w:t>
+            </w:r>
+          </w:p>
+        </w:tc>
+      </w:tr>
+      <w:tr>
+        <w:tc>
+          <w:tcPr>
+            <w:tcW w:type="dxa" w:w="3120"/>
+          </w:tcPr>
+          <w:p>
+            <w:r>
+              <w:t>NULL</w:t>
+            </w:r>
+          </w:p>
+        </w:tc>
+        <w:tc>
+          <w:tcPr>
+            <w:tcW w:type="dxa" w:w="3120"/>
+          </w:tcPr>
+          <w:p>
+            <w:r>
+              <w:t>Ponteiro nulo: strstr retorna quando nao acha</w:t>
+            </w:r>
+          </w:p>
+        </w:tc>
+        <w:tc>
+          <w:tcPr>
+            <w:tcW w:type="dxa" w:w="3120"/>
+          </w:tcPr>
+          <w:p>
+            <w:r>
+              <w:t>!= NULL</w:t>
+            </w:r>
+          </w:p>
+        </w:tc>
+      </w:tr>
+      <w:tr>
+        <w:tc>
+          <w:tcPr>
+            <w:tcW w:type="dxa" w:w="3120"/>
+          </w:tcPr>
+          <w:p>
+            <w:r>
+              <w:t>const char *titulo</w:t>
+            </w:r>
+          </w:p>
+        </w:tc>
+        <w:tc>
+          <w:tcPr>
+            <w:tcW w:type="dxa" w:w="3120"/>
+          </w:tcPr>
+          <w:p>
+            <w:r>
+              <w:t>Parametro somente leitura (nao sera alterado)</w:t>
+            </w:r>
+          </w:p>
+        </w:tc>
+        <w:tc>
+          <w:tcPr>
+            <w:tcW w:type="dxa" w:w="3120"/>
+          </w:tcPr>
+          <w:p>
+            <w:r>
+              <w:t>buscarLivrosPorTitulo(const char *titulo, ...)</w:t>
             </w:r>
           </w:p>
         </w:tc>
@@ -1433,55 +2285,29 @@
     </w:tbl>
     <w:p/>
     <w:p>
-      <w:pPr>
-        <w:pStyle w:val="Heading2"/>
-      </w:pPr>
       <w:r>
-        <w:t>Exemplo de codigo</w:t>
+        <w:br w:type="page"/>
       </w:r>
     </w:p>
     <w:p>
       <w:pPr>
-        <w:spacing w:before="80" w:after="80"/>
-        <w:ind w:left="360"/>
+        <w:pStyle w:val="Heading1"/>
       </w:pPr>
       <w:r>
-        <w:rPr>
-          <w:rFonts w:ascii="Consolas" w:hAnsi="Consolas"/>
-          <w:sz w:val="18"/>
-        </w:rPr>
-        <w:t>int buscarLivroPorCodigo(int codigo, char *buffer, int tamanho) {</w:t>
-        <w:br/>
-        <w:t xml:space="preserve">    int indice = buscarIndicePorCodigo(codigo);</w:t>
-        <w:br/>
-        <w:t xml:space="preserve">    if (indice == -1) return 1;</w:t>
-        <w:br/>
-        <w:t xml:space="preserve">    formatarLivro(&amp;livros[indice], buffer, tamanho);</w:t>
-        <w:br/>
-        <w:t xml:space="preserve">    return 0;</w:t>
-        <w:br/>
-        <w:t>}</w:t>
+        <w:t>8. emprestimo.c - Emprestimo e Devolucao</w:t>
       </w:r>
     </w:p>
     <w:p>
       <w:pPr>
-        <w:pStyle w:val="Heading1"/>
+        <w:pStyle w:val="Heading2"/>
       </w:pPr>
       <w:r>
-        <w:t>8. emprestimo.c</w:t>
-      </w:r>
-    </w:p>
-    <w:p>
-      <w:pPr>
-        <w:pStyle w:val="Heading2"/>
-      </w:pPr>
-      <w:r>
-        <w:t>Funcao do arquivo</w:t>
+        <w:t>8.1 Para que serve este arquivo</w:t>
       </w:r>
     </w:p>
     <w:p>
       <w:r>
-        <w:t>Controla emprestimo e devolucao de livros alterando o campo quantidade da struct.</w:t>
+        <w:t>Controla o fluxo de emprestimo e devolucao alterando apenas o campo quantidade da struct Livro. Nao remove o livro do vetor: ele continua cadastrado, apenas com menos (ou mais) exemplares disponiveis. Ambas as funcoes localizam o livro pelo codigo antes de alterar.</w:t>
       </w:r>
     </w:p>
     <w:p>
@@ -1489,81 +2315,100 @@
         <w:pStyle w:val="Heading2"/>
       </w:pPr>
       <w:r>
-        <w:t>Blocos do codigo</w:t>
+        <w:t>8.2 Funcao emprestarPorCodigo</w:t>
       </w:r>
     </w:p>
     <w:p>
       <w:pPr>
-        <w:pStyle w:val="Heading3"/>
+        <w:pStyle w:val="ListNumber"/>
       </w:pPr>
       <w:r>
-        <w:t>emprestarPorCodigo()</w:t>
+        <w:t>Busca o indice do livro pelo codigo.</w:t>
+      </w:r>
+    </w:p>
+    <w:p>
+      <w:pPr>
+        <w:pStyle w:val="ListNumber"/>
+      </w:pPr>
+      <w:r>
+        <w:t>Se nao encontrar (indice == -1), retorna 1.</w:t>
+      </w:r>
+    </w:p>
+    <w:p>
+      <w:pPr>
+        <w:pStyle w:val="ListNumber"/>
+      </w:pPr>
+      <w:r>
+        <w:t>Se livros[indice].quantidade &lt;= 0, nao ha exemplares: retorna 2.</w:t>
+      </w:r>
+    </w:p>
+    <w:p>
+      <w:pPr>
+        <w:pStyle w:val="ListNumber"/>
+      </w:pPr>
+      <w:r>
+        <w:t>Decrementa quantidade com livros[indice].quantidade--.</w:t>
+      </w:r>
+    </w:p>
+    <w:p>
+      <w:pPr>
+        <w:pStyle w:val="ListNumber"/>
+      </w:pPr>
+      <w:r>
+        <w:t>Retorna 0 (emprestimo realizado).</w:t>
+      </w:r>
+    </w:p>
+    <w:p>
+      <w:pPr>
+        <w:pStyle w:val="Heading2"/>
+      </w:pPr>
+      <w:r>
+        <w:t>8.3 Funcao devolverPorCodigo</w:t>
+      </w:r>
+    </w:p>
+    <w:p>
+      <w:pPr>
+        <w:pStyle w:val="ListNumber"/>
+      </w:pPr>
+      <w:r>
+        <w:t>Busca o indice do livro pelo codigo.</w:t>
+      </w:r>
+    </w:p>
+    <w:p>
+      <w:pPr>
+        <w:pStyle w:val="ListNumber"/>
+      </w:pPr>
+      <w:r>
+        <w:t>Se nao encontrar, retorna 1.</w:t>
+      </w:r>
+    </w:p>
+    <w:p>
+      <w:pPr>
+        <w:pStyle w:val="ListNumber"/>
+      </w:pPr>
+      <w:r>
+        <w:t>Incrementa quantidade com livros[indice].quantidade++.</w:t>
+      </w:r>
+    </w:p>
+    <w:p>
+      <w:pPr>
+        <w:pStyle w:val="ListNumber"/>
+      </w:pPr>
+      <w:r>
+        <w:t>Retorna 0 (devolucao realizada).</w:t>
       </w:r>
     </w:p>
     <w:p>
       <w:r>
-        <w:t>Localiza o livro, verifica disponibilidade e diminui quantidade.</w:t>
+        <w:t>Exemplo: um livro com quantidade 3. Apos um emprestimo fica 2; apos outro fica 1. Se tentar emprestar com quantidade 0, a funcao retorna 2 e a interface mostra 'Livro indisponivel'.</w:t>
       </w:r>
     </w:p>
     <w:p>
       <w:pPr>
-        <w:pStyle w:val="Heading3"/>
+        <w:pStyle w:val="Heading2"/>
       </w:pPr>
       <w:r>
-        <w:t>devolverPorCodigo()</w:t>
-      </w:r>
-    </w:p>
-    <w:p>
-      <w:r>
-        <w:t>Localiza o livro e aumenta quantidade.</w:t>
-      </w:r>
-    </w:p>
-    <w:p>
-      <w:pPr>
-        <w:pStyle w:val="Heading2"/>
-      </w:pPr>
-      <w:r>
-        <w:t>Funcionalidades</w:t>
-      </w:r>
-    </w:p>
-    <w:p>
-      <w:pPr>
-        <w:pStyle w:val="ListBullet"/>
-      </w:pPr>
-      <w:r>
-        <w:t>emprestarPorCodigo: retorna 0 (ok), 1 (nao encontrado), 2 (indisponivel)</w:t>
-      </w:r>
-    </w:p>
-    <w:p>
-      <w:pPr>
-        <w:pStyle w:val="ListBullet"/>
-      </w:pPr>
-      <w:r>
-        <w:t>devolverPorCodigo: retorna 0 (ok), 1 (nao encontrado)</w:t>
-      </w:r>
-    </w:p>
-    <w:p>
-      <w:pPr>
-        <w:pStyle w:val="ListBullet"/>
-      </w:pPr>
-      <w:r>
-        <w:t>livros[indice].quantidade--: diminui estoque no emprestimo</w:t>
-      </w:r>
-    </w:p>
-    <w:p>
-      <w:pPr>
-        <w:pStyle w:val="ListBullet"/>
-      </w:pPr>
-      <w:r>
-        <w:t>livros[indice].quantidade++: aumenta estoque na devolucao</w:t>
-      </w:r>
-    </w:p>
-    <w:p>
-      <w:pPr>
-        <w:pStyle w:val="Heading2"/>
-      </w:pPr>
-      <w:r>
-        <w:t>Palavras-chave</w:t>
+        <w:t>8.4 Palavras-chave de emprestimo.c</w:t>
       </w:r>
     </w:p>
     <w:tbl>
@@ -1585,9 +2430,6 @@
           </w:tcPr>
           <w:p>
             <w:r>
-              <w:rPr>
-                <w:b/>
-              </w:rPr>
               <w:t>Palavra-chave</w:t>
             </w:r>
           </w:p>
@@ -1599,9 +2441,6 @@
           </w:tcPr>
           <w:p>
             <w:r>
-              <w:rPr>
-                <w:b/>
-              </w:rPr>
               <w:t>Significado</w:t>
             </w:r>
           </w:p>
@@ -1613,42 +2452,7 @@
           </w:tcPr>
           <w:p>
             <w:r>
-              <w:rPr>
-                <w:b/>
-              </w:rPr>
               <w:t>Exemplo no arquivo</w:t>
-            </w:r>
-          </w:p>
-        </w:tc>
-      </w:tr>
-      <w:tr>
-        <w:tc>
-          <w:tcPr>
-            <w:tcW w:type="dxa" w:w="3120"/>
-          </w:tcPr>
-          <w:p>
-            <w:r>
-              <w:t>buscarIndicePorCodigo</w:t>
-            </w:r>
-          </w:p>
-        </w:tc>
-        <w:tc>
-          <w:tcPr>
-            <w:tcW w:type="dxa" w:w="3120"/>
-          </w:tcPr>
-          <w:p>
-            <w:r>
-              <w:t>Encontra posicao do livro</w:t>
-            </w:r>
-          </w:p>
-        </w:tc>
-        <w:tc>
-          <w:tcPr>
-            <w:tcW w:type="dxa" w:w="3120"/>
-          </w:tcPr>
-          <w:p>
-            <w:r>
-              <w:t>indice = buscarIndicePorCodigo(codigo);</w:t>
             </w:r>
           </w:p>
         </w:tc>
@@ -1670,7 +2474,7 @@
           </w:tcPr>
           <w:p>
             <w:r>
-              <w:t>Decrementa ao emprestar</w:t>
+              <w:t>Operador de decremento: diminui 1 unidade</w:t>
             </w:r>
           </w:p>
         </w:tc>
@@ -1702,7 +2506,7 @@
           </w:tcPr>
           <w:p>
             <w:r>
-              <w:t>Incrementa ao devolver</w:t>
+              <w:t>Operador de incremento: aumenta 1 unidade</w:t>
             </w:r>
           </w:p>
         </w:tc>
@@ -1717,56 +2521,143 @@
           </w:p>
         </w:tc>
       </w:tr>
+      <w:tr>
+        <w:tc>
+          <w:tcPr>
+            <w:tcW w:type="dxa" w:w="3120"/>
+          </w:tcPr>
+          <w:p>
+            <w:r>
+              <w:t>&lt;= 0</w:t>
+            </w:r>
+          </w:p>
+        </w:tc>
+        <w:tc>
+          <w:tcPr>
+            <w:tcW w:type="dxa" w:w="3120"/>
+          </w:tcPr>
+          <w:p>
+            <w:r>
+              <w:t>Verifica se nao ha exemplares disponiveis</w:t>
+            </w:r>
+          </w:p>
+        </w:tc>
+        <w:tc>
+          <w:tcPr>
+            <w:tcW w:type="dxa" w:w="3120"/>
+          </w:tcPr>
+          <w:p>
+            <w:r>
+              <w:t>if (livros[indice].quantidade &lt;= 0)</w:t>
+            </w:r>
+          </w:p>
+        </w:tc>
+      </w:tr>
+      <w:tr>
+        <w:tc>
+          <w:tcPr>
+            <w:tcW w:type="dxa" w:w="3120"/>
+          </w:tcPr>
+          <w:p>
+            <w:r>
+              <w:t>livros[indice]</w:t>
+            </w:r>
+          </w:p>
+        </w:tc>
+        <w:tc>
+          <w:tcPr>
+            <w:tcW w:type="dxa" w:w="3120"/>
+          </w:tcPr>
+          <w:p>
+            <w:r>
+              <w:t>Acesso direto ao livro pela posicao no vetor</w:t>
+            </w:r>
+          </w:p>
+        </w:tc>
+        <w:tc>
+          <w:tcPr>
+            <w:tcW w:type="dxa" w:w="3120"/>
+          </w:tcPr>
+          <w:p>
+            <w:r>
+              <w:t>livros[indice].quantidade--</w:t>
+            </w:r>
+          </w:p>
+        </w:tc>
+      </w:tr>
     </w:tbl>
     <w:p/>
     <w:p>
-      <w:pPr>
-        <w:pStyle w:val="Heading2"/>
-      </w:pPr>
       <w:r>
-        <w:t>Exemplo de codigo</w:t>
+        <w:br w:type="page"/>
       </w:r>
     </w:p>
     <w:p>
       <w:pPr>
-        <w:spacing w:before="80" w:after="80"/>
-        <w:ind w:left="360"/>
+        <w:pStyle w:val="Heading1"/>
+      </w:pPr>
+      <w:r>
+        <w:t>9. relatorio.c - Ordenacao e Relatorio</w:t>
+      </w:r>
+    </w:p>
+    <w:p>
+      <w:pPr>
+        <w:pStyle w:val="Heading2"/>
+      </w:pPr>
+      <w:r>
+        <w:t>9.1 Para que serve este arquivo</w:t>
+      </w:r>
+    </w:p>
+    <w:p>
+      <w:r>
+        <w:t>Contem a ordenacao do vetor por titulo alfabetico e a geracao do relatorio de livros indisponiveis. A ordenacao usa o metodo bubble sort (bolha), adequado para o nivel academico do projeto. O relatorio filtra apenas livros com quantidade igual a zero.</w:t>
+      </w:r>
+    </w:p>
+    <w:p>
+      <w:pPr>
+        <w:pStyle w:val="Heading2"/>
+      </w:pPr>
+      <w:r>
+        <w:t>9.2 Funcao ordenarLivrosPorTitulo - bubble sort</w:t>
+      </w:r>
+    </w:p>
+    <w:p>
+      <w:r>
+        <w:t>Dois lacos aninhados percorrem o vetor comparando titulos adjacentes com strcmp. Se strcmp(livros[j].titulo, livros[j+1].titulo) &gt; 0, o titulo j vem depois de j+1 na ordem alfabetica, entao os dois elementos sao trocados usando uma variavel temporaria Livro temp. O processo se repete ate que nenhuma troca seja necessaria.</w:t>
+      </w:r>
+    </w:p>
+    <w:p>
+      <w:pPr>
+        <w:spacing w:before="120" w:after="120"/>
+        <w:ind w:left="432"/>
       </w:pPr>
       <w:r>
         <w:rPr>
           <w:rFonts w:ascii="Consolas" w:hAnsi="Consolas"/>
           <w:sz w:val="18"/>
         </w:rPr>
-        <w:t>if (livros[indice].quantidade &lt;= 0) {</w:t>
+        <w:t>if (strcmp(livros[j].titulo, livros[j + 1].titulo) &gt; 0) {</w:t>
         <w:br/>
-        <w:t xml:space="preserve">    return 2;</w:t>
+        <w:t xml:space="preserve">    temp = livros[j];</w:t>
+        <w:br/>
+        <w:t xml:space="preserve">    livros[j] = livros[j + 1];</w:t>
+        <w:br/>
+        <w:t xml:space="preserve">    livros[j + 1] = temp;</w:t>
         <w:br/>
         <w:t>}</w:t>
-        <w:br/>
-        <w:t>livros[indice].quantidade--;</w:t>
-        <w:br/>
-        <w:t>return 0;</w:t>
       </w:r>
     </w:p>
     <w:p>
       <w:pPr>
-        <w:pStyle w:val="Heading1"/>
+        <w:pStyle w:val="Heading2"/>
       </w:pPr>
       <w:r>
-        <w:t>9. relatorio.c</w:t>
-      </w:r>
-    </w:p>
-    <w:p>
-      <w:pPr>
-        <w:pStyle w:val="Heading2"/>
-      </w:pPr>
-      <w:r>
-        <w:t>Funcao do arquivo</w:t>
+        <w:t>9.3 Funcao montarRelatorioIndisponiveis</w:t>
       </w:r>
     </w:p>
     <w:p>
       <w:r>
-        <w:t>Ordena os livros por titulo e gera relatorio dos indisponiveis (quantidade igual a zero).</w:t>
+        <w:t>Semelhante a montarListaLivros, mas com filtro: so inclui livros onde quantidade == 0. Se nenhum livro atender ao criterio, escreve 'Nenhum livro indisponivel.' no buffer.</w:t>
       </w:r>
     </w:p>
     <w:p>
@@ -1774,73 +2665,7 @@
         <w:pStyle w:val="Heading2"/>
       </w:pPr>
       <w:r>
-        <w:t>Blocos do codigo</w:t>
-      </w:r>
-    </w:p>
-    <w:p>
-      <w:pPr>
-        <w:pStyle w:val="Heading3"/>
-      </w:pPr>
-      <w:r>
-        <w:t>ordenarLivrosPorTitulo()</w:t>
-      </w:r>
-    </w:p>
-    <w:p>
-      <w:r>
-        <w:t>Ordenacao bubble sort comparando titulos com strcmp.</w:t>
-      </w:r>
-    </w:p>
-    <w:p>
-      <w:pPr>
-        <w:pStyle w:val="Heading3"/>
-      </w:pPr>
-      <w:r>
-        <w:t>montarRelatorioIndisponiveis()</w:t>
-      </w:r>
-    </w:p>
-    <w:p>
-      <w:r>
-        <w:t>Filtra livros com quantidade 0 e monta texto.</w:t>
-      </w:r>
-    </w:p>
-    <w:p>
-      <w:pPr>
-        <w:pStyle w:val="Heading2"/>
-      </w:pPr>
-      <w:r>
-        <w:t>Funcionalidades</w:t>
-      </w:r>
-    </w:p>
-    <w:p>
-      <w:pPr>
-        <w:pStyle w:val="ListBullet"/>
-      </w:pPr>
-      <w:r>
-        <w:t>Bubble sort: metodo simples de ordenacao ensinado em programacao basica</w:t>
-      </w:r>
-    </w:p>
-    <w:p>
-      <w:pPr>
-        <w:pStyle w:val="ListBullet"/>
-      </w:pPr>
-      <w:r>
-        <w:t>strcmp &gt; 0: verifica se titulo atual vem depois na ordem alfabetica</w:t>
-      </w:r>
-    </w:p>
-    <w:p>
-      <w:pPr>
-        <w:pStyle w:val="ListBullet"/>
-      </w:pPr>
-      <w:r>
-        <w:t>Relatorio lista apenas livros com quantidade == 0</w:t>
-      </w:r>
-    </w:p>
-    <w:p>
-      <w:pPr>
-        <w:pStyle w:val="Heading2"/>
-      </w:pPr>
-      <w:r>
-        <w:t>Palavras-chave</w:t>
+        <w:t>9.4 Palavras-chave de relatorio.c</w:t>
       </w:r>
     </w:p>
     <w:tbl>
@@ -1862,9 +2687,6 @@
           </w:tcPr>
           <w:p>
             <w:r>
-              <w:rPr>
-                <w:b/>
-              </w:rPr>
               <w:t>Palavra-chave</w:t>
             </w:r>
           </w:p>
@@ -1876,9 +2698,6 @@
           </w:tcPr>
           <w:p>
             <w:r>
-              <w:rPr>
-                <w:b/>
-              </w:rPr>
               <w:t>Significado</w:t>
             </w:r>
           </w:p>
@@ -1890,9 +2709,6 @@
           </w:tcPr>
           <w:p>
             <w:r>
-              <w:rPr>
-                <w:b/>
-              </w:rPr>
               <w:t>Exemplo no arquivo</w:t>
             </w:r>
           </w:p>
@@ -1915,7 +2731,7 @@
           </w:tcPr>
           <w:p>
             <w:r>
-              <w:t>Compara strings</w:t>
+              <w:t>Compara duas strings. Retorna &gt;0 se a primeira for maior alfabeticamente</w:t>
             </w:r>
           </w:p>
         </w:tc>
@@ -1925,7 +2741,7 @@
           </w:tcPr>
           <w:p>
             <w:r>
-              <w:t>if (strcmp(livros[j].titulo, livros[j+1].titulo) &gt; 0)</w:t>
+              <w:t>strcmp(livros[j].titulo, livros[j+1].titulo) &gt; 0</w:t>
             </w:r>
           </w:p>
         </w:tc>
@@ -1947,7 +2763,7 @@
           </w:tcPr>
           <w:p>
             <w:r>
-              <w:t>Variavel auxiliar para troca</w:t>
+              <w:t>Variavel auxiliar para trocar dois elementos do vetor</w:t>
             </w:r>
           </w:p>
         </w:tc>
@@ -1957,7 +2773,7 @@
           </w:tcPr>
           <w:p>
             <w:r>
-              <w:t>temp = livros[j]; livros[j] = livros[j+1];</w:t>
+              <w:t>temp = livros[j];</w:t>
             </w:r>
           </w:p>
         </w:tc>
@@ -1979,7 +2795,7 @@
           </w:tcPr>
           <w:p>
             <w:r>
-              <w:t>Filtro de indisponiveis</w:t>
+              <w:t>Condicao para livro indisponivel</w:t>
             </w:r>
           </w:p>
         </w:tc>
@@ -1994,56 +2810,224 @@
           </w:p>
         </w:tc>
       </w:tr>
+      <w:tr>
+        <w:tc>
+          <w:tcPr>
+            <w:tcW w:type="dxa" w:w="3120"/>
+          </w:tcPr>
+          <w:p>
+            <w:r>
+              <w:t>bubble sort</w:t>
+            </w:r>
+          </w:p>
+        </w:tc>
+        <w:tc>
+          <w:tcPr>
+            <w:tcW w:type="dxa" w:w="3120"/>
+          </w:tcPr>
+          <w:p>
+            <w:r>
+              <w:t>Algoritmo de ordenacao com lacos aninhados</w:t>
+            </w:r>
+          </w:p>
+        </w:tc>
+        <w:tc>
+          <w:tcPr>
+            <w:tcW w:type="dxa" w:w="3120"/>
+          </w:tcPr>
+          <w:p>
+            <w:r>
+              <w:t>for (i...) for (j...)</w:t>
+            </w:r>
+          </w:p>
+        </w:tc>
+      </w:tr>
     </w:tbl>
     <w:p/>
     <w:p>
-      <w:pPr>
-        <w:pStyle w:val="Heading2"/>
-      </w:pPr>
       <w:r>
-        <w:t>Exemplo de codigo</w:t>
+        <w:br w:type="page"/>
       </w:r>
     </w:p>
     <w:p>
       <w:pPr>
-        <w:spacing w:before="80" w:after="80"/>
-        <w:ind w:left="360"/>
+        <w:pStyle w:val="Heading1"/>
+      </w:pPr>
+      <w:r>
+        <w:t>10. arquivo.c - Persistencia em Arquivo de Texto</w:t>
+      </w:r>
+    </w:p>
+    <w:p>
+      <w:pPr>
+        <w:pStyle w:val="Heading2"/>
+      </w:pPr>
+      <w:r>
+        <w:t>10.1 Para que serve este arquivo</w:t>
+      </w:r>
+    </w:p>
+    <w:p>
+      <w:r>
+        <w:t>Responsavel por gravar e ler os dados do disco. Usa funcoes de arquivo de texto da biblioteca padrao C: fprintf para escrever, fgets para ler linhas e sscanf para converter texto em numeros. O arquivo gerado e biblioteca.txt, na mesma pasta do executavel. Os dados persistem entre execucoes do programa.</w:t>
+      </w:r>
+    </w:p>
+    <w:p>
+      <w:pPr>
+        <w:pStyle w:val="Heading2"/>
+      </w:pPr>
+      <w:r>
+        <w:t>10.2 Funcao salvarArquivo - passo a passo</w:t>
+      </w:r>
+    </w:p>
+    <w:p>
+      <w:pPr>
+        <w:pStyle w:val="ListNumber"/>
+      </w:pPr>
+      <w:r>
+        <w:t>Abre biblioteca.txt em modo escrita com fopen(arq, "w"). O modo "w" apaga conteudo anterior.</w:t>
+      </w:r>
+    </w:p>
+    <w:p>
+      <w:pPr>
+        <w:pStyle w:val="ListNumber"/>
+      </w:pPr>
+      <w:r>
+        <w:t>Se fopen retornar NULL, nao foi possivel criar/abrir: retorna 1.</w:t>
+      </w:r>
+    </w:p>
+    <w:p>
+      <w:pPr>
+        <w:pStyle w:val="ListNumber"/>
+      </w:pPr>
+      <w:r>
+        <w:t>Escreve o total de livros com fprintf(arq, "%d\n", total).</w:t>
+      </w:r>
+    </w:p>
+    <w:p>
+      <w:pPr>
+        <w:pStyle w:val="ListNumber"/>
+      </w:pPr>
+      <w:r>
+        <w:t>Para cada livro i, grava 5 linhas: codigo, titulo, autor, ano, quantidade.</w:t>
+      </w:r>
+    </w:p>
+    <w:p>
+      <w:pPr>
+        <w:pStyle w:val="ListNumber"/>
+      </w:pPr>
+      <w:r>
+        <w:t>Fecha o arquivo com fclose(arq) e retorna 0.</w:t>
+      </w:r>
+    </w:p>
+    <w:p>
+      <w:pPr>
+        <w:pStyle w:val="Heading2"/>
+      </w:pPr>
+      <w:r>
+        <w:t>10.3 Funcao carregarArquivo - passo a passo</w:t>
+      </w:r>
+    </w:p>
+    <w:p>
+      <w:pPr>
+        <w:pStyle w:val="ListNumber"/>
+      </w:pPr>
+      <w:r>
+        <w:t>Abre biblioteca.txt em modo leitura com fopen(arq, "r"). Se nao existir, retorna silenciosamente.</w:t>
+      </w:r>
+    </w:p>
+    <w:p>
+      <w:pPr>
+        <w:pStyle w:val="ListNumber"/>
+      </w:pPr>
+      <w:r>
+        <w:t>Le a primeira linha com fgets e converte para int com sscanf: e o numero n de livros.</w:t>
+      </w:r>
+    </w:p>
+    <w:p>
+      <w:pPr>
+        <w:pStyle w:val="ListNumber"/>
+      </w:pPr>
+      <w:r>
+        <w:t>Se n &gt; 0, libera memoria anterior com free(livros) se houver.</w:t>
+      </w:r>
+    </w:p>
+    <w:p>
+      <w:pPr>
+        <w:pStyle w:val="ListNumber"/>
+      </w:pPr>
+      <w:r>
+        <w:t>Aloca vetor com malloc(n * sizeof(Livro)).</w:t>
+      </w:r>
+    </w:p>
+    <w:p>
+      <w:pPr>
+        <w:pStyle w:val="ListNumber"/>
+      </w:pPr>
+      <w:r>
+        <w:t>Para cada livro, le 5 linhas na mesma ordem do salvamento.</w:t>
+      </w:r>
+    </w:p>
+    <w:p>
+      <w:pPr>
+        <w:pStyle w:val="ListNumber"/>
+      </w:pPr>
+      <w:r>
+        <w:t>Remove o caractere de nova linha dos titulos/autores com strcspn.</w:t>
+      </w:r>
+    </w:p>
+    <w:p>
+      <w:pPr>
+        <w:pStyle w:val="ListNumber"/>
+      </w:pPr>
+      <w:r>
+        <w:t>Incrementa total a cada livro lido. Fecha o arquivo.</w:t>
+      </w:r>
+    </w:p>
+    <w:p>
+      <w:pPr>
+        <w:pStyle w:val="Heading2"/>
+      </w:pPr>
+      <w:r>
+        <w:t>10.4 Formato do biblioteca.txt - exemplo real</w:t>
+      </w:r>
+    </w:p>
+    <w:p>
+      <w:pPr>
+        <w:spacing w:before="120" w:after="120"/>
+        <w:ind w:left="432"/>
       </w:pPr>
       <w:r>
         <w:rPr>
           <w:rFonts w:ascii="Consolas" w:hAnsi="Consolas"/>
           <w:sz w:val="18"/>
         </w:rPr>
-        <w:t>if (strcmp(livros[j].titulo, livros[j + 1].titulo) &gt; 0) {</w:t>
+        <w:t>4                         &lt;- total de livros no sistema</w:t>
         <w:br/>
-        <w:t xml:space="preserve">    temp = livros[j];</w:t>
+        <w:t>1                         &lt;- codigo do livro 1</w:t>
         <w:br/>
-        <w:t xml:space="preserve">    livros[j] = livros[j + 1];</w:t>
+        <w:t>Em Busca da Felicidade     &lt;- titulo</w:t>
         <w:br/>
-        <w:t xml:space="preserve">    livros[j + 1] = temp;</w:t>
+        <w:t>Will Smith                 &lt;- autor</w:t>
         <w:br/>
-        <w:t>}</w:t>
-      </w:r>
-    </w:p>
-    <w:p>
-      <w:pPr>
-        <w:pStyle w:val="Heading1"/>
-      </w:pPr>
-      <w:r>
-        <w:t>10. utilidades.c</w:t>
-      </w:r>
-    </w:p>
-    <w:p>
-      <w:pPr>
-        <w:pStyle w:val="Heading2"/>
-      </w:pPr>
-      <w:r>
-        <w:t>Funcao do arquivo</w:t>
+        <w:t>2000                       &lt;- ano de publicacao</w:t>
+        <w:br/>
+        <w:t>3                          &lt;- quantidade disponivel</w:t>
+        <w:br/>
+        <w:t>7                          &lt;- codigo do livro 2 (bloco seguinte)</w:t>
+        <w:br/>
+        <w:t>Manifesto Comunista</w:t>
+        <w:br/>
+        <w:t>Karl Max</w:t>
+        <w:br/>
+        <w:t>2009</w:t>
+        <w:br/>
+        <w:t>34</w:t>
+        <w:br/>
+        <w:t>... (mais livros)</w:t>
       </w:r>
     </w:p>
     <w:p>
       <w:r>
-        <w:t>Funcoes auxiliares usadas por varios modulos: busca interna por codigo e formatacao de um livro em texto para exibir na interface.</w:t>
+        <w:t>Atencao: o primeiro numero do arquivo (ex: 4) e o TOTAL de livros, nao e codigo. O codigo de cada livro e o primeiro numero de cada bloco de 5 linhas.</w:t>
       </w:r>
     </w:p>
     <w:p>
@@ -2051,73 +3035,7 @@
         <w:pStyle w:val="Heading2"/>
       </w:pPr>
       <w:r>
-        <w:t>Blocos do codigo</w:t>
-      </w:r>
-    </w:p>
-    <w:p>
-      <w:pPr>
-        <w:pStyle w:val="Heading3"/>
-      </w:pPr>
-      <w:r>
-        <w:t>buscarIndicePorCodigo()</w:t>
-      </w:r>
-    </w:p>
-    <w:p>
-      <w:r>
-        <w:t>Percorre o vetor e retorna o indice ou -1.</w:t>
-      </w:r>
-    </w:p>
-    <w:p>
-      <w:pPr>
-        <w:pStyle w:val="Heading3"/>
-      </w:pPr>
-      <w:r>
-        <w:t>formatarLivro()</w:t>
-      </w:r>
-    </w:p>
-    <w:p>
-      <w:r>
-        <w:t>Usa snprintf para montar string com todos os campos do livro.</w:t>
-      </w:r>
-    </w:p>
-    <w:p>
-      <w:pPr>
-        <w:pStyle w:val="Heading2"/>
-      </w:pPr>
-      <w:r>
-        <w:t>Funcionalidades</w:t>
-      </w:r>
-    </w:p>
-    <w:p>
-      <w:pPr>
-        <w:pStyle w:val="ListBullet"/>
-      </w:pPr>
-      <w:r>
-        <w:t>buscarIndicePorCodigo: funcao interna reutilizada em cadastro, busca e emprestimo</w:t>
-      </w:r>
-    </w:p>
-    <w:p>
-      <w:pPr>
-        <w:pStyle w:val="ListBullet"/>
-      </w:pPr>
-      <w:r>
-        <w:t>formatarLivro: recebe ponteiro Livro *l e escreve no buffer de saida</w:t>
-      </w:r>
-    </w:p>
-    <w:p>
-      <w:pPr>
-        <w:pStyle w:val="ListBullet"/>
-      </w:pPr>
-      <w:r>
-        <w:t>snprintf: printf seguro com limite de tamanho do buffer</w:t>
-      </w:r>
-    </w:p>
-    <w:p>
-      <w:pPr>
-        <w:pStyle w:val="Heading2"/>
-      </w:pPr>
-      <w:r>
-        <w:t>Palavras-chave</w:t>
+        <w:t>10.5 Palavras-chave de arquivo.c</w:t>
       </w:r>
     </w:p>
     <w:tbl>
@@ -2139,9 +3057,6 @@
           </w:tcPr>
           <w:p>
             <w:r>
-              <w:rPr>
-                <w:b/>
-              </w:rPr>
               <w:t>Palavra-chave</w:t>
             </w:r>
           </w:p>
@@ -2153,9 +3068,6 @@
           </w:tcPr>
           <w:p>
             <w:r>
-              <w:rPr>
-                <w:b/>
-              </w:rPr>
               <w:t>Significado</w:t>
             </w:r>
           </w:p>
@@ -2167,9 +3079,6 @@
           </w:tcPr>
           <w:p>
             <w:r>
-              <w:rPr>
-                <w:b/>
-              </w:rPr>
               <w:t>Exemplo no arquivo</w:t>
             </w:r>
           </w:p>
@@ -2182,7 +3091,7 @@
           </w:tcPr>
           <w:p>
             <w:r>
-              <w:t>Livro *l</w:t>
+              <w:t>FILE *arq</w:t>
             </w:r>
           </w:p>
         </w:tc>
@@ -2192,7 +3101,7 @@
           </w:tcPr>
           <w:p>
             <w:r>
-              <w:t>Ponteiro para struct livro</w:t>
+              <w:t>Ponteiro para estrutura de arquivo aberto</w:t>
             </w:r>
           </w:p>
         </w:tc>
@@ -2202,7 +3111,7 @@
           </w:tcPr>
           <w:p>
             <w:r>
-              <w:t>void formatarLivro(Livro *l, char *buffer, int tamanho)</w:t>
+              <w:t>FILE *arq;</w:t>
             </w:r>
           </w:p>
         </w:tc>
@@ -2214,7 +3123,7 @@
           </w:tcPr>
           <w:p>
             <w:r>
-              <w:t>l-&gt;codigo</w:t>
+              <w:t>fopen</w:t>
             </w:r>
           </w:p>
         </w:tc>
@@ -2224,7 +3133,7 @@
           </w:tcPr>
           <w:p>
             <w:r>
-              <w:t>Acesso ao campo via ponteiro</w:t>
+              <w:t>Abre arquivo. "w"=escrever, "r"=ler</w:t>
             </w:r>
           </w:p>
         </w:tc>
@@ -2234,7 +3143,7 @@
           </w:tcPr>
           <w:p>
             <w:r>
-              <w:t>l-&gt;codigo, l-&gt;titulo, l-&gt;autor</w:t>
+              <w:t>fopen("biblioteca.txt", "w")</w:t>
             </w:r>
           </w:p>
         </w:tc>
@@ -2246,7 +3155,7 @@
           </w:tcPr>
           <w:p>
             <w:r>
-              <w:t>snprintf</w:t>
+              <w:t>fprintf</w:t>
             </w:r>
           </w:p>
         </w:tc>
@@ -2256,7 +3165,7 @@
           </w:tcPr>
           <w:p>
             <w:r>
-              <w:t>Formata texto no buffer</w:t>
+              <w:t>Escreve formatado em arquivo (como printf, mas no arquivo)</w:t>
             </w:r>
           </w:p>
         </w:tc>
@@ -2266,7 +3175,7 @@
           </w:tcPr>
           <w:p>
             <w:r>
-              <w:t>snprintf(buffer, tamanho, "Codigo: %d...", l-&gt;codigo);</w:t>
+              <w:t>fprintf(arq, "%d\n", total)</w:t>
             </w:r>
           </w:p>
         </w:tc>
@@ -2278,7 +3187,7 @@
           </w:tcPr>
           <w:p>
             <w:r>
-              <w:t>return -1</w:t>
+              <w:t>fgets</w:t>
             </w:r>
           </w:p>
         </w:tc>
@@ -2288,7 +3197,7 @@
           </w:tcPr>
           <w:p>
             <w:r>
-              <w:t>Indica que nao encontrou</w:t>
+              <w:t>Le uma linha do arquivo para buffer ou string</w:t>
             </w:r>
           </w:p>
         </w:tc>
@@ -2298,7 +3207,167 @@
           </w:tcPr>
           <w:p>
             <w:r>
-              <w:t>return -1;</w:t>
+              <w:t>fgets(livros[i].titulo, 100, arq)</w:t>
+            </w:r>
+          </w:p>
+        </w:tc>
+      </w:tr>
+      <w:tr>
+        <w:tc>
+          <w:tcPr>
+            <w:tcW w:type="dxa" w:w="3120"/>
+          </w:tcPr>
+          <w:p>
+            <w:r>
+              <w:t>sscanf</w:t>
+            </w:r>
+          </w:p>
+        </w:tc>
+        <w:tc>
+          <w:tcPr>
+            <w:tcW w:type="dxa" w:w="3120"/>
+          </w:tcPr>
+          <w:p>
+            <w:r>
+              <w:t>Le dados formatados de uma string (como scanf, mas da string)</w:t>
+            </w:r>
+          </w:p>
+        </w:tc>
+        <w:tc>
+          <w:tcPr>
+            <w:tcW w:type="dxa" w:w="3120"/>
+          </w:tcPr>
+          <w:p>
+            <w:r>
+              <w:t>sscanf(linha, "%d", &amp;n)</w:t>
+            </w:r>
+          </w:p>
+        </w:tc>
+      </w:tr>
+      <w:tr>
+        <w:tc>
+          <w:tcPr>
+            <w:tcW w:type="dxa" w:w="3120"/>
+          </w:tcPr>
+          <w:p>
+            <w:r>
+              <w:t>fclose</w:t>
+            </w:r>
+          </w:p>
+        </w:tc>
+        <w:tc>
+          <w:tcPr>
+            <w:tcW w:type="dxa" w:w="3120"/>
+          </w:tcPr>
+          <w:p>
+            <w:r>
+              <w:t>Fecha o arquivo aberto</w:t>
+            </w:r>
+          </w:p>
+        </w:tc>
+        <w:tc>
+          <w:tcPr>
+            <w:tcW w:type="dxa" w:w="3120"/>
+          </w:tcPr>
+          <w:p>
+            <w:r>
+              <w:t>fclose(arq)</w:t>
+            </w:r>
+          </w:p>
+        </w:tc>
+      </w:tr>
+      <w:tr>
+        <w:tc>
+          <w:tcPr>
+            <w:tcW w:type="dxa" w:w="3120"/>
+          </w:tcPr>
+          <w:p>
+            <w:r>
+              <w:t>malloc</w:t>
+            </w:r>
+          </w:p>
+        </w:tc>
+        <w:tc>
+          <w:tcPr>
+            <w:tcW w:type="dxa" w:w="3120"/>
+          </w:tcPr>
+          <w:p>
+            <w:r>
+              <w:t>Aloca memoria ao carregar livros do disco</w:t>
+            </w:r>
+          </w:p>
+        </w:tc>
+        <w:tc>
+          <w:tcPr>
+            <w:tcW w:type="dxa" w:w="3120"/>
+          </w:tcPr>
+          <w:p>
+            <w:r>
+              <w:t>malloc(n * sizeof(Livro))</w:t>
+            </w:r>
+          </w:p>
+        </w:tc>
+      </w:tr>
+      <w:tr>
+        <w:tc>
+          <w:tcPr>
+            <w:tcW w:type="dxa" w:w="3120"/>
+          </w:tcPr>
+          <w:p>
+            <w:r>
+              <w:t>free</w:t>
+            </w:r>
+          </w:p>
+        </w:tc>
+        <w:tc>
+          <w:tcPr>
+            <w:tcW w:type="dxa" w:w="3120"/>
+          </w:tcPr>
+          <w:p>
+            <w:r>
+              <w:t>Libera memoria antes de realocar ao recarregar</w:t>
+            </w:r>
+          </w:p>
+        </w:tc>
+        <w:tc>
+          <w:tcPr>
+            <w:tcW w:type="dxa" w:w="3120"/>
+          </w:tcPr>
+          <w:p>
+            <w:r>
+              <w:t>free(livros)</w:t>
+            </w:r>
+          </w:p>
+        </w:tc>
+      </w:tr>
+      <w:tr>
+        <w:tc>
+          <w:tcPr>
+            <w:tcW w:type="dxa" w:w="3120"/>
+          </w:tcPr>
+          <w:p>
+            <w:r>
+              <w:t>strcspn</w:t>
+            </w:r>
+          </w:p>
+        </w:tc>
+        <w:tc>
+          <w:tcPr>
+            <w:tcW w:type="dxa" w:w="3120"/>
+          </w:tcPr>
+          <w:p>
+            <w:r>
+              <w:t>Encontra posicao de caractere (usado para remover \n)</w:t>
+            </w:r>
+          </w:p>
+        </w:tc>
+        <w:tc>
+          <w:tcPr>
+            <w:tcW w:type="dxa" w:w="3120"/>
+          </w:tcPr>
+          <w:p>
+            <w:r>
+              <w:t>titulo[strcspn(titulo, "\n")] = '\0'</w:t>
             </w:r>
           </w:p>
         </w:tc>
@@ -2306,53 +3375,29 @@
     </w:tbl>
     <w:p/>
     <w:p>
-      <w:pPr>
-        <w:pStyle w:val="Heading2"/>
-      </w:pPr>
       <w:r>
-        <w:t>Exemplo de codigo</w:t>
+        <w:br w:type="page"/>
       </w:r>
     </w:p>
     <w:p>
       <w:pPr>
-        <w:spacing w:before="80" w:after="80"/>
-        <w:ind w:left="360"/>
+        <w:pStyle w:val="Heading1"/>
       </w:pPr>
       <w:r>
-        <w:rPr>
-          <w:rFonts w:ascii="Consolas" w:hAnsi="Consolas"/>
-          <w:sz w:val="18"/>
-        </w:rPr>
-        <w:t>void formatarLivro(Livro *l, char *buffer, int tamanho) {</w:t>
-        <w:br/>
-        <w:t xml:space="preserve">    snprintf(buffer, tamanho,</w:t>
-        <w:br/>
-        <w:t xml:space="preserve">        "Codigo: %d\r\nTitulo: %s\r\n...",</w:t>
-        <w:br/>
-        <w:t xml:space="preserve">        l-&gt;codigo, l-&gt;titulo, l-&gt;autor, l-&gt;ano, l-&gt;quantidade);</w:t>
-        <w:br/>
-        <w:t>}</w:t>
+        <w:t>11. gui.c - Interface Grafica (WinAPI)</w:t>
       </w:r>
     </w:p>
     <w:p>
       <w:pPr>
-        <w:pStyle w:val="Heading1"/>
+        <w:pStyle w:val="Heading2"/>
       </w:pPr>
       <w:r>
-        <w:t>11. arquivo.c</w:t>
-      </w:r>
-    </w:p>
-    <w:p>
-      <w:pPr>
-        <w:pStyle w:val="Heading2"/>
-      </w:pPr>
-      <w:r>
-        <w:t>Funcao do arquivo</w:t>
+        <w:t>11.1 Para que serve este arquivo</w:t>
       </w:r>
     </w:p>
     <w:p>
       <w:r>
-        <w:t>Responsavel pela persistencia dos dados em biblioteca.txt usando funcoes de arquivo de texto: fprintf para gravar e fgets/sscanf para ler.</w:t>
+        <w:t>Implementa toda a interacao visual do sistema usando a API nativa do Windows (WinAPI). Nao depende de bibliotecas externas como SDL ou GTK: apenas windows.h e as DLLs que ja vem no sistema (user32.dll, gdi32.dll). O arquivo cria a janela principal, os campos de entrada, os botoes, a area de resultado e o loop que mantem o programa respondendo a cliques e teclas do usuario.</w:t>
       </w:r>
     </w:p>
     <w:p>
@@ -2360,33 +3405,73 @@
         <w:pStyle w:val="Heading2"/>
       </w:pPr>
       <w:r>
-        <w:t>Blocos do codigo</w:t>
-      </w:r>
-    </w:p>
-    <w:p>
-      <w:pPr>
-        <w:pStyle w:val="Heading3"/>
-      </w:pPr>
-      <w:r>
-        <w:t>salvarArquivo()</w:t>
+        <w:t>11.2 Bloco 1 - Includes e IDs dos botoes</w:t>
       </w:r>
     </w:p>
     <w:p>
       <w:r>
-        <w:t>Abre arquivo em modo escrita, grava total e cada livro em 5 linhas.</w:t>
+        <w:t>WIN32_LEAN_AND_MEAN reduz o tamanho do windows.h excluindo partes pouco usadas. Cada botao recebe um numero unico (ID_CADASTRAR = 1, ID_LISTAR = 2, etc.). Quando o usuario clica, o Windows envia esse numero na mensagem WM_COMMAND, permitindo identificar qual acao executar.</w:t>
       </w:r>
     </w:p>
     <w:p>
       <w:pPr>
-        <w:pStyle w:val="Heading3"/>
+        <w:pStyle w:val="Heading2"/>
       </w:pPr>
       <w:r>
-        <w:t>carregarArquivo()</w:t>
+        <w:t>11.3 Bloco 2 - Variaveis da interface</w:t>
+      </w:r>
+    </w:p>
+    <w:p>
+      <w:pPr>
+        <w:pStyle w:val="ListBullet"/>
+      </w:pPr>
+      <w:r>
+        <w:t>inst (HINSTANCE): identificador da instancia do programa no Windows.</w:t>
+      </w:r>
+    </w:p>
+    <w:p>
+      <w:pPr>
+        <w:pStyle w:val="ListBullet"/>
+      </w:pPr>
+      <w:r>
+        <w:t>bufferSaida[8192]: area de memoria para montar textos longos antes de exibir.</w:t>
+      </w:r>
+    </w:p>
+    <w:p>
+      <w:pPr>
+        <w:pStyle w:val="ListBullet"/>
+      </w:pPr>
+      <w:r>
+        <w:t>hwndCodigo, hwndTitulo, etc. (HWND): handles (identificadores) de cada controle na tela.</w:t>
+      </w:r>
+    </w:p>
+    <w:p>
+      <w:pPr>
+        <w:pStyle w:val="ListBullet"/>
+      </w:pPr>
+      <w:r>
+        <w:t>hwndSaida: area de texto multilinha somente leitura para resultados.</w:t>
+      </w:r>
+    </w:p>
+    <w:p>
+      <w:pPr>
+        <w:pStyle w:val="ListBullet"/>
+      </w:pPr>
+      <w:r>
+        <w:t>hwndMensagem: barra de status na parte inferior da janela.</w:t>
+      </w:r>
+    </w:p>
+    <w:p>
+      <w:pPr>
+        <w:pStyle w:val="Heading2"/>
+      </w:pPr>
+      <w:r>
+        <w:t>11.4 Bloco 3 - Funcoes auxiliares de criacao</w:t>
       </w:r>
     </w:p>
     <w:p>
       <w:r>
-        <w:t>Abre arquivo em modo leitura, le total e reconstrói o vetor com malloc.</w:t>
+        <w:t>criarLabel, criarCampo e criarBotao encapsulam CreateWindowA para nao repetir codigo. CreateWindowA recebe: classe do controle ("STATIC" para rotulo, "EDIT" para campo, "BUTTON" para botao), texto, estilos, posicao (x,y), tamanho (w,h), janela pai e ID. criarCampo com somenteNumero=1 adiciona estilo ES_NUMBER, restringindo entrada a digitos.</w:t>
       </w:r>
     </w:p>
     <w:p>
@@ -2394,7 +3479,7 @@
         <w:pStyle w:val="Heading2"/>
       </w:pPr>
       <w:r>
-        <w:t>Funcionalidades</w:t>
+        <w:t>11.5 Bloco 4 - Leitura e escrita na tela</w:t>
       </w:r>
     </w:p>
     <w:p>
@@ -2402,7 +3487,7 @@
         <w:pStyle w:val="ListBullet"/>
       </w:pPr>
       <w:r>
-        <w:t>salvarArquivo: retorna 0 (sucesso) ou 1 (erro ao abrir)</w:t>
+        <w:t>lerInt(campo): GetWindowTextA le o texto do campo; atoi converte para inteiro.</w:t>
       </w:r>
     </w:p>
     <w:p>
@@ -2410,7 +3495,7 @@
         <w:pStyle w:val="ListBullet"/>
       </w:pPr>
       <w:r>
-        <w:t>carregarArquivo: se arquivo nao existe, retorna sem erro</w:t>
+        <w:t>lerTexto(campo, dest, tam): copia texto do campo para variavel destino.</w:t>
       </w:r>
     </w:p>
     <w:p>
@@ -2418,7 +3503,7 @@
         <w:pStyle w:val="ListBullet"/>
       </w:pPr>
       <w:r>
-        <w:t>Formato: linha 1 = total; depois 5 linhas por livro (codigo, titulo, autor, ano, quantidade)</w:t>
+        <w:t>mostrarMensagem(texto): atualiza a barra de status inferior.</w:t>
       </w:r>
     </w:p>
     <w:p>
@@ -2426,15 +3511,28 @@
         <w:pStyle w:val="ListBullet"/>
       </w:pPr>
       <w:r>
-        <w:t>fgets + sscanf: le linha e converte numeros</w:t>
+        <w:t>mostrarResultado(texto, msg): atualiza area de saida e mensagem ao mesmo tempo.</w:t>
       </w:r>
     </w:p>
     <w:p>
       <w:pPr>
+        <w:pStyle w:val="ListBullet"/>
+      </w:pPr>
+      <w:r>
+        <w:t>lerLivroDoFormulario(): le todos os campos de cadastro e monta struct Livro.</w:t>
+      </w:r>
+    </w:p>
+    <w:p>
+      <w:pPr>
         <w:pStyle w:val="Heading2"/>
       </w:pPr>
       <w:r>
-        <w:t>Palavras-chave</w:t>
+        <w:t>11.6 Bloco 5 - tratarBotao (coracao da interface)</w:t>
+      </w:r>
+    </w:p>
+    <w:p>
+      <w:r>
+        <w:t>Funcao chamada sempre que o usuario clica em um botao. Recebe o id do botao e executa um switch com 9 casos. Cada caso: le os campos necessarios da tela, chama a funcao de logica correspondente (definida em outros .c) e exibe mensagem de sucesso ou erro. A interface nao contem regra de negocio: apenas coleta dados, chama funcoes e mostra resultados.</w:t>
       </w:r>
     </w:p>
     <w:tbl>
@@ -2456,10 +3554,7 @@
           </w:tcPr>
           <w:p>
             <w:r>
-              <w:rPr>
-                <w:b/>
-              </w:rPr>
-              <w:t>Palavra-chave</w:t>
+              <w:t>Botao</w:t>
             </w:r>
           </w:p>
         </w:tc>
@@ -2470,10 +3565,7 @@
           </w:tcPr>
           <w:p>
             <w:r>
-              <w:rPr>
-                <w:b/>
-              </w:rPr>
-              <w:t>Significado</w:t>
+              <w:t>Funcao de logica</w:t>
             </w:r>
           </w:p>
         </w:tc>
@@ -2484,10 +3576,7 @@
           </w:tcPr>
           <w:p>
             <w:r>
-              <w:rPr>
-                <w:b/>
-              </w:rPr>
-              <w:t>Exemplo no arquivo</w:t>
+              <w:t>O que acontece</w:t>
             </w:r>
           </w:p>
         </w:tc>
@@ -2499,7 +3588,7 @@
           </w:tcPr>
           <w:p>
             <w:r>
-              <w:t>fopen</w:t>
+              <w:t>Cadastrar</w:t>
             </w:r>
           </w:p>
         </w:tc>
@@ -2509,7 +3598,7 @@
           </w:tcPr>
           <w:p>
             <w:r>
-              <w:t>Abre arquivo</w:t>
+              <w:t>inserirLivro()</w:t>
             </w:r>
           </w:p>
         </w:tc>
@@ -2519,7 +3608,7 @@
           </w:tcPr>
           <w:p>
             <w:r>
-              <w:t>arq = fopen("biblioteca.txt", "w");</w:t>
+              <w:t>Le formulario, insere livro, mostra sucesso ou erro</w:t>
             </w:r>
           </w:p>
         </w:tc>
@@ -2531,7 +3620,7 @@
           </w:tcPr>
           <w:p>
             <w:r>
-              <w:t>fprintf</w:t>
+              <w:t>Listar</w:t>
             </w:r>
           </w:p>
         </w:tc>
@@ -2541,7 +3630,7 @@
           </w:tcPr>
           <w:p>
             <w:r>
-              <w:t>Escreve no arquivo</w:t>
+              <w:t>montarListaLivros()</w:t>
             </w:r>
           </w:p>
         </w:tc>
@@ -2551,7 +3640,7 @@
           </w:tcPr>
           <w:p>
             <w:r>
-              <w:t>fprintf(arq, "%d\n", livros[i].codigo);</w:t>
+              <w:t>Monta texto com todos os livros na area de saida</w:t>
             </w:r>
           </w:p>
         </w:tc>
@@ -2563,7 +3652,7 @@
           </w:tcPr>
           <w:p>
             <w:r>
-              <w:t>fgets</w:t>
+              <w:t>Buscar Codigo</w:t>
             </w:r>
           </w:p>
         </w:tc>
@@ -2573,7 +3662,7 @@
           </w:tcPr>
           <w:p>
             <w:r>
-              <w:t>Le linha do arquivo</w:t>
+              <w:t>buscarLivroPorCodigo()</w:t>
             </w:r>
           </w:p>
         </w:tc>
@@ -2583,7 +3672,7 @@
           </w:tcPr>
           <w:p>
             <w:r>
-              <w:t>fgets(livros[i].titulo, 100, arq);</w:t>
+              <w:t>Le codigo acao, busca e exibe livro</w:t>
             </w:r>
           </w:p>
         </w:tc>
@@ -2595,7 +3684,7 @@
           </w:tcPr>
           <w:p>
             <w:r>
-              <w:t>sscanf</w:t>
+              <w:t>Buscar Titulo</w:t>
             </w:r>
           </w:p>
         </w:tc>
@@ -2605,7 +3694,7 @@
           </w:tcPr>
           <w:p>
             <w:r>
-              <w:t>Converte string em numero</w:t>
+              <w:t>buscarLivrosPorTitulo()</w:t>
             </w:r>
           </w:p>
         </w:tc>
@@ -2615,7 +3704,7 @@
           </w:tcPr>
           <w:p>
             <w:r>
-              <w:t>sscanf(linha, "%d", &amp;livros[i].ano);</w:t>
+              <w:t>Le campo busca titulo, lista correspondencias</w:t>
             </w:r>
           </w:p>
         </w:tc>
@@ -2627,7 +3716,7 @@
           </w:tcPr>
           <w:p>
             <w:r>
-              <w:t>malloc</w:t>
+              <w:t>Emprestar</w:t>
             </w:r>
           </w:p>
         </w:tc>
@@ -2637,7 +3726,7 @@
           </w:tcPr>
           <w:p>
             <w:r>
-              <w:t>Aloca vetor ao carregar</w:t>
+              <w:t>emprestarPorCodigo()</w:t>
             </w:r>
           </w:p>
         </w:tc>
@@ -2647,7 +3736,7 @@
           </w:tcPr>
           <w:p>
             <w:r>
-              <w:t>livros = malloc(n * sizeof(Livro));</w:t>
+              <w:t>Diminui quantidade se disponivel</w:t>
             </w:r>
           </w:p>
         </w:tc>
@@ -2659,7 +3748,7 @@
           </w:tcPr>
           <w:p>
             <w:r>
-              <w:t>fclose</w:t>
+              <w:t>Devolver</w:t>
             </w:r>
           </w:p>
         </w:tc>
@@ -2669,7 +3758,7 @@
           </w:tcPr>
           <w:p>
             <w:r>
-              <w:t>Fecha o arquivo</w:t>
+              <w:t>devolverPorCodigo()</w:t>
             </w:r>
           </w:p>
         </w:tc>
@@ -2679,232 +3768,7 @@
           </w:tcPr>
           <w:p>
             <w:r>
-              <w:t>fclose(arq);</w:t>
-            </w:r>
-          </w:p>
-        </w:tc>
-      </w:tr>
-    </w:tbl>
-    <w:p/>
-    <w:p>
-      <w:pPr>
-        <w:pStyle w:val="Heading2"/>
-      </w:pPr>
-      <w:r>
-        <w:t>Exemplo de codigo</w:t>
-      </w:r>
-    </w:p>
-    <w:p>
-      <w:pPr>
-        <w:spacing w:before="80" w:after="80"/>
-        <w:ind w:left="360"/>
-      </w:pPr>
-      <w:r>
-        <w:rPr>
-          <w:rFonts w:ascii="Consolas" w:hAnsi="Consolas"/>
-          <w:sz w:val="18"/>
-        </w:rPr>
-        <w:t>fprintf(arq, "%d\n", total);</w:t>
-        <w:br/>
-        <w:t>for (i = 0; i &lt; total; i++) {</w:t>
-        <w:br/>
-        <w:t xml:space="preserve">    fprintf(arq, "%d\n", livros[i].codigo);</w:t>
-        <w:br/>
-        <w:t xml:space="preserve">    fprintf(arq, "%s\n", livros[i].titulo);</w:t>
-        <w:br/>
-        <w:t xml:space="preserve">    fprintf(arq, "%s\n", livros[i].autor);</w:t>
-        <w:br/>
-        <w:t xml:space="preserve">    fprintf(arq, "%d\n", livros[i].ano);</w:t>
-        <w:br/>
-        <w:t xml:space="preserve">    fprintf(arq, "%d\n", livros[i].quantidade);</w:t>
-        <w:br/>
-        <w:t>}</w:t>
-      </w:r>
-    </w:p>
-    <w:p>
-      <w:pPr>
-        <w:pStyle w:val="Heading1"/>
-      </w:pPr>
-      <w:r>
-        <w:t>12. gui.c</w:t>
-      </w:r>
-    </w:p>
-    <w:p>
-      <w:pPr>
-        <w:pStyle w:val="Heading2"/>
-      </w:pPr>
-      <w:r>
-        <w:t>Funcao do arquivo</w:t>
-      </w:r>
-    </w:p>
-    <w:p>
-      <w:r>
-        <w:t>Implementa toda a interface grafica com WinAPI (Windows API). Cria a janela, campos de texto, botoes e a area de resultado. Quando o usuario clica em um botao, o codigo le os campos, chama as funcoes de logica e exibe mensagens na tela.</w:t>
-      </w:r>
-    </w:p>
-    <w:p>
-      <w:pPr>
-        <w:pStyle w:val="Heading2"/>
-      </w:pPr>
-      <w:r>
-        <w:t>Blocos do codigo</w:t>
-      </w:r>
-    </w:p>
-    <w:p>
-      <w:pPr>
-        <w:pStyle w:val="Heading3"/>
-      </w:pPr>
-      <w:r>
-        <w:t>IDs dos botoes (#define)</w:t>
-      </w:r>
-    </w:p>
-    <w:p>
-      <w:r>
-        <w:t>Cada botao tem um numero (ID_CADASTRAR, ID_LISTAR, etc.) para identificar qual foi clicado.</w:t>
-      </w:r>
-    </w:p>
-    <w:p>
-      <w:pPr>
-        <w:pStyle w:val="Heading3"/>
-      </w:pPr>
-      <w:r>
-        <w:t>Variaveis globais da tela</w:t>
-      </w:r>
-    </w:p>
-    <w:p>
-      <w:r>
-        <w:t>inst (instancia do programa), bufferSaida e handles HWND dos controles.</w:t>
-      </w:r>
-    </w:p>
-    <w:p>
-      <w:pPr>
-        <w:pStyle w:val="Heading3"/>
-      </w:pPr>
-      <w:r>
-        <w:t>Funcoes de criacao (criarLabel, criarCampo, criarBotao)</w:t>
-      </w:r>
-    </w:p>
-    <w:p>
-      <w:r>
-        <w:t>Encapsulam CreateWindowA para montar a interface.</w:t>
-      </w:r>
-    </w:p>
-    <w:p>
-      <w:pPr>
-        <w:pStyle w:val="Heading3"/>
-      </w:pPr>
-      <w:r>
-        <w:t>Funcoes de leitura/escrita (lerInt, lerTexto, mostrarMensagem)</w:t>
-      </w:r>
-    </w:p>
-    <w:p>
-      <w:r>
-        <w:t>Leem campos da tela e atualizam resultado e status.</w:t>
-      </w:r>
-    </w:p>
-    <w:p>
-      <w:pPr>
-        <w:pStyle w:val="Heading3"/>
-      </w:pPr>
-      <w:r>
-        <w:t>lerLivroDoFormulario()</w:t>
-      </w:r>
-    </w:p>
-    <w:p>
-      <w:r>
-        <w:t>Monta struct Livro a partir dos campos de cadastro.</w:t>
-      </w:r>
-    </w:p>
-    <w:p>
-      <w:pPr>
-        <w:pStyle w:val="Heading3"/>
-      </w:pPr>
-      <w:r>
-        <w:t>tratarBotao()</w:t>
-      </w:r>
-    </w:p>
-    <w:p>
-      <w:r>
-        <w:t>Switch com as 9 acoes; conecta botoes as funcoes de logica.</w:t>
-      </w:r>
-    </w:p>
-    <w:p>
-      <w:pPr>
-        <w:pStyle w:val="Heading3"/>
-      </w:pPr>
-      <w:r>
-        <w:t>WindowProc()</w:t>
-      </w:r>
-    </w:p>
-    <w:p>
-      <w:r>
-        <w:t>Callback do Windows; recebe WM_COMMAND (clique) e WM_DESTROY (fechar).</w:t>
-      </w:r>
-    </w:p>
-    <w:p>
-      <w:pPr>
-        <w:pStyle w:val="Heading3"/>
-      </w:pPr>
-      <w:r>
-        <w:t>criarInterface()</w:t>
-      </w:r>
-    </w:p>
-    <w:p>
-      <w:r>
-        <w:t>Posiciona todos os controles na janela.</w:t>
-      </w:r>
-    </w:p>
-    <w:p>
-      <w:pPr>
-        <w:pStyle w:val="Heading3"/>
-      </w:pPr>
-      <w:r>
-        <w:t>iniciarGUI()</w:t>
-      </w:r>
-    </w:p>
-    <w:p>
-      <w:r>
-        <w:t>Registra classe, cria janela, loop de mensagens, salva e libera memoria.</w:t>
-      </w:r>
-    </w:p>
-    <w:p>
-      <w:pPr>
-        <w:pStyle w:val="Heading2"/>
-      </w:pPr>
-      <w:r>
-        <w:t>Mapeamento botao -&gt; funcao</w:t>
-      </w:r>
-    </w:p>
-    <w:tbl>
-      <w:tblPr>
-        <w:tblStyle w:val="TableGrid"/>
-        <w:tblW w:type="auto" w:w="0"/>
-        <w:tblLook w:firstColumn="1" w:firstRow="1" w:lastColumn="0" w:lastRow="0" w:noHBand="0" w:noVBand="1" w:val="04A0"/>
-      </w:tblPr>
-      <w:tblGrid>
-        <w:gridCol w:w="4680"/>
-        <w:gridCol w:w="4680"/>
-      </w:tblGrid>
-      <w:tr>
-        <w:tc>
-          <w:tcPr>
-            <w:tcW w:type="dxa" w:w="4680"/>
-            <w:shd w:fill="D9E2F3" w:val="clear"/>
-          </w:tcPr>
-          <w:p>
-            <w:r>
-              <w:t>Botao</w:t>
-            </w:r>
-          </w:p>
-        </w:tc>
-        <w:tc>
-          <w:tcPr>
-            <w:tcW w:type="dxa" w:w="4680"/>
-            <w:shd w:fill="D9E2F3" w:val="clear"/>
-          </w:tcPr>
-          <w:p>
-            <w:r>
-              <w:t>Funcao chamada</w:t>
+              <w:t>Aumenta quantidade do livro</w:t>
             </w:r>
           </w:p>
         </w:tc>
@@ -2912,139 +3776,7 @@
       <w:tr>
         <w:tc>
           <w:tcPr>
-            <w:tcW w:type="dxa" w:w="4680"/>
-          </w:tcPr>
-          <w:p>
-            <w:r>
-              <w:t>Cadastrar</w:t>
-            </w:r>
-          </w:p>
-        </w:tc>
-        <w:tc>
-          <w:tcPr>
-            <w:tcW w:type="dxa" w:w="4680"/>
-          </w:tcPr>
-          <w:p>
-            <w:r>
-              <w:t>inserirLivro()</w:t>
-            </w:r>
-          </w:p>
-        </w:tc>
-      </w:tr>
-      <w:tr>
-        <w:tc>
-          <w:tcPr>
-            <w:tcW w:type="dxa" w:w="4680"/>
-          </w:tcPr>
-          <w:p>
-            <w:r>
-              <w:t>Listar</w:t>
-            </w:r>
-          </w:p>
-        </w:tc>
-        <w:tc>
-          <w:tcPr>
-            <w:tcW w:type="dxa" w:w="4680"/>
-          </w:tcPr>
-          <w:p>
-            <w:r>
-              <w:t>montarListaLivros()</w:t>
-            </w:r>
-          </w:p>
-        </w:tc>
-      </w:tr>
-      <w:tr>
-        <w:tc>
-          <w:tcPr>
-            <w:tcW w:type="dxa" w:w="4680"/>
-          </w:tcPr>
-          <w:p>
-            <w:r>
-              <w:t>Buscar Codigo</w:t>
-            </w:r>
-          </w:p>
-        </w:tc>
-        <w:tc>
-          <w:tcPr>
-            <w:tcW w:type="dxa" w:w="4680"/>
-          </w:tcPr>
-          <w:p>
-            <w:r>
-              <w:t>buscarLivroPorCodigo()</w:t>
-            </w:r>
-          </w:p>
-        </w:tc>
-      </w:tr>
-      <w:tr>
-        <w:tc>
-          <w:tcPr>
-            <w:tcW w:type="dxa" w:w="4680"/>
-          </w:tcPr>
-          <w:p>
-            <w:r>
-              <w:t>Buscar Titulo</w:t>
-            </w:r>
-          </w:p>
-        </w:tc>
-        <w:tc>
-          <w:tcPr>
-            <w:tcW w:type="dxa" w:w="4680"/>
-          </w:tcPr>
-          <w:p>
-            <w:r>
-              <w:t>buscarLivrosPorTitulo()</w:t>
-            </w:r>
-          </w:p>
-        </w:tc>
-      </w:tr>
-      <w:tr>
-        <w:tc>
-          <w:tcPr>
-            <w:tcW w:type="dxa" w:w="4680"/>
-          </w:tcPr>
-          <w:p>
-            <w:r>
-              <w:t>Emprestar</w:t>
-            </w:r>
-          </w:p>
-        </w:tc>
-        <w:tc>
-          <w:tcPr>
-            <w:tcW w:type="dxa" w:w="4680"/>
-          </w:tcPr>
-          <w:p>
-            <w:r>
-              <w:t>emprestarPorCodigo()</w:t>
-            </w:r>
-          </w:p>
-        </w:tc>
-      </w:tr>
-      <w:tr>
-        <w:tc>
-          <w:tcPr>
-            <w:tcW w:type="dxa" w:w="4680"/>
-          </w:tcPr>
-          <w:p>
-            <w:r>
-              <w:t>Devolver</w:t>
-            </w:r>
-          </w:p>
-        </w:tc>
-        <w:tc>
-          <w:tcPr>
-            <w:tcW w:type="dxa" w:w="4680"/>
-          </w:tcPr>
-          <w:p>
-            <w:r>
-              <w:t>devolverPorCodigo()</w:t>
-            </w:r>
-          </w:p>
-        </w:tc>
-      </w:tr>
-      <w:tr>
-        <w:tc>
-          <w:tcPr>
-            <w:tcW w:type="dxa" w:w="4680"/>
+            <w:tcW w:type="dxa" w:w="3120"/>
           </w:tcPr>
           <w:p>
             <w:r>
@@ -3054,11 +3786,21 @@
         </w:tc>
         <w:tc>
           <w:tcPr>
-            <w:tcW w:type="dxa" w:w="4680"/>
+            <w:tcW w:type="dxa" w:w="3120"/>
           </w:tcPr>
           <w:p>
             <w:r>
-              <w:t>ordenarLivrosPorTitulo() + montarListaLivros()</w:t>
+              <w:t>ordenarLivrosPorTitulo()</w:t>
+            </w:r>
+          </w:p>
+        </w:tc>
+        <w:tc>
+          <w:tcPr>
+            <w:tcW w:type="dxa" w:w="3120"/>
+          </w:tcPr>
+          <w:p>
+            <w:r>
+              <w:t>Ordena e lista na area de saida</w:t>
             </w:r>
           </w:p>
         </w:tc>
@@ -3066,7 +3808,7 @@
       <w:tr>
         <w:tc>
           <w:tcPr>
-            <w:tcW w:type="dxa" w:w="4680"/>
+            <w:tcW w:type="dxa" w:w="3120"/>
           </w:tcPr>
           <w:p>
             <w:r>
@@ -3076,7 +3818,7 @@
         </w:tc>
         <w:tc>
           <w:tcPr>
-            <w:tcW w:type="dxa" w:w="4680"/>
+            <w:tcW w:type="dxa" w:w="3120"/>
           </w:tcPr>
           <w:p>
             <w:r>
@@ -3084,11 +3826,21 @@
             </w:r>
           </w:p>
         </w:tc>
+        <w:tc>
+          <w:tcPr>
+            <w:tcW w:type="dxa" w:w="3120"/>
+          </w:tcPr>
+          <w:p>
+            <w:r>
+              <w:t>Lista livros com quantidade 0</w:t>
+            </w:r>
+          </w:p>
+        </w:tc>
       </w:tr>
       <w:tr>
         <w:tc>
           <w:tcPr>
-            <w:tcW w:type="dxa" w:w="4680"/>
+            <w:tcW w:type="dxa" w:w="3120"/>
           </w:tcPr>
           <w:p>
             <w:r>
@@ -3098,7 +3850,7 @@
         </w:tc>
         <w:tc>
           <w:tcPr>
-            <w:tcW w:type="dxa" w:w="4680"/>
+            <w:tcW w:type="dxa" w:w="3120"/>
           </w:tcPr>
           <w:p>
             <w:r>
@@ -3106,6 +3858,16 @@
             </w:r>
           </w:p>
         </w:tc>
+        <w:tc>
+          <w:tcPr>
+            <w:tcW w:type="dxa" w:w="3120"/>
+          </w:tcPr>
+          <w:p>
+            <w:r>
+              <w:t>Grava biblioteca.txt imediatamente</w:t>
+            </w:r>
+          </w:p>
+        </w:tc>
       </w:tr>
     </w:tbl>
     <w:p/>
@@ -3114,7 +3876,105 @@
         <w:pStyle w:val="Heading2"/>
       </w:pPr>
       <w:r>
-        <w:t>Palavras-chave</w:t>
+        <w:t>11.7 Bloco 6 - WindowProc (callback do Windows)</w:t>
+      </w:r>
+    </w:p>
+    <w:p>
+      <w:r>
+        <w:t>Toda janela Windows precisa de uma funcao de callback que processa mensagens. WindowProc e chamada pelo sistema para cada evento: clique em botao (WM_COMMAND), fechar janela (WM_DESTROY), redimensionar, etc. Para WM_COMMAND, extrai o id do botao com LOWORD(wparam) e chama tratarBotao(). Para WM_DESTROY, chama PostQuitMessage(0) para encerrar o loop principal. Demais mensagens sao repassadas a DefWindowProcA.</w:t>
+      </w:r>
+    </w:p>
+    <w:p>
+      <w:pPr>
+        <w:pStyle w:val="Heading2"/>
+      </w:pPr>
+      <w:r>
+        <w:t>11.8 Bloco 7 - criarInterface</w:t>
+      </w:r>
+    </w:p>
+    <w:p>
+      <w:r>
+        <w:t>Monta visualmente todos os controles dentro da janela principal. Cada chamada posiciona um elemento em coordenadas x,y com largura e altura fixas. A area de saida usa estilos ES_MULTILINE (varias linhas), ES_READONLY (usuario nao edita) e WS_VSCROLL (barra de rolagem).</w:t>
+      </w:r>
+    </w:p>
+    <w:p>
+      <w:pPr>
+        <w:pStyle w:val="Heading2"/>
+      </w:pPr>
+      <w:r>
+        <w:t>11.9 Bloco 8 - iniciarGUI (inicializacao e loop)</w:t>
+      </w:r>
+    </w:p>
+    <w:p>
+      <w:pPr>
+        <w:pStyle w:val="ListNumber"/>
+      </w:pPr>
+      <w:r>
+        <w:t>Obtem instancia do programa com GetModuleHandle(NULL).</w:t>
+      </w:r>
+    </w:p>
+    <w:p>
+      <w:pPr>
+        <w:pStyle w:val="ListNumber"/>
+      </w:pPr>
+      <w:r>
+        <w:t>Preenche estrutura WNDCLASSA com WindowProc, cursor, cor de fundo e nome da classe.</w:t>
+      </w:r>
+    </w:p>
+    <w:p>
+      <w:pPr>
+        <w:pStyle w:val="ListNumber"/>
+      </w:pPr>
+      <w:r>
+        <w:t>RegisterClassA registra o tipo de janela no Windows.</w:t>
+      </w:r>
+    </w:p>
+    <w:p>
+      <w:pPr>
+        <w:pStyle w:val="ListNumber"/>
+      </w:pPr>
+      <w:r>
+        <w:t>CreateWindowA cria a janela visivel com titulo 'Sistema de Biblioteca'.</w:t>
+      </w:r>
+    </w:p>
+    <w:p>
+      <w:pPr>
+        <w:pStyle w:val="ListNumber"/>
+      </w:pPr>
+      <w:r>
+        <w:t>criarInterface adiciona todos os controles.</w:t>
+      </w:r>
+    </w:p>
+    <w:p>
+      <w:pPr>
+        <w:pStyle w:val="ListNumber"/>
+      </w:pPr>
+      <w:r>
+        <w:t>ShowWindow exibe a janela.</w:t>
+      </w:r>
+    </w:p>
+    <w:p>
+      <w:pPr>
+        <w:pStyle w:val="ListNumber"/>
+      </w:pPr>
+      <w:r>
+        <w:t>Loop while(GetMessage): aguarda eventos, TranslateMessage e DispatchMessage processam.</w:t>
+      </w:r>
+    </w:p>
+    <w:p>
+      <w:pPr>
+        <w:pStyle w:val="ListNumber"/>
+      </w:pPr>
+      <w:r>
+        <w:t>Ao sair do loop: salvarArquivo() grava dados e free(livros) libera memoria.</w:t>
+      </w:r>
+    </w:p>
+    <w:p>
+      <w:pPr>
+        <w:pStyle w:val="Heading2"/>
+      </w:pPr>
+      <w:r>
+        <w:t>11.10 Palavras-chave de gui.c</w:t>
       </w:r>
     </w:p>
     <w:tbl>
@@ -3136,9 +3996,6 @@
           </w:tcPr>
           <w:p>
             <w:r>
-              <w:rPr>
-                <w:b/>
-              </w:rPr>
               <w:t>Palavra-chave</w:t>
             </w:r>
           </w:p>
@@ -3150,9 +4007,6 @@
           </w:tcPr>
           <w:p>
             <w:r>
-              <w:rPr>
-                <w:b/>
-              </w:rPr>
               <w:t>Significado</w:t>
             </w:r>
           </w:p>
@@ -3164,9 +4018,6 @@
           </w:tcPr>
           <w:p>
             <w:r>
-              <w:rPr>
-                <w:b/>
-              </w:rPr>
               <w:t>Exemplo no arquivo</w:t>
             </w:r>
           </w:p>
@@ -3189,7 +4040,7 @@
           </w:tcPr>
           <w:p>
             <w:r>
-              <w:t>Handle (identificador) de uma janela ou controle</w:t>
+              <w:t>Handle: identificador numerico de janela ou controle</w:t>
             </w:r>
           </w:p>
         </w:tc>
@@ -3211,6 +4062,38 @@
           </w:tcPr>
           <w:p>
             <w:r>
+              <w:t>HINSTANCE</w:t>
+            </w:r>
+          </w:p>
+        </w:tc>
+        <w:tc>
+          <w:tcPr>
+            <w:tcW w:type="dxa" w:w="3120"/>
+          </w:tcPr>
+          <w:p>
+            <w:r>
+              <w:t>Handle da instancia do programa</w:t>
+            </w:r>
+          </w:p>
+        </w:tc>
+        <w:tc>
+          <w:tcPr>
+            <w:tcW w:type="dxa" w:w="3120"/>
+          </w:tcPr>
+          <w:p>
+            <w:r>
+              <w:t>static HINSTANCE inst;</w:t>
+            </w:r>
+          </w:p>
+        </w:tc>
+      </w:tr>
+      <w:tr>
+        <w:tc>
+          <w:tcPr>
+            <w:tcW w:type="dxa" w:w="3120"/>
+          </w:tcPr>
+          <w:p>
+            <w:r>
               <w:t>CreateWindowA</w:t>
             </w:r>
           </w:p>
@@ -3221,7 +4104,7 @@
           </w:tcPr>
           <w:p>
             <w:r>
-              <w:t>Cria janela, botao ou campo de texto</w:t>
+              <w:t>Cria janela, botao, campo ou rotulo</w:t>
             </w:r>
           </w:p>
         </w:tc>
@@ -3253,7 +4136,7 @@
           </w:tcPr>
           <w:p>
             <w:r>
-              <w:t>Mensagem enviada quando usuario clica em botao</w:t>
+              <w:t>Mensagem: usuario clicou em botao ou menu</w:t>
             </w:r>
           </w:p>
         </w:tc>
@@ -3275,6 +4158,38 @@
           </w:tcPr>
           <w:p>
             <w:r>
+              <w:t>WM_DESTROY</w:t>
+            </w:r>
+          </w:p>
+        </w:tc>
+        <w:tc>
+          <w:tcPr>
+            <w:tcW w:type="dxa" w:w="3120"/>
+          </w:tcPr>
+          <w:p>
+            <w:r>
+              <w:t>Mensagem: usuario fechou a janela</w:t>
+            </w:r>
+          </w:p>
+        </w:tc>
+        <w:tc>
+          <w:tcPr>
+            <w:tcW w:type="dxa" w:w="3120"/>
+          </w:tcPr>
+          <w:p>
+            <w:r>
+              <w:t>if (msg == WM_DESTROY)</w:t>
+            </w:r>
+          </w:p>
+        </w:tc>
+      </w:tr>
+      <w:tr>
+        <w:tc>
+          <w:tcPr>
+            <w:tcW w:type="dxa" w:w="3120"/>
+          </w:tcPr>
+          <w:p>
+            <w:r>
               <w:t>GetWindowTextA</w:t>
             </w:r>
           </w:p>
@@ -3285,7 +4200,7 @@
           </w:tcPr>
           <w:p>
             <w:r>
-              <w:t>Le texto de um campo</w:t>
+              <w:t>Le texto de um controle</w:t>
             </w:r>
           </w:p>
         </w:tc>
@@ -3295,7 +4210,7 @@
           </w:tcPr>
           <w:p>
             <w:r>
-              <w:t>GetWindowTextA(campo, texto, sizeof(texto));</w:t>
+              <w:t>GetWindowTextA(campo, texto, sizeof(texto))</w:t>
             </w:r>
           </w:p>
         </w:tc>
@@ -3317,7 +4232,7 @@
           </w:tcPr>
           <w:p>
             <w:r>
-              <w:t>Escreve texto em um controle</w:t>
+              <w:t>Define texto exibido em um controle</w:t>
             </w:r>
           </w:p>
         </w:tc>
@@ -3327,7 +4242,39 @@
           </w:tcPr>
           <w:p>
             <w:r>
-              <w:t>SetWindowTextA(hwndSaida, texto);</w:t>
+              <w:t>SetWindowTextA(hwndSaida, texto)</w:t>
+            </w:r>
+          </w:p>
+        </w:tc>
+      </w:tr>
+      <w:tr>
+        <w:tc>
+          <w:tcPr>
+            <w:tcW w:type="dxa" w:w="3120"/>
+          </w:tcPr>
+          <w:p>
+            <w:r>
+              <w:t>atoi</w:t>
+            </w:r>
+          </w:p>
+        </w:tc>
+        <w:tc>
+          <w:tcPr>
+            <w:tcW w:type="dxa" w:w="3120"/>
+          </w:tcPr>
+          <w:p>
+            <w:r>
+              <w:t>Converte string para inteiro</w:t>
+            </w:r>
+          </w:p>
+        </w:tc>
+        <w:tc>
+          <w:tcPr>
+            <w:tcW w:type="dxa" w:w="3120"/>
+          </w:tcPr>
+          <w:p>
+            <w:r>
+              <w:t>return atoi(texto)</w:t>
             </w:r>
           </w:p>
         </w:tc>
@@ -3349,7 +4296,7 @@
           </w:tcPr>
           <w:p>
             <w:r>
-              <w:t>Loop principal da interface Windows</w:t>
+              <w:t>Loop principal: obtem proxima mensagem da fila</w:t>
             </w:r>
           </w:p>
         </w:tc>
@@ -3381,7 +4328,7 @@
           </w:tcPr>
           <w:p>
             <w:r>
-              <w:t>Registra tipo de janela antes de criar</w:t>
+              <w:t>Registra classe de janela antes de criar</w:t>
             </w:r>
           </w:p>
         </w:tc>
@@ -3391,7 +4338,7 @@
           </w:tcPr>
           <w:p>
             <w:r>
-              <w:t>RegisterClassA(&amp;classe);</w:t>
+              <w:t>RegisterClassA(&amp;classe)</w:t>
             </w:r>
           </w:p>
         </w:tc>
@@ -3403,7 +4350,7 @@
           </w:tcPr>
           <w:p>
             <w:r>
-              <w:t>atoi</w:t>
+              <w:t>LOWORD</w:t>
             </w:r>
           </w:p>
         </w:tc>
@@ -3413,7 +4360,7 @@
           </w:tcPr>
           <w:p>
             <w:r>
-              <w:t>Converte string em inteiro</w:t>
+              <w:t>Extrai bits baixos de wparam (id do controle)</w:t>
             </w:r>
           </w:p>
         </w:tc>
@@ -3423,198 +4370,7 @@
           </w:tcPr>
           <w:p>
             <w:r>
-              <w:t>return atoi(texto);</w:t>
-            </w:r>
-          </w:p>
-        </w:tc>
-      </w:tr>
-    </w:tbl>
-    <w:p/>
-    <w:p>
-      <w:pPr>
-        <w:pStyle w:val="Heading2"/>
-      </w:pPr>
-      <w:r>
-        <w:t>Exemplo de codigo</w:t>
-      </w:r>
-    </w:p>
-    <w:p>
-      <w:pPr>
-        <w:spacing w:before="80" w:after="80"/>
-        <w:ind w:left="360"/>
-      </w:pPr>
-      <w:r>
-        <w:rPr>
-          <w:rFonts w:ascii="Consolas" w:hAnsi="Consolas"/>
-          <w:sz w:val="18"/>
-        </w:rPr>
-        <w:t>static LRESULT CALLBACK WindowProc(HWND hwnd, UINT msg, WPARAM wparam, LPARAM lparam) {</w:t>
-        <w:br/>
-        <w:t xml:space="preserve">    if (msg == WM_COMMAND) {</w:t>
-        <w:br/>
-        <w:t xml:space="preserve">        tratarBotao(LOWORD(wparam));</w:t>
-        <w:br/>
-        <w:t xml:space="preserve">        return 0;</w:t>
-        <w:br/>
-        <w:t xml:space="preserve">    }</w:t>
-        <w:br/>
-        <w:t xml:space="preserve">    if (msg == WM_DESTROY) {</w:t>
-        <w:br/>
-        <w:t xml:space="preserve">        PostQuitMessage(0);</w:t>
-        <w:br/>
-        <w:t xml:space="preserve">        return 0;</w:t>
-        <w:br/>
-        <w:t xml:space="preserve">    }</w:t>
-        <w:br/>
-        <w:t xml:space="preserve">    return DefWindowProcA(hwnd, msg, wparam, lparam);</w:t>
-        <w:br/>
-        <w:t>}</w:t>
-      </w:r>
-    </w:p>
-    <w:p>
-      <w:r>
-        <w:br w:type="page"/>
-      </w:r>
-    </w:p>
-    <w:p>
-      <w:pPr>
-        <w:pStyle w:val="Heading1"/>
-      </w:pPr>
-      <w:r>
-        <w:t>13. biblioteca.txt</w:t>
-      </w:r>
-    </w:p>
-    <w:p>
-      <w:pPr>
-        <w:pStyle w:val="Heading2"/>
-      </w:pPr>
-      <w:r>
-        <w:t>Funcao do arquivo</w:t>
-      </w:r>
-    </w:p>
-    <w:p>
-      <w:r>
-        <w:t>Arquivo de dados gerado automaticamente pelo programa. Nao e codigo-fonte: e criado quando o usuario salva ou ao fechar o sistema. Armazena todos os livros em formato texto.</w:t>
-      </w:r>
-    </w:p>
-    <w:p>
-      <w:pPr>
-        <w:pStyle w:val="Heading2"/>
-      </w:pPr>
-      <w:r>
-        <w:t>Formato do arquivo</w:t>
-      </w:r>
-    </w:p>
-    <w:p>
-      <w:pPr>
-        <w:pStyle w:val="ListBullet"/>
-      </w:pPr>
-      <w:r>
-        <w:t>Linha 1: numero total de livros</w:t>
-      </w:r>
-    </w:p>
-    <w:p>
-      <w:pPr>
-        <w:pStyle w:val="ListBullet"/>
-      </w:pPr>
-      <w:r>
-        <w:t>Para cada livro, 5 linhas: codigo, titulo, autor, ano, quantidade</w:t>
-      </w:r>
-    </w:p>
-    <w:p>
-      <w:pPr>
-        <w:pStyle w:val="Heading2"/>
-      </w:pPr>
-      <w:r>
-        <w:t>Exemplo real</w:t>
-      </w:r>
-    </w:p>
-    <w:p>
-      <w:pPr>
-        <w:spacing w:before="80" w:after="80"/>
-        <w:ind w:left="360"/>
-      </w:pPr>
-      <w:r>
-        <w:rPr>
-          <w:rFonts w:ascii="Consolas" w:hAnsi="Consolas"/>
-          <w:sz w:val="18"/>
-        </w:rPr>
-        <w:t>4                    &lt;- total de livros</w:t>
-        <w:br/>
-        <w:t>1                    &lt;- codigo do livro 1</w:t>
-        <w:br/>
-        <w:t>Em Busca da Felicidade</w:t>
-        <w:br/>
-        <w:t>Will Smith</w:t>
-        <w:br/>
-        <w:t>2000                 &lt;- ano</w:t>
-        <w:br/>
-        <w:t>3                    &lt;- quantidade disponivel</w:t>
-        <w:br/>
-        <w:t>7                    &lt;- codigo do livro 2</w:t>
-        <w:br/>
-        <w:t>...</w:t>
-      </w:r>
-    </w:p>
-    <w:p>
-      <w:pPr>
-        <w:pStyle w:val="Heading2"/>
-      </w:pPr>
-      <w:r>
-        <w:t>Palavras-chave relacionadas</w:t>
-      </w:r>
-    </w:p>
-    <w:tbl>
-      <w:tblPr>
-        <w:tblStyle w:val="TableGrid"/>
-        <w:tblW w:type="auto" w:w="0"/>
-        <w:tblLook w:firstColumn="1" w:firstRow="1" w:lastColumn="0" w:lastRow="0" w:noHBand="0" w:noVBand="1" w:val="04A0"/>
-      </w:tblPr>
-      <w:tblGrid>
-        <w:gridCol w:w="3120"/>
-        <w:gridCol w:w="3120"/>
-        <w:gridCol w:w="3120"/>
-      </w:tblGrid>
-      <w:tr>
-        <w:tc>
-          <w:tcPr>
-            <w:tcW w:type="dxa" w:w="3120"/>
-            <w:shd w:fill="D9E2F3" w:val="clear"/>
-          </w:tcPr>
-          <w:p>
-            <w:r>
-              <w:rPr>
-                <w:b/>
-              </w:rPr>
-              <w:t>Palavra-chave</w:t>
-            </w:r>
-          </w:p>
-        </w:tc>
-        <w:tc>
-          <w:tcPr>
-            <w:tcW w:type="dxa" w:w="3120"/>
-            <w:shd w:fill="D9E2F3" w:val="clear"/>
-          </w:tcPr>
-          <w:p>
-            <w:r>
-              <w:rPr>
-                <w:b/>
-              </w:rPr>
-              <w:t>Significado</w:t>
-            </w:r>
-          </w:p>
-        </w:tc>
-        <w:tc>
-          <w:tcPr>
-            <w:tcW w:type="dxa" w:w="3120"/>
-            <w:shd w:fill="D9E2F3" w:val="clear"/>
-          </w:tcPr>
-          <w:p>
-            <w:r>
-              <w:rPr>
-                <w:b/>
-              </w:rPr>
-              <w:t>Exemplo no arquivo</w:t>
+              <w:t>tratarBotao(LOWORD(wparam))</w:t>
             </w:r>
           </w:p>
         </w:tc>
@@ -3626,7 +4382,7 @@
           </w:tcPr>
           <w:p>
             <w:r>
-              <w:t>total</w:t>
+              <w:t>ES_NUMBER</w:t>
             </w:r>
           </w:p>
         </w:tc>
@@ -3636,7 +4392,7 @@
           </w:tcPr>
           <w:p>
             <w:r>
-              <w:t>Primeiro numero do arquivo = quantidade de livros</w:t>
+              <w:t>Estilo: campo aceita apenas numeros</w:t>
             </w:r>
           </w:p>
         </w:tc>
@@ -3646,7 +4402,7 @@
           </w:tcPr>
           <w:p>
             <w:r>
-              <w:t>fprintf(arq, "%d\n", total);</w:t>
+              <w:t>estilo |= ES_NUMBER</w:t>
             </w:r>
           </w:p>
         </w:tc>
@@ -3658,7 +4414,7 @@
           </w:tcPr>
           <w:p>
             <w:r>
-              <w:t>codigo</w:t>
+              <w:t>ES_READONLY</w:t>
             </w:r>
           </w:p>
         </w:tc>
@@ -3668,7 +4424,7 @@
           </w:tcPr>
           <w:p>
             <w:r>
-              <w:t>Primeiro campo de cada livro</w:t>
+              <w:t>Estilo: campo somente leitura</w:t>
             </w:r>
           </w:p>
         </w:tc>
@@ -3678,39 +4434,7 @@
           </w:tcPr>
           <w:p>
             <w:r>
-              <w:t>fprintf(arq, "%d\n", livros[i].codigo);</w:t>
-            </w:r>
-          </w:p>
-        </w:tc>
-      </w:tr>
-      <w:tr>
-        <w:tc>
-          <w:tcPr>
-            <w:tcW w:type="dxa" w:w="3120"/>
-          </w:tcPr>
-          <w:p>
-            <w:r>
-              <w:t>quantidade</w:t>
-            </w:r>
-          </w:p>
-        </w:tc>
-        <w:tc>
-          <w:tcPr>
-            <w:tcW w:type="dxa" w:w="3120"/>
-          </w:tcPr>
-          <w:p>
-            <w:r>
-              <w:t>Ultimo campo de cada livro (estoque)</w:t>
-            </w:r>
-          </w:p>
-        </w:tc>
-        <w:tc>
-          <w:tcPr>
-            <w:tcW w:type="dxa" w:w="3120"/>
-          </w:tcPr>
-          <w:p>
-            <w:r>
-              <w:t>fprintf(arq, "%d\n", livros[i].quantidade);</w:t>
+              <w:t>ES_MULTILINE | ES_READONLY</w:t>
             </w:r>
           </w:p>
         </w:tc>
@@ -3718,24 +4442,29 @@
     </w:tbl>
     <w:p/>
     <w:p>
-      <w:pPr>
-        <w:pStyle w:val="Heading1"/>
-      </w:pPr>
       <w:r>
-        <w:t>14. biblioteca.exe</w:t>
+        <w:br w:type="page"/>
       </w:r>
     </w:p>
     <w:p>
       <w:pPr>
+        <w:pStyle w:val="Heading1"/>
+      </w:pPr>
+      <w:r>
+        <w:t>12. biblioteca.txt - Arquivo de Dados</w:t>
+      </w:r>
+    </w:p>
+    <w:p>
+      <w:pPr>
         <w:pStyle w:val="Heading2"/>
       </w:pPr>
       <w:r>
-        <w:t>Funcao do arquivo</w:t>
+        <w:t>12.1 Para que serve</w:t>
       </w:r>
     </w:p>
     <w:p>
       <w:r>
-        <w:t>Executavel do sistema, gerado pelo compilador GCC a partir dos arquivos .c. E o arquivo que o usuario executa para abrir o programa. Nao precisa de DLLs externas: usa apenas bibliotecas nativas do Windows (user32, gdi32).</w:t>
+        <w:t>Nao e codigo-fonte. E gerado automaticamente pelo programa quando o usuario clica em Salvar ou ao fechar a janela. Armazena todos os livros em formato texto simples, legivel ate em um editor como Bloco de Notas. Na proxima execucao, carregarArquivo() reconstroi o vetor na memoria a partir deste arquivo.</w:t>
       </w:r>
     </w:p>
     <w:p>
@@ -3743,45 +4472,111 @@
         <w:pStyle w:val="Heading2"/>
       </w:pPr>
       <w:r>
-        <w:t>Como executar</w:t>
+        <w:t>12.2 Estrutura detalhada</w:t>
       </w:r>
     </w:p>
     <w:p>
       <w:pPr>
-        <w:pStyle w:val="ListBullet"/>
+        <w:pStyle w:val="ListNumber"/>
       </w:pPr>
       <w:r>
-        <w:t>Dar duplo clique em biblioteca.exe na pasta do projeto</w:t>
+        <w:t>Linha 1: inteiro com total de livros cadastrados</w:t>
       </w:r>
     </w:p>
     <w:p>
       <w:pPr>
-        <w:pStyle w:val="ListBullet"/>
+        <w:pStyle w:val="ListNumber"/>
       </w:pPr>
       <w:r>
-        <w:t>O programa abre a janela grafica do Sistema de Biblioteca</w:t>
+        <w:t>Linhas 2-6: livro 1 (codigo, titulo, autor, ano, quantidade)</w:t>
       </w:r>
     </w:p>
     <w:p>
       <w:pPr>
-        <w:pStyle w:val="ListBullet"/>
+        <w:pStyle w:val="ListNumber"/>
       </w:pPr>
       <w:r>
-        <w:t>Ao fechar, os dados sao salvos automaticamente em biblioteca.txt</w:t>
+        <w:t>Linhas 7-11: livro 2</w:t>
       </w:r>
     </w:p>
     <w:p>
       <w:pPr>
-        <w:pStyle w:val="Heading2"/>
+        <w:pStyle w:val="ListNumber"/>
       </w:pPr>
       <w:r>
-        <w:t>Como recompilar (se alterar o codigo)</w:t>
+        <w:t>E assim por diante: 1 + (5 x total) linhas no arquivo</w:t>
       </w:r>
     </w:p>
     <w:p>
-      <w:pPr>
-        <w:spacing w:before="80" w:after="80"/>
-        <w:ind w:left="360"/>
+      <w:r>
+        <w:br w:type="page"/>
+      </w:r>
+    </w:p>
+    <w:p>
+      <w:pPr>
+        <w:pStyle w:val="Heading1"/>
+      </w:pPr>
+      <w:r>
+        <w:t>13. biblioteca.exe - Executavel</w:t>
+      </w:r>
+    </w:p>
+    <w:p>
+      <w:pPr>
+        <w:pStyle w:val="Heading2"/>
+      </w:pPr>
+      <w:r>
+        <w:t>13.1 O que e</w:t>
+      </w:r>
+    </w:p>
+    <w:p>
+      <w:r>
+        <w:t>Arquivo binario gerado pelo compilador GCC a partir de todos os .c do projeto. E o programa que o usuario executa. Contem codigo de maquina pronto para rodar no Windows, sem precisar de DLLs externas.</w:t>
+      </w:r>
+    </w:p>
+    <w:p>
+      <w:pPr>
+        <w:pStyle w:val="Heading2"/>
+      </w:pPr>
+      <w:r>
+        <w:t>13.2 Como executar</w:t>
+      </w:r>
+    </w:p>
+    <w:p>
+      <w:pPr>
+        <w:pStyle w:val="ListBullet"/>
+      </w:pPr>
+      <w:r>
+        <w:t>Duplo clique em biblioteca.exe na pasta do projeto</w:t>
+      </w:r>
+    </w:p>
+    <w:p>
+      <w:pPr>
+        <w:pStyle w:val="ListBullet"/>
+      </w:pPr>
+      <w:r>
+        <w:t>A janela do Sistema de Biblioteca abre</w:t>
+      </w:r>
+    </w:p>
+    <w:p>
+      <w:pPr>
+        <w:pStyle w:val="ListBullet"/>
+      </w:pPr>
+      <w:r>
+        <w:t>Ao fechar, dados sao salvos em biblioteca.txt automaticamente</w:t>
+      </w:r>
+    </w:p>
+    <w:p>
+      <w:pPr>
+        <w:pStyle w:val="Heading2"/>
+      </w:pPr>
+      <w:r>
+        <w:t>13.3 Como recompilar apos alterar codigo</w:t>
+      </w:r>
+    </w:p>
+    <w:p>
+      <w:pPr>
+        <w:spacing w:before="120" w:after="120"/>
+        <w:ind w:left="432"/>
       </w:pPr>
       <w:r>
         <w:rPr>
@@ -3796,12 +4591,12 @@
         <w:pStyle w:val="Heading1"/>
       </w:pPr>
       <w:r>
-        <w:t>15. Conclusao</w:t>
+        <w:t>14. Conclusao</w:t>
       </w:r>
     </w:p>
     <w:p>
       <w:r>
-        <w:t>O projeto demonstra os principais conceitos de programacao estruturada em C: divisao em modulos, uso de structs e ponteiros, alocacao dinamica de memoria, manipulacao de arquivos e interface grafica com WinAPI. Cada arquivo tem uma responsabilidade clara, facilitando manutencao, apresentacao e entendimento do codigo.</w:t>
+        <w:t>O Sistema de Biblioteca demonstra na pratica os principais topicos de programacao estruturada em C: modularizacao com varios arquivos, struct para modelar dados, ponteiros e enderecamento para acessar o vetor, alocacao dinamica com malloc/realloc/free, manipulacao de arquivos com fprintf/fgets/sscanf, e interface grafica com a API nativa do Windows. Cada arquivo tem responsabilidade unica, o que torna o codigo organizado, testavel e adequado para apresentacao academica.</w:t>
       </w:r>
     </w:p>
     <w:sectPr>

--- a/Documentacao_Sistema_Biblioteca.docx
+++ b/Documentacao_Sistema_Biblioteca.docx
@@ -4,14 +4,10 @@
   <w:body>
     <w:p>
       <w:pPr>
-        <w:jc w:val="center"/>
+        <w:pStyle w:val="Title"/>
       </w:pPr>
       <w:r>
-        <w:rPr>
-          <w:b/>
-          <w:sz w:val="56"/>
-        </w:rPr>
-        <w:t>Sistema de Biblioteca</w:t>
+        <w:t>Sistema de Biblioteca em C</w:t>
       </w:r>
     </w:p>
     <w:p>
@@ -19,30 +15,7 @@
         <w:jc w:val="center"/>
       </w:pPr>
       <w:r>
-        <w:rPr>
-          <w:sz w:val="32"/>
-        </w:rPr>
-        <w:t>Documentacao Tecnica Completa</w:t>
-      </w:r>
-    </w:p>
-    <w:p/>
-    <w:p>
-      <w:pPr>
-        <w:jc w:val="center"/>
-      </w:pPr>
-      <w:r>
-        <w:t>Projeto em linguagem C</w:t>
-        <w:br/>
-        <w:t>Conceitos: structs, funcoes, ponteiros, enderecamento,</w:t>
-        <w:br/>
-        <w:t>malloc, realloc, free, arquivos (fprintf, fgets, sscanf),</w:t>
-        <w:br/>
-        <w:t>interface grafica WinAPI (Windows)</w:t>
-      </w:r>
-    </w:p>
-    <w:p>
-      <w:r>
-        <w:br w:type="page"/>
+        <w:t>Documentacao tecnica do projeto</w:t>
       </w:r>
     </w:p>
     <w:p>
@@ -50,17 +23,351 @@
         <w:pStyle w:val="Heading1"/>
       </w:pPr>
       <w:r>
-        <w:t>1. Introducao ao Sistema</w:t>
+        <w:t>1. Visao Geral</w:t>
       </w:r>
     </w:p>
     <w:p>
+      <w:pPr>
+        <w:spacing w:after="120"/>
+      </w:pPr>
       <w:r>
-        <w:t>O Sistema de Biblioteca e uma aplicacao desktop desenvolvida em C para gerenciar um acervo de livros. O programa permite cadastrar obras com codigo, titulo, autor, ano e quantidade disponivel; consultar o acervo; realizar emprestimos e devolucoes; ordenar livros por titulo; gerar relatorio de exemplares indisponiveis; e persistir todos os dados em um arquivo de texto chamado biblioteca.txt.</w:t>
+        <w:t>O Sistema de Biblioteca e um programa em linguagem C que gerencia o cadastro, consulta, emprestimo e devolucao de livros. Os dados sao armazenados em memoria dinamica (malloc/realloc/free) e persistidos em arquivo texto (biblioteca.txt). A interface e totalmente em linha de comando (CMD), com menu interativo no terminal.</w:t>
       </w:r>
     </w:p>
     <w:p>
+      <w:pPr>
+        <w:pStyle w:val="Heading1"/>
+      </w:pPr>
       <w:r>
-        <w:t>A arquitetura foi pensada para separar responsabilidades: a interface grafica fica em gui.c, a logica de negocio distribui-se em cadastro.c, busca.c, emprestimo.c, relatorio.c e utilidades.c, a persistencia em arquivo.c, e as definicoes compartilhadas em livro.h. Essa organizacao facilita a manutencao, a apresentacao academica e o entendimento de cada parte do codigo de forma independente.</w:t>
+        <w:t>2. Arquitetura do Projeto</w:t>
+      </w:r>
+    </w:p>
+    <w:p>
+      <w:pPr>
+        <w:spacing w:after="120"/>
+      </w:pPr>
+      <w:r>
+        <w:t>O codigo esta organizado em modulos separados, cada um com responsabilidade definida:</w:t>
+      </w:r>
+    </w:p>
+    <w:p>
+      <w:pPr>
+        <w:pStyle w:val="ListBullet"/>
+      </w:pPr>
+      <w:r>
+        <w:t>livro.h — definicao da struct Livro, variaveis globais e prototipos de funcoes</w:t>
+      </w:r>
+    </w:p>
+    <w:p>
+      <w:pPr>
+        <w:pStyle w:val="ListBullet"/>
+      </w:pPr>
+      <w:r>
+        <w:t>main.c — ponto de entrada: carrega dados e inicia o menu</w:t>
+      </w:r>
+    </w:p>
+    <w:p>
+      <w:pPr>
+        <w:pStyle w:val="ListBullet"/>
+      </w:pPr>
+      <w:r>
+        <w:t>menu.c — interface do usuario no terminal (printf, scanf, fgets)</w:t>
+      </w:r>
+    </w:p>
+    <w:p>
+      <w:pPr>
+        <w:pStyle w:val="ListBullet"/>
+      </w:pPr>
+      <w:r>
+        <w:t>cadastro.c — insercao e listagem de livros</w:t>
+      </w:r>
+    </w:p>
+    <w:p>
+      <w:pPr>
+        <w:pStyle w:val="ListBullet"/>
+      </w:pPr>
+      <w:r>
+        <w:t>busca.c — busca por codigo e por titulo</w:t>
+      </w:r>
+    </w:p>
+    <w:p>
+      <w:pPr>
+        <w:pStyle w:val="ListBullet"/>
+      </w:pPr>
+      <w:r>
+        <w:t>emprestimo.c — emprestimo e devolucao</w:t>
+      </w:r>
+    </w:p>
+    <w:p>
+      <w:pPr>
+        <w:pStyle w:val="ListBullet"/>
+      </w:pPr>
+      <w:r>
+        <w:t>relatorio.c — ordenacao e relatorio de indisponiveis</w:t>
+      </w:r>
+    </w:p>
+    <w:p>
+      <w:pPr>
+        <w:pStyle w:val="ListBullet"/>
+      </w:pPr>
+      <w:r>
+        <w:t>utilidades.c — funcoes auxiliares (indice, formatacao)</w:t>
+      </w:r>
+    </w:p>
+    <w:p>
+      <w:pPr>
+        <w:pStyle w:val="ListBullet"/>
+      </w:pPr>
+      <w:r>
+        <w:t>arquivo.c — leitura e gravacao em biblioteca.txt</w:t>
+      </w:r>
+    </w:p>
+    <w:p>
+      <w:pPr>
+        <w:pStyle w:val="Heading1"/>
+      </w:pPr>
+      <w:r>
+        <w:t>3. Estrutura de Dados</w:t>
+      </w:r>
+    </w:p>
+    <w:p>
+      <w:pPr>
+        <w:spacing w:after="120"/>
+      </w:pPr>
+      <w:r>
+        <w:t>A struct Livro armazena as informacoes de cada exemplar:</w:t>
+      </w:r>
+    </w:p>
+    <w:p>
+      <w:pPr>
+        <w:spacing w:after="120"/>
+      </w:pPr>
+      <w:r>
+        <w:t>typedef struct {</w:t>
+      </w:r>
+    </w:p>
+    <w:p>
+      <w:pPr>
+        <w:spacing w:after="120"/>
+      </w:pPr>
+      <w:r>
+        <w:t xml:space="preserve">    int codigo;</w:t>
+      </w:r>
+    </w:p>
+    <w:p>
+      <w:pPr>
+        <w:spacing w:after="120"/>
+      </w:pPr>
+      <w:r>
+        <w:t xml:space="preserve">    char titulo[100];</w:t>
+      </w:r>
+    </w:p>
+    <w:p>
+      <w:pPr>
+        <w:spacing w:after="120"/>
+      </w:pPr>
+      <w:r>
+        <w:t xml:space="preserve">    char autor[100];</w:t>
+      </w:r>
+    </w:p>
+    <w:p>
+      <w:pPr>
+        <w:spacing w:after="120"/>
+      </w:pPr>
+      <w:r>
+        <w:t xml:space="preserve">    int ano;</w:t>
+      </w:r>
+    </w:p>
+    <w:p>
+      <w:pPr>
+        <w:spacing w:after="120"/>
+      </w:pPr>
+      <w:r>
+        <w:t xml:space="preserve">    int quantidade;</w:t>
+      </w:r>
+    </w:p>
+    <w:p>
+      <w:pPr>
+        <w:spacing w:after="120"/>
+      </w:pPr>
+      <w:r>
+        <w:t>} Livro;</w:t>
+      </w:r>
+    </w:p>
+    <w:p>
+      <w:pPr>
+        <w:spacing w:after="120"/>
+      </w:pPr>
+      <w:r>
+        <w:t>O vetor de livros e alocado dinamicamente. As variaveis globais livros, total e capacidade controlam o tamanho atual e a capacidade do vetor.</w:t>
+      </w:r>
+    </w:p>
+    <w:p>
+      <w:pPr>
+        <w:pStyle w:val="Heading1"/>
+      </w:pPr>
+      <w:r>
+        <w:t>4. Fluxo de Execucao</w:t>
+      </w:r>
+    </w:p>
+    <w:p>
+      <w:pPr>
+        <w:pStyle w:val="ListBullet"/>
+      </w:pPr>
+      <w:r>
+        <w:t>main() chama carregarArquivo() para ler biblioteca.txt</w:t>
+      </w:r>
+    </w:p>
+    <w:p>
+      <w:pPr>
+        <w:pStyle w:val="ListBullet"/>
+      </w:pPr>
+      <w:r>
+        <w:t>main() chama menu() para exibir o menu e processar opcoes</w:t>
+      </w:r>
+    </w:p>
+    <w:p>
+      <w:pPr>
+        <w:pStyle w:val="ListBullet"/>
+      </w:pPr>
+      <w:r>
+        <w:t>Ao sair (opcao 0), o sistema salva os dados e libera a memoria com free(livros)</w:t>
+      </w:r>
+    </w:p>
+    <w:p>
+      <w:pPr>
+        <w:pStyle w:val="Heading1"/>
+      </w:pPr>
+      <w:r>
+        <w:t>5. Menu do Sistema (menu.c)</w:t>
+      </w:r>
+    </w:p>
+    <w:p>
+      <w:pPr>
+        <w:spacing w:after="120"/>
+      </w:pPr>
+      <w:r>
+        <w:t>O arquivo menu.c concentra toda a interacao com o usuario. Funcoes auxiliares internas:</w:t>
+      </w:r>
+    </w:p>
+    <w:p>
+      <w:pPr>
+        <w:pStyle w:val="ListBullet"/>
+      </w:pPr>
+      <w:r>
+        <w:t>limparBuffer() — descarta caracteres restantes no buffer de entrada</w:t>
+      </w:r>
+    </w:p>
+    <w:p>
+      <w:pPr>
+        <w:pStyle w:val="ListBullet"/>
+      </w:pPr>
+      <w:r>
+        <w:t>pausar() — aguarda Enter antes de voltar ao menu</w:t>
+      </w:r>
+    </w:p>
+    <w:p>
+      <w:pPr>
+        <w:pStyle w:val="ListBullet"/>
+      </w:pPr>
+      <w:r>
+        <w:t>limparTela() — executa system("cls") para limpar o terminal</w:t>
+      </w:r>
+    </w:p>
+    <w:p>
+      <w:pPr>
+        <w:spacing w:after="120"/>
+      </w:pPr>
+      <w:r>
+        <w:t>Opcoes disponiveis no menu:</w:t>
+      </w:r>
+    </w:p>
+    <w:p>
+      <w:pPr>
+        <w:pStyle w:val="ListBullet"/>
+      </w:pPr>
+      <w:r>
+        <w:t>1 — Cadastrar livro (entrada via scanf e fgets)</w:t>
+      </w:r>
+    </w:p>
+    <w:p>
+      <w:pPr>
+        <w:pStyle w:val="ListBullet"/>
+      </w:pPr>
+      <w:r>
+        <w:t>2 — Listar todos os livros cadastrados</w:t>
+      </w:r>
+    </w:p>
+    <w:p>
+      <w:pPr>
+        <w:pStyle w:val="ListBullet"/>
+      </w:pPr>
+      <w:r>
+        <w:t>3 — Buscar livro por codigo</w:t>
+      </w:r>
+    </w:p>
+    <w:p>
+      <w:pPr>
+        <w:pStyle w:val="ListBullet"/>
+      </w:pPr>
+      <w:r>
+        <w:t>4 — Buscar livros por titulo (busca parcial)</w:t>
+      </w:r>
+    </w:p>
+    <w:p>
+      <w:pPr>
+        <w:pStyle w:val="ListBullet"/>
+      </w:pPr>
+      <w:r>
+        <w:t>5 — Emprestar livro (reduz quantidade)</w:t>
+      </w:r>
+    </w:p>
+    <w:p>
+      <w:pPr>
+        <w:pStyle w:val="ListBullet"/>
+      </w:pPr>
+      <w:r>
+        <w:t>6 — Devolver livro (aumenta quantidade)</w:t>
+      </w:r>
+    </w:p>
+    <w:p>
+      <w:pPr>
+        <w:pStyle w:val="ListBullet"/>
+      </w:pPr>
+      <w:r>
+        <w:t>7 — Relatorio de livros indisponiveis (quantidade zero)</w:t>
+      </w:r>
+    </w:p>
+    <w:p>
+      <w:pPr>
+        <w:pStyle w:val="ListBullet"/>
+      </w:pPr>
+      <w:r>
+        <w:t>8 — Ordenar livros por titulo (qsort)</w:t>
+      </w:r>
+    </w:p>
+    <w:p>
+      <w:pPr>
+        <w:pStyle w:val="ListBullet"/>
+      </w:pPr>
+      <w:r>
+        <w:t>9 — Salvar dados manualmente em biblioteca.txt</w:t>
+      </w:r>
+    </w:p>
+    <w:p>
+      <w:pPr>
+        <w:pStyle w:val="ListBullet"/>
+      </w:pPr>
+      <w:r>
+        <w:t>0 — Sair (salva automaticamente e encerra)</w:t>
+      </w:r>
+    </w:p>
+    <w:p>
+      <w:pPr>
+        <w:pStyle w:val="Heading1"/>
+      </w:pPr>
+      <w:r>
+        <w:t>6. Modulos de Negocio</w:t>
       </w:r>
     </w:p>
     <w:p>
@@ -68,79 +375,23 @@
         <w:pStyle w:val="Heading2"/>
       </w:pPr>
       <w:r>
-        <w:t>1.1 Funcionalidades exigidas pela atividade</w:t>
+        <w:t>6.1 cadastro.c</w:t>
       </w:r>
     </w:p>
     <w:p>
       <w:pPr>
-        <w:pStyle w:val="ListNumber"/>
+        <w:spacing w:after="120"/>
       </w:pPr>
       <w:r>
-        <w:t>Cadastrar livros com todos os campos da struct Livro</w:t>
+        <w:t>inserirLivro() valida codigo unico, realoca o vetor com realloc se necessario e adiciona o livro.</w:t>
       </w:r>
     </w:p>
     <w:p>
       <w:pPr>
-        <w:pStyle w:val="ListNumber"/>
+        <w:spacing w:after="120"/>
       </w:pPr>
       <w:r>
-        <w:t>Listar todos os livros cadastrados na memoria</w:t>
-      </w:r>
-    </w:p>
-    <w:p>
-      <w:pPr>
-        <w:pStyle w:val="ListNumber"/>
-      </w:pPr>
-      <w:r>
-        <w:t>Buscar livro por codigo (identificador unico)</w:t>
-      </w:r>
-    </w:p>
-    <w:p>
-      <w:pPr>
-        <w:pStyle w:val="ListNumber"/>
-      </w:pPr>
-      <w:r>
-        <w:t>Buscar livro por titulo (busca parcial, aceita parte do nome)</w:t>
-      </w:r>
-    </w:p>
-    <w:p>
-      <w:pPr>
-        <w:pStyle w:val="ListNumber"/>
-      </w:pPr>
-      <w:r>
-        <w:t>Emprestar livro, diminuindo a quantidade disponivel</w:t>
-      </w:r>
-    </w:p>
-    <w:p>
-      <w:pPr>
-        <w:pStyle w:val="ListNumber"/>
-      </w:pPr>
-      <w:r>
-        <w:t>Devolver livro, aumentando a quantidade disponivel</w:t>
-      </w:r>
-    </w:p>
-    <w:p>
-      <w:pPr>
-        <w:pStyle w:val="ListNumber"/>
-      </w:pPr>
-      <w:r>
-        <w:t>Ordenar o vetor de livros em ordem alfabetica por titulo</w:t>
-      </w:r>
-    </w:p>
-    <w:p>
-      <w:pPr>
-        <w:pStyle w:val="ListNumber"/>
-      </w:pPr>
-      <w:r>
-        <w:t>Gerar relatorio apenas dos livros com quantidade zero</w:t>
-      </w:r>
-    </w:p>
-    <w:p>
-      <w:pPr>
-        <w:pStyle w:val="ListNumber"/>
-      </w:pPr>
-      <w:r>
-        <w:t>Salvar e carregar dados automaticamente em arquivo de texto</w:t>
+        <w:t>montarListaLivros() percorre o vetor e monta uma string formatada para exibicao.</w:t>
       </w:r>
     </w:p>
     <w:p>
@@ -148,42 +399,143 @@
         <w:pStyle w:val="Heading2"/>
       </w:pPr>
       <w:r>
-        <w:t>1.2 Estrutura de arquivos do projeto</w:t>
+        <w:t>6.2 busca.c</w:t>
       </w:r>
     </w:p>
     <w:p>
       <w:pPr>
-        <w:spacing w:before="120" w:after="120"/>
-        <w:ind w:left="432"/>
+        <w:spacing w:after="120"/>
       </w:pPr>
       <w:r>
-        <w:rPr>
-          <w:rFonts w:ascii="Consolas" w:hAnsi="Consolas"/>
-          <w:sz w:val="18"/>
-        </w:rPr>
-        <w:t>Sistema de Biblioteca/</w:t>
-        <w:br/>
-        <w:t xml:space="preserve">  livro.h          -&gt; definicoes compartilhadas (struct, prototipos)</w:t>
-        <w:br/>
-        <w:t xml:space="preserve">  main.c           -&gt; ponto de entrada do programa</w:t>
-        <w:br/>
-        <w:t xml:space="preserve">  gui.c            -&gt; interface grafica (janela, botoes, campos)</w:t>
-        <w:br/>
-        <w:t xml:space="preserve">  cadastro.c       -&gt; vetor dinamico, inserir e listar livros</w:t>
-        <w:br/>
-        <w:t xml:space="preserve">  busca.c          -&gt; busca por codigo e por titulo</w:t>
-        <w:br/>
-        <w:t xml:space="preserve">  emprestimo.c     -&gt; emprestimo e devolucao</w:t>
-        <w:br/>
-        <w:t xml:space="preserve">  relatorio.c      -&gt; ordenacao e relatorio de indisponiveis</w:t>
-        <w:br/>
-        <w:t xml:space="preserve">  utilidades.c     -&gt; funcoes auxiliares internas</w:t>
-        <w:br/>
-        <w:t xml:space="preserve">  arquivo.c        -&gt; salvar/carregar biblioteca.txt</w:t>
-        <w:br/>
-        <w:t xml:space="preserve">  biblioteca.exe   -&gt; programa compilado (executavel)</w:t>
-        <w:br/>
-        <w:t xml:space="preserve">  biblioteca.txt   -&gt; dados salvos pelo programa</w:t>
+        <w:t>buscarLivroPorCodigo() localiza um livro pelo codigo e formata o resultado.</w:t>
+      </w:r>
+    </w:p>
+    <w:p>
+      <w:pPr>
+        <w:spacing w:after="120"/>
+      </w:pPr>
+      <w:r>
+        <w:t>buscarLivrosPorTitulo() encontra livros cujo titulo contem o texto informado.</w:t>
+      </w:r>
+    </w:p>
+    <w:p>
+      <w:pPr>
+        <w:pStyle w:val="Heading2"/>
+      </w:pPr>
+      <w:r>
+        <w:t>6.3 emprestimo.c</w:t>
+      </w:r>
+    </w:p>
+    <w:p>
+      <w:pPr>
+        <w:spacing w:after="120"/>
+      </w:pPr>
+      <w:r>
+        <w:t>emprestarPorCodigo() decrementa a quantidade se houver exemplares disponiveis.</w:t>
+      </w:r>
+    </w:p>
+    <w:p>
+      <w:pPr>
+        <w:spacing w:after="120"/>
+      </w:pPr>
+      <w:r>
+        <w:t>devolverPorCodigo() incrementa a quantidade do livro correspondente.</w:t>
+      </w:r>
+    </w:p>
+    <w:p>
+      <w:pPr>
+        <w:pStyle w:val="Heading2"/>
+      </w:pPr>
+      <w:r>
+        <w:t>6.4 relatorio.c</w:t>
+      </w:r>
+    </w:p>
+    <w:p>
+      <w:pPr>
+        <w:spacing w:after="120"/>
+      </w:pPr>
+      <w:r>
+        <w:t>ordenarLivrosPorTitulo() ordena o vetor em memoria usando qsort e strcmp.</w:t>
+      </w:r>
+    </w:p>
+    <w:p>
+      <w:pPr>
+        <w:spacing w:after="120"/>
+      </w:pPr>
+      <w:r>
+        <w:t>montarRelatorioIndisponiveis() lista livros com quantidade igual a zero.</w:t>
+      </w:r>
+    </w:p>
+    <w:p>
+      <w:pPr>
+        <w:pStyle w:val="Heading2"/>
+      </w:pPr>
+      <w:r>
+        <w:t>6.5 utilidades.c</w:t>
+      </w:r>
+    </w:p>
+    <w:p>
+      <w:pPr>
+        <w:spacing w:after="120"/>
+      </w:pPr>
+      <w:r>
+        <w:t>buscarIndicePorCodigo() retorna o indice do livro no vetor ou -1 se nao existir.</w:t>
+      </w:r>
+    </w:p>
+    <w:p>
+      <w:pPr>
+        <w:spacing w:after="120"/>
+      </w:pPr>
+      <w:r>
+        <w:t>formatarLivro() monta uma linha de texto com codigo, titulo, autor, ano e quantidade.</w:t>
+      </w:r>
+    </w:p>
+    <w:p>
+      <w:pPr>
+        <w:pStyle w:val="Heading2"/>
+      </w:pPr>
+      <w:r>
+        <w:t>6.6 arquivo.c</w:t>
+      </w:r>
+    </w:p>
+    <w:p>
+      <w:pPr>
+        <w:spacing w:after="120"/>
+      </w:pPr>
+      <w:r>
+        <w:t>Formato do arquivo biblioteca.txt:</w:t>
+      </w:r>
+    </w:p>
+    <w:p>
+      <w:pPr>
+        <w:pStyle w:val="ListBullet"/>
+      </w:pPr>
+      <w:r>
+        <w:t>Linha 1: numero total de livros</w:t>
+      </w:r>
+    </w:p>
+    <w:p>
+      <w:pPr>
+        <w:pStyle w:val="ListBullet"/>
+      </w:pPr>
+      <w:r>
+        <w:t>Para cada livro: 5 linhas (codigo, titulo, autor, ano, quantidade)</w:t>
+      </w:r>
+    </w:p>
+    <w:p>
+      <w:pPr>
+        <w:spacing w:after="120"/>
+      </w:pPr>
+      <w:r>
+        <w:t>salvarArquivo() grava todos os livros com fprintf.</w:t>
+      </w:r>
+    </w:p>
+    <w:p>
+      <w:pPr>
+        <w:spacing w:after="120"/>
+      </w:pPr>
+      <w:r>
+        <w:t>carregarArquivo() le o arquivo com fgets e sscanf, alocando memoria conforme necessario.</w:t>
       </w:r>
     </w:p>
     <w:p>
@@ -191,107 +543,15 @@
         <w:pStyle w:val="Heading1"/>
       </w:pPr>
       <w:r>
-        <w:t>2. Arquitetura e Fluxo de Dados</w:t>
+        <w:t>7. Gerenciamento de Memoria</w:t>
       </w:r>
     </w:p>
     <w:p>
       <w:pPr>
-        <w:pStyle w:val="Heading2"/>
+        <w:spacing w:after="120"/>
       </w:pPr>
       <w:r>
-        <w:t>2.1 Como os arquivos se comunicam</w:t>
-      </w:r>
-    </w:p>
-    <w:p>
-      <w:r>
-        <w:t>O arquivo livro.h funciona como um contrato entre todos os modulos. Ele define a struct Livro (formato dos dados), declara as variaveis globais compartilhadas (livros, total, capacidade) e lista os prototipos de todas as funcoes publicas. Cada arquivo .c inclui livro.h com #include e assim passa a conhecer os tipos e funcoes do sistema.</w:t>
-      </w:r>
-    </w:p>
-    <w:p>
-      <w:r>
-        <w:t>As variaveis globais sao definidas em cadastro.c (Livro *livros, int total, int capacidade) e declaradas como extern em livro.h. Os demais arquivos usam essas variaveis para acessar o vetor de livros sem precisar passa-lo como parametro em todas as funcoes.</w:t>
-      </w:r>
-    </w:p>
-    <w:p>
-      <w:pPr>
-        <w:pStyle w:val="Heading2"/>
-      </w:pPr>
-      <w:r>
-        <w:t>2.2 Fluxo completo de execucao</w:t>
-      </w:r>
-    </w:p>
-    <w:p>
-      <w:pPr>
-        <w:pStyle w:val="ListNumber"/>
-      </w:pPr>
-      <w:r>
-        <w:t>Usuario executa biblioteca.exe</w:t>
-      </w:r>
-    </w:p>
-    <w:p>
-      <w:pPr>
-        <w:pStyle w:val="ListNumber"/>
-      </w:pPr>
-      <w:r>
-        <w:t>main() chama carregarArquivo() - se biblioteca.txt existir, os livros voltam para a memoria</w:t>
-      </w:r>
-    </w:p>
-    <w:p>
-      <w:pPr>
-        <w:pStyle w:val="ListNumber"/>
-      </w:pPr>
-      <w:r>
-        <w:t>main() chama iniciarGUI() - abre a janela e entra no loop de mensagens do Windows</w:t>
-      </w:r>
-    </w:p>
-    <w:p>
-      <w:pPr>
-        <w:pStyle w:val="ListNumber"/>
-      </w:pPr>
-      <w:r>
-        <w:t>Usuario interage com botoes e campos; gui.c le os dados da tela e chama funcoes de logica</w:t>
-      </w:r>
-    </w:p>
-    <w:p>
-      <w:pPr>
-        <w:pStyle w:val="ListNumber"/>
-      </w:pPr>
-      <w:r>
-        <w:t>As funcoes de logica alteram o vetor livros[] na memoria</w:t>
-      </w:r>
-    </w:p>
-    <w:p>
-      <w:pPr>
-        <w:pStyle w:val="ListNumber"/>
-      </w:pPr>
-      <w:r>
-        <w:t>Resultados sao formatados em texto e exibidos na area de saida da janela</w:t>
-      </w:r>
-    </w:p>
-    <w:p>
-      <w:pPr>
-        <w:pStyle w:val="ListNumber"/>
-      </w:pPr>
-      <w:r>
-        <w:t>Ao fechar a janela, iniciarGUI() chama salvarArquivo() e free(livros) antes de encerrar</w:t>
-      </w:r>
-    </w:p>
-    <w:p>
-      <w:pPr>
-        <w:pStyle w:val="Heading2"/>
-      </w:pPr>
-      <w:r>
-        <w:t>2.3 Papel da memoria dinamica</w:t>
-      </w:r>
-    </w:p>
-    <w:p>
-      <w:r>
-        <w:t>O sistema nao sabe antecipadamente quantos livros serao cadastrados. Por isso o vetor livros e alocado dinamicamente com malloc e realloc. A variavel capacidade guarda quantos livros cabem no bloco atual de memoria; total guarda quantos estao de fato cadastrados. Quando total atinge capacidade, o vetor dobra de tamanho com realloc antes de inserir um novo livro. Ao encerrar o programa, free(livros) devolve a memoria ao sistema.</w:t>
-      </w:r>
-    </w:p>
-    <w:p>
-      <w:r>
-        <w:br w:type="page"/>
+        <w:t>O vetor livros e criado com malloc na primeira insercao ou no carregamento. Quando a capacidade e insuficiente, realloc aumenta o espaco. Ao encerrar o programa, free(livros) libera a memoria alocada.</w:t>
       </w:r>
     </w:p>
     <w:p>
@@ -299,66 +559,55 @@
         <w:pStyle w:val="Heading1"/>
       </w:pPr>
       <w:r>
-        <w:t>3. livro.h - Cabecalho do Sistema</w:t>
+        <w:t>8. Compilacao e Execucao</w:t>
       </w:r>
     </w:p>
     <w:p>
       <w:pPr>
-        <w:pStyle w:val="Heading2"/>
+        <w:spacing w:after="120"/>
       </w:pPr>
       <w:r>
-        <w:t>3.1 Para que serve este arquivo</w:t>
-      </w:r>
-    </w:p>
-    <w:p>
-      <w:r>
-        <w:t>Em C, arquivos com extensao .h sao cabecalhos (headers). Eles concentram definicoes que varios arquivos .c precisam compartilhar. Sem o livro.h, cada .c teria que repetir a struct Livro e as declaracoes de funcoes, o que geraria erros de compilacao e dificultaria a manutencao. O livro.h e incluido em todos os modulos com #include "livro.h".</w:t>
+        <w:t>Requisito: compilador GCC (MinGW no Windows).</w:t>
       </w:r>
     </w:p>
     <w:p>
       <w:pPr>
-        <w:pStyle w:val="Heading2"/>
+        <w:spacing w:after="120"/>
       </w:pPr>
       <w:r>
-        <w:t>3.2 Protecao contra inclusao duplicada</w:t>
-      </w:r>
-    </w:p>
-    <w:p>
-      <w:r>
-        <w:t>As linhas #ifndef LIVRO_H, #define LIVRO_H e #endif no final formam um guarda de inclusao. Se o compilador tentar processar livro.h duas vezes no mesmo arquivo, a segunda vez sera ignorada. Isso evita erro de redefinicao da struct Livro.</w:t>
+        <w:t>No terminal, na pasta do projeto, execute:</w:t>
       </w:r>
     </w:p>
     <w:p>
       <w:pPr>
-        <w:pStyle w:val="Heading2"/>
+        <w:spacing w:after="120"/>
       </w:pPr>
       <w:r>
-        <w:t>3.3 Struct Livro - explicacao campo a campo</w:t>
+        <w:t>gcc main.c menu.c cadastro.c busca.c emprestimo.c relatorio.c utilidades.c arquivo.c -o biblioteca.exe -Wall -Wextra</w:t>
       </w:r>
     </w:p>
     <w:p>
       <w:pPr>
-        <w:spacing w:before="120" w:after="120"/>
-        <w:ind w:left="432"/>
+        <w:spacing w:after="120"/>
       </w:pPr>
       <w:r>
-        <w:rPr>
-          <w:rFonts w:ascii="Consolas" w:hAnsi="Consolas"/>
-          <w:sz w:val="18"/>
-        </w:rPr>
-        <w:t>typedef struct {</w:t>
-        <w:br/>
-        <w:t xml:space="preserve">    int codigo;           // identificador unico do livro</w:t>
-        <w:br/>
-        <w:t xml:space="preserve">    char titulo[100];     // nome do livro (ate 99 caracteres + \0)</w:t>
-        <w:br/>
-        <w:t xml:space="preserve">    char autor[100];      // nome do autor</w:t>
-        <w:br/>
-        <w:t xml:space="preserve">    int ano;              // ano de publicacao</w:t>
-        <w:br/>
-        <w:t xml:space="preserve">    int quantidade;       // exemplares disponiveis na biblioteca</w:t>
-        <w:br/>
-        <w:t>} Livro;</w:t>
+        <w:t>Execucao: biblioteca.exe</w:t>
+      </w:r>
+    </w:p>
+    <w:p>
+      <w:pPr>
+        <w:spacing w:after="120"/>
+      </w:pPr>
+      <w:r>
+        <w:t>O programa roda no prompt de comando; utiliza locale.h e, no Windows, windows.h para configurar o console em UTF-8 e permitir acentos nos textos digitados.</w:t>
+      </w:r>
+    </w:p>
+    <w:p>
+      <w:pPr>
+        <w:pStyle w:val="Heading1"/>
+      </w:pPr>
+      <w:r>
+        <w:t>9. Conceitos de C Utilizados</w:t>
       </w:r>
     </w:p>
     <w:p>
@@ -366,7 +615,7 @@
         <w:pStyle w:val="ListBullet"/>
       </w:pPr>
       <w:r>
-        <w:t>codigo (int): numero inteiro que identifica cada livro. Nao pode repetir no cadastro.</w:t>
+        <w:t>Structs e typedef</w:t>
       </w:r>
     </w:p>
     <w:p>
@@ -374,7 +623,7 @@
         <w:pStyle w:val="ListBullet"/>
       </w:pPr>
       <w:r>
-        <w:t>titulo (char[100]): vetor de caracteres com tamanho fixo de 100. Armazena o nome do livro.</w:t>
+        <w:t>Ponteiros e alocacao dinamica (malloc, realloc, free)</w:t>
       </w:r>
     </w:p>
     <w:p>
@@ -382,7 +631,12 @@
         <w:pStyle w:val="ListBullet"/>
       </w:pPr>
       <w:r>
-        <w:t>autor (char[100]): mesmo tipo do titulo, armazena o nome do autor.</w:t>
+        <w:t>Entrada e saida padrao (printf, scanf, fgets)</w:t>
+      </w:r>
+    </w:p>
+    <w:p>
+      <w:r>
+        <w:t>Configuracao de localidade para acentos (setlocale e CP_UTF8)</w:t>
       </w:r>
     </w:p>
     <w:p>
@@ -390,7 +644,7 @@
         <w:pStyle w:val="ListBullet"/>
       </w:pPr>
       <w:r>
-        <w:t>ano (int): ano de publicacao, usado como informacao descritiva.</w:t>
+        <w:t>Manipulacao de strings (strcspn, strcmp, strstr)</w:t>
       </w:r>
     </w:p>
     <w:p>
@@ -398,350 +652,31 @@
         <w:pStyle w:val="ListBullet"/>
       </w:pPr>
       <w:r>
-        <w:t>quantidade (int): quantos exemplares estao disponiveis. Diminui no emprestimo e aumenta na devolucao.</w:t>
+        <w:t>Ordenacao com qsort</w:t>
       </w:r>
     </w:p>
     <w:p>
       <w:pPr>
-        <w:pStyle w:val="Heading2"/>
+        <w:pStyle w:val="ListBullet"/>
       </w:pPr>
       <w:r>
-        <w:t>3.4 Variaveis globais com extern</w:t>
-      </w:r>
-    </w:p>
-    <w:p>
-      <w:r>
-        <w:t>As tres linhas extern informam ao compilador que essas variaveis existem em algum .c do projeto (definidas em cadastro.c), mas podem ser usadas em qualquer arquivo que inclua livro.h. Livro *livros e um ponteiro para o vetor dinamico; total conta quantos livros existem; capacidade indica o tamanho alocado do vetor.</w:t>
+        <w:t>Arquivos texto (fopen, fprintf, fgets, fclose)</w:t>
       </w:r>
     </w:p>
     <w:p>
       <w:pPr>
-        <w:pStyle w:val="Heading2"/>
+        <w:pStyle w:val="ListBullet"/>
       </w:pPr>
       <w:r>
-        <w:t>3.5 Prototipos de funcoes</w:t>
-      </w:r>
-    </w:p>
-    <w:p>
-      <w:r>
-        <w:t>Cada linha como int inserirLivro(Livro novo); e um prototipo: declara o nome da funcao, o tipo de retorno e os parametros, sem mostrar a implementacao. Isso permite que gui.c chame inserirLivro() mesmo que a funcao esteja implementada em cadastro.c. O compilador verifica se a chamada esta correta; o linker une os arquivos .o no executavel final.</w:t>
+        <w:t>Modularizacao em multiplos arquivos .c e header .h</w:t>
       </w:r>
     </w:p>
     <w:p>
       <w:pPr>
-        <w:pStyle w:val="Heading2"/>
+        <w:pStyle w:val="ListBullet"/>
       </w:pPr>
       <w:r>
-        <w:t>3.6 Palavras-chave de livro.h</w:t>
-      </w:r>
-    </w:p>
-    <w:tbl>
-      <w:tblPr>
-        <w:tblStyle w:val="TableGrid"/>
-        <w:tblW w:type="auto" w:w="0"/>
-        <w:tblLook w:firstColumn="1" w:firstRow="1" w:lastColumn="0" w:lastRow="0" w:noHBand="0" w:noVBand="1" w:val="04A0"/>
-      </w:tblPr>
-      <w:tblGrid>
-        <w:gridCol w:w="3120"/>
-        <w:gridCol w:w="3120"/>
-        <w:gridCol w:w="3120"/>
-      </w:tblGrid>
-      <w:tr>
-        <w:tc>
-          <w:tcPr>
-            <w:tcW w:type="dxa" w:w="3120"/>
-            <w:shd w:fill="D9E2F3" w:val="clear"/>
-          </w:tcPr>
-          <w:p>
-            <w:r>
-              <w:t>Palavra-chave</w:t>
-            </w:r>
-          </w:p>
-        </w:tc>
-        <w:tc>
-          <w:tcPr>
-            <w:tcW w:type="dxa" w:w="3120"/>
-            <w:shd w:fill="D9E2F3" w:val="clear"/>
-          </w:tcPr>
-          <w:p>
-            <w:r>
-              <w:t>Significado</w:t>
-            </w:r>
-          </w:p>
-        </w:tc>
-        <w:tc>
-          <w:tcPr>
-            <w:tcW w:type="dxa" w:w="3120"/>
-            <w:shd w:fill="D9E2F3" w:val="clear"/>
-          </w:tcPr>
-          <w:p>
-            <w:r>
-              <w:t>Exemplo no arquivo</w:t>
-            </w:r>
-          </w:p>
-        </w:tc>
-      </w:tr>
-      <w:tr>
-        <w:tc>
-          <w:tcPr>
-            <w:tcW w:type="dxa" w:w="3120"/>
-          </w:tcPr>
-          <w:p>
-            <w:r>
-              <w:t>#ifndef / #define / #endif</w:t>
-            </w:r>
-          </w:p>
-        </w:tc>
-        <w:tc>
-          <w:tcPr>
-            <w:tcW w:type="dxa" w:w="3120"/>
-          </w:tcPr>
-          <w:p>
-            <w:r>
-              <w:t>Evita que o header seja incluido duas vezes</w:t>
-            </w:r>
-          </w:p>
-        </w:tc>
-        <w:tc>
-          <w:tcPr>
-            <w:tcW w:type="dxa" w:w="3120"/>
-          </w:tcPr>
-          <w:p>
-            <w:r>
-              <w:t>#ifndef LIVRO_H ... #endif</w:t>
-            </w:r>
-          </w:p>
-        </w:tc>
-      </w:tr>
-      <w:tr>
-        <w:tc>
-          <w:tcPr>
-            <w:tcW w:type="dxa" w:w="3120"/>
-          </w:tcPr>
-          <w:p>
-            <w:r>
-              <w:t>typedef struct</w:t>
-            </w:r>
-          </w:p>
-        </w:tc>
-        <w:tc>
-          <w:tcPr>
-            <w:tcW w:type="dxa" w:w="3120"/>
-          </w:tcPr>
-          <w:p>
-            <w:r>
-              <w:t>Cria um novo tipo de dado chamado Livro</w:t>
-            </w:r>
-          </w:p>
-        </w:tc>
-        <w:tc>
-          <w:tcPr>
-            <w:tcW w:type="dxa" w:w="3120"/>
-          </w:tcPr>
-          <w:p>
-            <w:r>
-              <w:t>typedef struct { ... } Livro;</w:t>
-            </w:r>
-          </w:p>
-        </w:tc>
-      </w:tr>
-      <w:tr>
-        <w:tc>
-          <w:tcPr>
-            <w:tcW w:type="dxa" w:w="3120"/>
-          </w:tcPr>
-          <w:p>
-            <w:r>
-              <w:t>int</w:t>
-            </w:r>
-          </w:p>
-        </w:tc>
-        <w:tc>
-          <w:tcPr>
-            <w:tcW w:type="dxa" w:w="3120"/>
-          </w:tcPr>
-          <w:p>
-            <w:r>
-              <w:t>Tipo inteiro para codigo, ano e quantidade</w:t>
-            </w:r>
-          </w:p>
-        </w:tc>
-        <w:tc>
-          <w:tcPr>
-            <w:tcW w:type="dxa" w:w="3120"/>
-          </w:tcPr>
-          <w:p>
-            <w:r>
-              <w:t>int codigo;</w:t>
-            </w:r>
-          </w:p>
-        </w:tc>
-      </w:tr>
-      <w:tr>
-        <w:tc>
-          <w:tcPr>
-            <w:tcW w:type="dxa" w:w="3120"/>
-          </w:tcPr>
-          <w:p>
-            <w:r>
-              <w:t>char[100]</w:t>
-            </w:r>
-          </w:p>
-        </w:tc>
-        <w:tc>
-          <w:tcPr>
-            <w:tcW w:type="dxa" w:w="3120"/>
-          </w:tcPr>
-          <w:p>
-            <w:r>
-              <w:t>Vetor de caracteres com tamanho fixo</w:t>
-            </w:r>
-          </w:p>
-        </w:tc>
-        <w:tc>
-          <w:tcPr>
-            <w:tcW w:type="dxa" w:w="3120"/>
-          </w:tcPr>
-          <w:p>
-            <w:r>
-              <w:t>char titulo[100];</w:t>
-            </w:r>
-          </w:p>
-        </w:tc>
-      </w:tr>
-      <w:tr>
-        <w:tc>
-          <w:tcPr>
-            <w:tcW w:type="dxa" w:w="3120"/>
-          </w:tcPr>
-          <w:p>
-            <w:r>
-              <w:t>extern</w:t>
-            </w:r>
-          </w:p>
-        </w:tc>
-        <w:tc>
-          <w:tcPr>
-            <w:tcW w:type="dxa" w:w="3120"/>
-          </w:tcPr>
-          <w:p>
-            <w:r>
-              <w:t>Declara variavel definida em outro arquivo</w:t>
-            </w:r>
-          </w:p>
-        </w:tc>
-        <w:tc>
-          <w:tcPr>
-            <w:tcW w:type="dxa" w:w="3120"/>
-          </w:tcPr>
-          <w:p>
-            <w:r>
-              <w:t>extern Livro *livros;</w:t>
-            </w:r>
-          </w:p>
-        </w:tc>
-      </w:tr>
-      <w:tr>
-        <w:tc>
-          <w:tcPr>
-            <w:tcW w:type="dxa" w:w="3120"/>
-          </w:tcPr>
-          <w:p>
-            <w:r>
-              <w:t>Livro *</w:t>
-            </w:r>
-          </w:p>
-        </w:tc>
-        <w:tc>
-          <w:tcPr>
-            <w:tcW w:type="dxa" w:w="3120"/>
-          </w:tcPr>
-          <w:p>
-            <w:r>
-              <w:t>Ponteiro para struct Livro (vetor dinamico)</w:t>
-            </w:r>
-          </w:p>
-        </w:tc>
-        <w:tc>
-          <w:tcPr>
-            <w:tcW w:type="dxa" w:w="3120"/>
-          </w:tcPr>
-          <w:p>
-            <w:r>
-              <w:t>extern Livro *livros;</w:t>
-            </w:r>
-          </w:p>
-        </w:tc>
-      </w:tr>
-      <w:tr>
-        <w:tc>
-          <w:tcPr>
-            <w:tcW w:type="dxa" w:w="3120"/>
-          </w:tcPr>
-          <w:p>
-            <w:r>
-              <w:t>Prototipo</w:t>
-            </w:r>
-          </w:p>
-        </w:tc>
-        <w:tc>
-          <w:tcPr>
-            <w:tcW w:type="dxa" w:w="3120"/>
-          </w:tcPr>
-          <w:p>
-            <w:r>
-              <w:t>Declaracao de funcao sem implementacao</w:t>
-            </w:r>
-          </w:p>
-        </w:tc>
-        <w:tc>
-          <w:tcPr>
-            <w:tcW w:type="dxa" w:w="3120"/>
-          </w:tcPr>
-          <w:p>
-            <w:r>
-              <w:t>int inserirLivro(Livro novo);</w:t>
-            </w:r>
-          </w:p>
-        </w:tc>
-      </w:tr>
-      <w:tr>
-        <w:tc>
-          <w:tcPr>
-            <w:tcW w:type="dxa" w:w="3120"/>
-          </w:tcPr>
-          <w:p>
-            <w:r>
-              <w:t>void</w:t>
-            </w:r>
-          </w:p>
-        </w:tc>
-        <w:tc>
-          <w:tcPr>
-            <w:tcW w:type="dxa" w:w="3120"/>
-          </w:tcPr>
-          <w:p>
-            <w:r>
-              <w:t>Funcao que nao retorna valor</w:t>
-            </w:r>
-          </w:p>
-        </w:tc>
-        <w:tc>
-          <w:tcPr>
-            <w:tcW w:type="dxa" w:w="3120"/>
-          </w:tcPr>
-          <w:p>
-            <w:r>
-              <w:t>void carregarArquivo(void);</w:t>
-            </w:r>
-          </w:p>
-        </w:tc>
-      </w:tr>
-    </w:tbl>
-    <w:p/>
-    <w:p>
-      <w:r>
-        <w:br w:type="page"/>
+        <w:t>Variaveis e funcoes extern</w:t>
       </w:r>
     </w:p>
     <w:p>
@@ -749,3859 +684,100 @@
         <w:pStyle w:val="Heading1"/>
       </w:pPr>
       <w:r>
-        <w:t>4. main.c - Ponto de Entrada</w:t>
+        <w:t>10. Arquivos do Projeto</w:t>
       </w:r>
     </w:p>
     <w:p>
       <w:pPr>
-        <w:pStyle w:val="Heading2"/>
+        <w:spacing w:after="120"/>
       </w:pPr>
       <w:r>
-        <w:t>4.1 Para que serve este arquivo</w:t>
-      </w:r>
-    </w:p>
-    <w:p>
-      <w:r>
-        <w:t>Todo programa em C comeca pela funcao main(). Este arquivo e o mais simples do projeto: ele apenas coordena a inicializacao. Nao contem logica de livros nem interface; apenas chama as funcoes responsaveis por carregar dados e abrir a tela.</w:t>
+        <w:t>livro.h — Cabecalho com struct e prototipos</w:t>
       </w:r>
     </w:p>
     <w:p>
       <w:pPr>
-        <w:pStyle w:val="Heading2"/>
+        <w:spacing w:after="120"/>
       </w:pPr>
       <w:r>
-        <w:t>4.2 Linha a linha</w:t>
+        <w:t>main.c — Funcao main</w:t>
       </w:r>
     </w:p>
     <w:p>
       <w:pPr>
-        <w:spacing w:before="120" w:after="120"/>
-        <w:ind w:left="432"/>
+        <w:spacing w:after="120"/>
       </w:pPr>
       <w:r>
-        <w:rPr>
-          <w:rFonts w:ascii="Consolas" w:hAnsi="Consolas"/>
-          <w:sz w:val="18"/>
-        </w:rPr>
-        <w:t>#include "livro.h"     // traz struct Livro e prototipos das funcoes</w:t>
-        <w:br/>
-        <w:br/>
-        <w:t>int main(void) {</w:t>
-        <w:br/>
-        <w:t xml:space="preserve">    carregarArquivo();  // tenta ler biblioteca.txt para a memoria</w:t>
-        <w:br/>
-        <w:t xml:space="preserve">    iniciarGUI();       // abre janela; so retorna quando usuario fechar</w:t>
-        <w:br/>
-        <w:t xml:space="preserve">    return 0;           // informa ao sistema que terminou sem erro</w:t>
-        <w:br/>
-        <w:t>}</w:t>
+        <w:t>menu.c — Interface de menu no terminal</w:t>
       </w:r>
     </w:p>
     <w:p>
       <w:pPr>
-        <w:pStyle w:val="ListBullet"/>
+        <w:spacing w:after="120"/>
       </w:pPr>
       <w:r>
-        <w:t>#include "livro.h": o compilador precisa conhecer carregarArquivo() e iniciarGUI() antes de compilar main.c.</w:t>
+        <w:t>cadastro.c — Cadastro e listagem</w:t>
       </w:r>
     </w:p>
     <w:p>
       <w:pPr>
-        <w:pStyle w:val="ListBullet"/>
+        <w:spacing w:after="120"/>
       </w:pPr>
       <w:r>
-        <w:t>carregarArquivo(): definida em arquivo.c. Se biblioteca.txt nao existir, nao faz nada.</w:t>
+        <w:t>busca.c — Buscas</w:t>
       </w:r>
     </w:p>
     <w:p>
       <w:pPr>
-        <w:pStyle w:val="ListBullet"/>
+        <w:spacing w:after="120"/>
       </w:pPr>
       <w:r>
-        <w:t>iniciarGUI(): definida em gui.c. Contem o loop principal; o programa fica aqui ate o usuario fechar a janela.</w:t>
+        <w:t>emprestimo.c — Emprestimo e devolucao</w:t>
       </w:r>
     </w:p>
     <w:p>
       <w:pPr>
-        <w:pStyle w:val="ListBullet"/>
+        <w:spacing w:after="120"/>
       </w:pPr>
       <w:r>
-        <w:t>return 0: padrao em C indicando execucao bem-sucedida.</w:t>
+        <w:t>relatorio.c — Ordenacao e relatorios</w:t>
       </w:r>
     </w:p>
     <w:p>
       <w:pPr>
-        <w:pStyle w:val="Heading2"/>
+        <w:spacing w:after="120"/>
       </w:pPr>
       <w:r>
-        <w:t>4.3 Palavras-chave de main.c</w:t>
-      </w:r>
-    </w:p>
-    <w:tbl>
-      <w:tblPr>
-        <w:tblStyle w:val="TableGrid"/>
-        <w:tblW w:type="auto" w:w="0"/>
-        <w:tblLook w:firstColumn="1" w:firstRow="1" w:lastColumn="0" w:lastRow="0" w:noHBand="0" w:noVBand="1" w:val="04A0"/>
-      </w:tblPr>
-      <w:tblGrid>
-        <w:gridCol w:w="3120"/>
-        <w:gridCol w:w="3120"/>
-        <w:gridCol w:w="3120"/>
-      </w:tblGrid>
-      <w:tr>
-        <w:tc>
-          <w:tcPr>
-            <w:tcW w:type="dxa" w:w="3120"/>
-            <w:shd w:fill="D9E2F3" w:val="clear"/>
-          </w:tcPr>
-          <w:p>
-            <w:r>
-              <w:t>Palavra-chave</w:t>
-            </w:r>
-          </w:p>
-        </w:tc>
-        <w:tc>
-          <w:tcPr>
-            <w:tcW w:type="dxa" w:w="3120"/>
-            <w:shd w:fill="D9E2F3" w:val="clear"/>
-          </w:tcPr>
-          <w:p>
-            <w:r>
-              <w:t>Significado</w:t>
-            </w:r>
-          </w:p>
-        </w:tc>
-        <w:tc>
-          <w:tcPr>
-            <w:tcW w:type="dxa" w:w="3120"/>
-            <w:shd w:fill="D9E2F3" w:val="clear"/>
-          </w:tcPr>
-          <w:p>
-            <w:r>
-              <w:t>Exemplo no arquivo</w:t>
-            </w:r>
-          </w:p>
-        </w:tc>
-      </w:tr>
-      <w:tr>
-        <w:tc>
-          <w:tcPr>
-            <w:tcW w:type="dxa" w:w="3120"/>
-          </w:tcPr>
-          <w:p>
-            <w:r>
-              <w:t>#include</w:t>
-            </w:r>
-          </w:p>
-        </w:tc>
-        <w:tc>
-          <w:tcPr>
-            <w:tcW w:type="dxa" w:w="3120"/>
-          </w:tcPr>
-          <w:p>
-            <w:r>
-              <w:t>Inclui definicoes de outro arquivo</w:t>
-            </w:r>
-          </w:p>
-        </w:tc>
-        <w:tc>
-          <w:tcPr>
-            <w:tcW w:type="dxa" w:w="3120"/>
-          </w:tcPr>
-          <w:p>
-            <w:r>
-              <w:t>#include "livro.h"</w:t>
-            </w:r>
-          </w:p>
-        </w:tc>
-      </w:tr>
-      <w:tr>
-        <w:tc>
-          <w:tcPr>
-            <w:tcW w:type="dxa" w:w="3120"/>
-          </w:tcPr>
-          <w:p>
-            <w:r>
-              <w:t>int main(void)</w:t>
-            </w:r>
-          </w:p>
-        </w:tc>
-        <w:tc>
-          <w:tcPr>
-            <w:tcW w:type="dxa" w:w="3120"/>
-          </w:tcPr>
-          <w:p>
-            <w:r>
-              <w:t>Funcao principal, ponto de entrada do programa</w:t>
-            </w:r>
-          </w:p>
-        </w:tc>
-        <w:tc>
-          <w:tcPr>
-            <w:tcW w:type="dxa" w:w="3120"/>
-          </w:tcPr>
-          <w:p>
-            <w:r>
-              <w:t>int main(void) { ... }</w:t>
-            </w:r>
-          </w:p>
-        </w:tc>
-      </w:tr>
-      <w:tr>
-        <w:tc>
-          <w:tcPr>
-            <w:tcW w:type="dxa" w:w="3120"/>
-          </w:tcPr>
-          <w:p>
-            <w:r>
-              <w:t>return 0</w:t>
-            </w:r>
-          </w:p>
-        </w:tc>
-        <w:tc>
-          <w:tcPr>
-            <w:tcW w:type="dxa" w:w="3120"/>
-          </w:tcPr>
-          <w:p>
-            <w:r>
-              <w:t>Encerra o programa com sucesso</w:t>
-            </w:r>
-          </w:p>
-        </w:tc>
-        <w:tc>
-          <w:tcPr>
-            <w:tcW w:type="dxa" w:w="3120"/>
-          </w:tcPr>
-          <w:p>
-            <w:r>
-              <w:t>return 0;</w:t>
-            </w:r>
-          </w:p>
-        </w:tc>
-      </w:tr>
-    </w:tbl>
-    <w:p/>
-    <w:p>
-      <w:r>
-        <w:br w:type="page"/>
+        <w:t>utilidades.c — Funcoes auxiliares</w:t>
       </w:r>
     </w:p>
     <w:p>
       <w:pPr>
-        <w:pStyle w:val="Heading1"/>
+        <w:spacing w:after="120"/>
       </w:pPr>
       <w:r>
-        <w:t>5. cadastro.c - Vetor Dinamico e Cadastro</w:t>
+        <w:t>arquivo.c — Persistencia em arquivo</w:t>
       </w:r>
     </w:p>
     <w:p>
       <w:pPr>
-        <w:pStyle w:val="Heading2"/>
+        <w:spacing w:after="120"/>
       </w:pPr>
       <w:r>
-        <w:t>5.1 Para que serve este arquivo</w:t>
-      </w:r>
-    </w:p>
-    <w:p>
-      <w:r>
-        <w:t>Este e o nucleo de armazenamento do sistema. Aqui as variaveis globais livros, total e capacidade sao definidas (nao apenas declaradas). A funcao inserirLivro() adiciona novos livros ao vetor com validacao de codigo duplicado e expansao automatica de memoria. A funcao montarListaLivros() percorre o vetor e monta um texto com todos os livros para exibir na interface.</w:t>
+        <w:t>biblioteca.txt — Arquivo de dados (gerado/atualizado em execucao)</w:t>
       </w:r>
     </w:p>
     <w:p>
       <w:pPr>
-        <w:pStyle w:val="Heading2"/>
+        <w:spacing w:after="120"/>
       </w:pPr>
       <w:r>
-        <w:t>5.2 Variaveis globais definidas aqui</w:t>
-      </w:r>
-    </w:p>
-    <w:p>
-      <w:pPr>
-        <w:pStyle w:val="ListBullet"/>
-      </w:pPr>
-      <w:r>
-        <w:t>Livro *livros = NULL: ponteiro inicia nulo (nenhuma memoria alocada ainda).</w:t>
-      </w:r>
-    </w:p>
-    <w:p>
-      <w:pPr>
-        <w:pStyle w:val="ListBullet"/>
-      </w:pPr>
-      <w:r>
-        <w:t>int total = 0: comeca sem nenhum livro cadastrado.</w:t>
-      </w:r>
-    </w:p>
-    <w:p>
-      <w:pPr>
-        <w:pStyle w:val="ListBullet"/>
-      </w:pPr>
-      <w:r>
-        <w:t>int capacidade = 0: vetor ainda nao tem espaco reservado.</w:t>
-      </w:r>
-    </w:p>
-    <w:p>
-      <w:pPr>
-        <w:pStyle w:val="Heading2"/>
-      </w:pPr>
-      <w:r>
-        <w:t>5.3 Funcao inserirLivro - passo a passo</w:t>
-      </w:r>
-    </w:p>
-    <w:p>
-      <w:pPr>
-        <w:pStyle w:val="ListNumber"/>
-      </w:pPr>
-      <w:r>
-        <w:t>Recebe um Livro novo por valor (copia da struct).</w:t>
-      </w:r>
-    </w:p>
-    <w:p>
-      <w:pPr>
-        <w:pStyle w:val="ListNumber"/>
-      </w:pPr>
-      <w:r>
-        <w:t>Chama buscarIndicePorCodigo(novo.codigo). Se retornar diferente de -1, o codigo ja existe: retorna 1.</w:t>
-      </w:r>
-    </w:p>
-    <w:p>
-      <w:pPr>
-        <w:pStyle w:val="ListNumber"/>
-      </w:pPr>
-      <w:r>
-        <w:t>Se total == capacidade, o vetor esta cheio. Calcula novaCap (2 se primeira vez, senao dobra).</w:t>
-      </w:r>
-    </w:p>
-    <w:p>
-      <w:pPr>
-        <w:pStyle w:val="ListNumber"/>
-      </w:pPr>
-      <w:r>
-        <w:t>Chama realloc para expandir. Se retornar NULL, falhou: retorna 2.</w:t>
-      </w:r>
-    </w:p>
-    <w:p>
-      <w:pPr>
-        <w:pStyle w:val="ListNumber"/>
-      </w:pPr>
-      <w:r>
-        <w:t>Atualiza livros e capacidade com os novos valores.</w:t>
-      </w:r>
-    </w:p>
-    <w:p>
-      <w:pPr>
-        <w:pStyle w:val="ListNumber"/>
-      </w:pPr>
-      <w:r>
-        <w:t>Copia novo para livros[total], incrementa total e retorna 0 (sucesso).</w:t>
-      </w:r>
-    </w:p>
-    <w:p>
-      <w:pPr>
-        <w:spacing w:before="120" w:after="120"/>
-        <w:ind w:left="432"/>
-      </w:pPr>
-      <w:r>
-        <w:rPr>
-          <w:rFonts w:ascii="Consolas" w:hAnsi="Consolas"/>
-          <w:sz w:val="18"/>
-        </w:rPr>
-        <w:t>int inserirLivro(Livro novo) {</w:t>
-        <w:br/>
-        <w:t xml:space="preserve">    if (buscarIndicePorCodigo(novo.codigo) != -1) return 1;</w:t>
-        <w:br/>
-        <w:t xml:space="preserve">    if (total == capacidade) {</w:t>
-        <w:br/>
-        <w:t xml:space="preserve">        int novaCap = capacidade == 0 ? 2 : capacidade * 2;</w:t>
-        <w:br/>
-        <w:t xml:space="preserve">        Livro *temp = realloc(livros, novaCap * sizeof(Livro));</w:t>
-        <w:br/>
-        <w:t xml:space="preserve">        if (temp == NULL) return 2;</w:t>
-        <w:br/>
-        <w:t xml:space="preserve">        livros = temp;</w:t>
-        <w:br/>
-        <w:t xml:space="preserve">        capacidade = novaCap;</w:t>
-        <w:br/>
-        <w:t xml:space="preserve">    }</w:t>
-        <w:br/>
-        <w:t xml:space="preserve">    livros[total] = novo;</w:t>
-        <w:br/>
-        <w:t xml:space="preserve">    total++;</w:t>
-        <w:br/>
-        <w:t xml:space="preserve">    return 0;</w:t>
-        <w:br/>
-        <w:t>}</w:t>
-      </w:r>
-    </w:p>
-    <w:p>
-      <w:pPr>
-        <w:pStyle w:val="Heading2"/>
-      </w:pPr>
-      <w:r>
-        <w:t>5.4 Funcao montarListaLivros - passo a passo</w:t>
-      </w:r>
-    </w:p>
-    <w:p>
-      <w:pPr>
-        <w:pStyle w:val="ListNumber"/>
-      </w:pPr>
-      <w:r>
-        <w:t>Inicia buffer vazio com buffer[0] = '\0'.</w:t>
-      </w:r>
-    </w:p>
-    <w:p>
-      <w:pPr>
-        <w:pStyle w:val="ListNumber"/>
-      </w:pPr>
-      <w:r>
-        <w:t>Se total == 0, copia mensagem 'Nenhum livro cadastrado.' e retorna.</w:t>
-      </w:r>
-    </w:p>
-    <w:p>
-      <w:pPr>
-        <w:pStyle w:val="ListNumber"/>
-      </w:pPr>
-      <w:r>
-        <w:t>Para cada indice i de 0 ate total-1, chama formatarLivro(&amp;livros[i], linha, ...).</w:t>
-      </w:r>
-    </w:p>
-    <w:p>
-      <w:pPr>
-        <w:pStyle w:val="ListNumber"/>
-      </w:pPr>
-      <w:r>
-        <w:t>Concatena linha ao buffer com strncat, respeitando o tamanho maximo.</w:t>
-      </w:r>
-    </w:p>
-    <w:p>
-      <w:pPr>
-        <w:pStyle w:val="ListNumber"/>
-      </w:pPr>
-      <w:r>
-        <w:t>O operador &amp; em &amp;livros[i] obtem o endereco do elemento i do vetor (ponteiro).</w:t>
-      </w:r>
-    </w:p>
-    <w:p>
-      <w:pPr>
-        <w:pStyle w:val="Heading2"/>
-      </w:pPr>
-      <w:r>
-        <w:t>5.5 Codigos de retorno de inserirLivro</w:t>
-      </w:r>
-    </w:p>
-    <w:tbl>
-      <w:tblPr>
-        <w:tblStyle w:val="TableGrid"/>
-        <w:tblW w:type="auto" w:w="0"/>
-        <w:tblLook w:firstColumn="1" w:firstRow="1" w:lastColumn="0" w:lastRow="0" w:noHBand="0" w:noVBand="1" w:val="04A0"/>
-      </w:tblPr>
-      <w:tblGrid>
-        <w:gridCol w:w="3120"/>
-        <w:gridCol w:w="3120"/>
-        <w:gridCol w:w="3120"/>
-      </w:tblGrid>
-      <w:tr>
-        <w:tc>
-          <w:tcPr>
-            <w:tcW w:type="dxa" w:w="3120"/>
-            <w:shd w:fill="D9E2F3" w:val="clear"/>
-          </w:tcPr>
-          <w:p>
-            <w:r>
-              <w:t>Palavra-chave</w:t>
-            </w:r>
-          </w:p>
-        </w:tc>
-        <w:tc>
-          <w:tcPr>
-            <w:tcW w:type="dxa" w:w="3120"/>
-            <w:shd w:fill="D9E2F3" w:val="clear"/>
-          </w:tcPr>
-          <w:p>
-            <w:r>
-              <w:t>Significado</w:t>
-            </w:r>
-          </w:p>
-        </w:tc>
-        <w:tc>
-          <w:tcPr>
-            <w:tcW w:type="dxa" w:w="3120"/>
-            <w:shd w:fill="D9E2F3" w:val="clear"/>
-          </w:tcPr>
-          <w:p>
-            <w:r>
-              <w:t>Exemplo no arquivo</w:t>
-            </w:r>
-          </w:p>
-        </w:tc>
-      </w:tr>
-      <w:tr>
-        <w:tc>
-          <w:tcPr>
-            <w:tcW w:type="dxa" w:w="3120"/>
-          </w:tcPr>
-          <w:p>
-            <w:r>
-              <w:t>0</w:t>
-            </w:r>
-          </w:p>
-        </w:tc>
-        <w:tc>
-          <w:tcPr>
-            <w:tcW w:type="dxa" w:w="3120"/>
-          </w:tcPr>
-          <w:p>
-            <w:r>
-              <w:t>Livro inserido com sucesso</w:t>
-            </w:r>
-          </w:p>
-        </w:tc>
-        <w:tc>
-          <w:tcPr>
-            <w:tcW w:type="dxa" w:w="3120"/>
-          </w:tcPr>
-          <w:p>
-            <w:r>
-              <w:t>return 0;</w:t>
-            </w:r>
-          </w:p>
-        </w:tc>
-      </w:tr>
-      <w:tr>
-        <w:tc>
-          <w:tcPr>
-            <w:tcW w:type="dxa" w:w="3120"/>
-          </w:tcPr>
-          <w:p>
-            <w:r>
-              <w:t>1</w:t>
-            </w:r>
-          </w:p>
-        </w:tc>
-        <w:tc>
-          <w:tcPr>
-            <w:tcW w:type="dxa" w:w="3120"/>
-          </w:tcPr>
-          <w:p>
-            <w:r>
-              <w:t>Codigo ja cadastrado (duplicado)</w:t>
-            </w:r>
-          </w:p>
-        </w:tc>
-        <w:tc>
-          <w:tcPr>
-            <w:tcW w:type="dxa" w:w="3120"/>
-          </w:tcPr>
-          <w:p>
-            <w:r>
-              <w:t>return 1;</w:t>
-            </w:r>
-          </w:p>
-        </w:tc>
-      </w:tr>
-      <w:tr>
-        <w:tc>
-          <w:tcPr>
-            <w:tcW w:type="dxa" w:w="3120"/>
-          </w:tcPr>
-          <w:p>
-            <w:r>
-              <w:t>2</w:t>
-            </w:r>
-          </w:p>
-        </w:tc>
-        <w:tc>
-          <w:tcPr>
-            <w:tcW w:type="dxa" w:w="3120"/>
-          </w:tcPr>
-          <w:p>
-            <w:r>
-              <w:t>Falha na alocacao de memoria (realloc retornou NULL)</w:t>
-            </w:r>
-          </w:p>
-        </w:tc>
-        <w:tc>
-          <w:tcPr>
-            <w:tcW w:type="dxa" w:w="3120"/>
-          </w:tcPr>
-          <w:p>
-            <w:r>
-              <w:t>return 2;</w:t>
-            </w:r>
-          </w:p>
-        </w:tc>
-      </w:tr>
-    </w:tbl>
-    <w:p/>
-    <w:p>
-      <w:pPr>
-        <w:pStyle w:val="Heading2"/>
-      </w:pPr>
-      <w:r>
-        <w:t>5.6 Palavras-chave de cadastro.c</w:t>
-      </w:r>
-    </w:p>
-    <w:tbl>
-      <w:tblPr>
-        <w:tblStyle w:val="TableGrid"/>
-        <w:tblW w:type="auto" w:w="0"/>
-        <w:tblLook w:firstColumn="1" w:firstRow="1" w:lastColumn="0" w:lastRow="0" w:noHBand="0" w:noVBand="1" w:val="04A0"/>
-      </w:tblPr>
-      <w:tblGrid>
-        <w:gridCol w:w="3120"/>
-        <w:gridCol w:w="3120"/>
-        <w:gridCol w:w="3120"/>
-      </w:tblGrid>
-      <w:tr>
-        <w:tc>
-          <w:tcPr>
-            <w:tcW w:type="dxa" w:w="3120"/>
-            <w:shd w:fill="D9E2F3" w:val="clear"/>
-          </w:tcPr>
-          <w:p>
-            <w:r>
-              <w:t>Palavra-chave</w:t>
-            </w:r>
-          </w:p>
-        </w:tc>
-        <w:tc>
-          <w:tcPr>
-            <w:tcW w:type="dxa" w:w="3120"/>
-            <w:shd w:fill="D9E2F3" w:val="clear"/>
-          </w:tcPr>
-          <w:p>
-            <w:r>
-              <w:t>Significado</w:t>
-            </w:r>
-          </w:p>
-        </w:tc>
-        <w:tc>
-          <w:tcPr>
-            <w:tcW w:type="dxa" w:w="3120"/>
-            <w:shd w:fill="D9E2F3" w:val="clear"/>
-          </w:tcPr>
-          <w:p>
-            <w:r>
-              <w:t>Exemplo no arquivo</w:t>
-            </w:r>
-          </w:p>
-        </w:tc>
-      </w:tr>
-      <w:tr>
-        <w:tc>
-          <w:tcPr>
-            <w:tcW w:type="dxa" w:w="3120"/>
-          </w:tcPr>
-          <w:p>
-            <w:r>
-              <w:t>Livro *livros = NULL</w:t>
-            </w:r>
-          </w:p>
-        </w:tc>
-        <w:tc>
-          <w:tcPr>
-            <w:tcW w:type="dxa" w:w="3120"/>
-          </w:tcPr>
-          <w:p>
-            <w:r>
-              <w:t>Ponteiro para vetor dinamico, inicia nulo</w:t>
-            </w:r>
-          </w:p>
-        </w:tc>
-        <w:tc>
-          <w:tcPr>
-            <w:tcW w:type="dxa" w:w="3120"/>
-          </w:tcPr>
-          <w:p>
-            <w:r>
-              <w:t>Livro *livros = NULL;</w:t>
-            </w:r>
-          </w:p>
-        </w:tc>
-      </w:tr>
-      <w:tr>
-        <w:tc>
-          <w:tcPr>
-            <w:tcW w:type="dxa" w:w="3120"/>
-          </w:tcPr>
-          <w:p>
-            <w:r>
-              <w:t>realloc</w:t>
-            </w:r>
-          </w:p>
-        </w:tc>
-        <w:tc>
-          <w:tcPr>
-            <w:tcW w:type="dxa" w:w="3120"/>
-          </w:tcPr>
-          <w:p>
-            <w:r>
-              <w:t>Expande ou reduz bloco de memoria ja alocado</w:t>
-            </w:r>
-          </w:p>
-        </w:tc>
-        <w:tc>
-          <w:tcPr>
-            <w:tcW w:type="dxa" w:w="3120"/>
-          </w:tcPr>
-          <w:p>
-            <w:r>
-              <w:t>realloc(livros, novaCap * sizeof(Livro))</w:t>
-            </w:r>
-          </w:p>
-        </w:tc>
-      </w:tr>
-      <w:tr>
-        <w:tc>
-          <w:tcPr>
-            <w:tcW w:type="dxa" w:w="3120"/>
-          </w:tcPr>
-          <w:p>
-            <w:r>
-              <w:t>sizeof(Livro)</w:t>
-            </w:r>
-          </w:p>
-        </w:tc>
-        <w:tc>
-          <w:tcPr>
-            <w:tcW w:type="dxa" w:w="3120"/>
-          </w:tcPr>
-          <w:p>
-            <w:r>
-              <w:t>Tamanho em bytes de uma struct Livro</w:t>
-            </w:r>
-          </w:p>
-        </w:tc>
-        <w:tc>
-          <w:tcPr>
-            <w:tcW w:type="dxa" w:w="3120"/>
-          </w:tcPr>
-          <w:p>
-            <w:r>
-              <w:t>novaCap * sizeof(Livro)</w:t>
-            </w:r>
-          </w:p>
-        </w:tc>
-      </w:tr>
-      <w:tr>
-        <w:tc>
-          <w:tcPr>
-            <w:tcW w:type="dxa" w:w="3120"/>
-          </w:tcPr>
-          <w:p>
-            <w:r>
-              <w:t>livros[total]</w:t>
-            </w:r>
-          </w:p>
-        </w:tc>
-        <w:tc>
-          <w:tcPr>
-            <w:tcW w:type="dxa" w:w="3120"/>
-          </w:tcPr>
-          <w:p>
-            <w:r>
-              <w:t>Acesso ao elemento na posicao total do vetor</w:t>
-            </w:r>
-          </w:p>
-        </w:tc>
-        <w:tc>
-          <w:tcPr>
-            <w:tcW w:type="dxa" w:w="3120"/>
-          </w:tcPr>
-          <w:p>
-            <w:r>
-              <w:t>livros[total] = novo;</w:t>
-            </w:r>
-          </w:p>
-        </w:tc>
-      </w:tr>
-      <w:tr>
-        <w:tc>
-          <w:tcPr>
-            <w:tcW w:type="dxa" w:w="3120"/>
-          </w:tcPr>
-          <w:p>
-            <w:r>
-              <w:t>&amp;livros[i]</w:t>
-            </w:r>
-          </w:p>
-        </w:tc>
-        <w:tc>
-          <w:tcPr>
-            <w:tcW w:type="dxa" w:w="3120"/>
-          </w:tcPr>
-          <w:p>
-            <w:r>
-              <w:t>Endereco do livro na posicao i (ponteiro)</w:t>
-            </w:r>
-          </w:p>
-        </w:tc>
-        <w:tc>
-          <w:tcPr>
-            <w:tcW w:type="dxa" w:w="3120"/>
-          </w:tcPr>
-          <w:p>
-            <w:r>
-              <w:t>formatarLivro(&amp;livros[i], linha, ...)</w:t>
-            </w:r>
-          </w:p>
-        </w:tc>
-      </w:tr>
-      <w:tr>
-        <w:tc>
-          <w:tcPr>
-            <w:tcW w:type="dxa" w:w="3120"/>
-          </w:tcPr>
-          <w:p>
-            <w:r>
-              <w:t>strncat</w:t>
-            </w:r>
-          </w:p>
-        </w:tc>
-        <w:tc>
-          <w:tcPr>
-            <w:tcW w:type="dxa" w:w="3120"/>
-          </w:tcPr>
-          <w:p>
-            <w:r>
-              <w:t>Concatena string com limite de tamanho</w:t>
-            </w:r>
-          </w:p>
-        </w:tc>
-        <w:tc>
-          <w:tcPr>
-            <w:tcW w:type="dxa" w:w="3120"/>
-          </w:tcPr>
-          <w:p>
-            <w:r>
-              <w:t>strncat(buffer, linha, tamanho - strlen(buffer) - 1)</w:t>
-            </w:r>
-          </w:p>
-        </w:tc>
-      </w:tr>
-      <w:tr>
-        <w:tc>
-          <w:tcPr>
-            <w:tcW w:type="dxa" w:w="3120"/>
-          </w:tcPr>
-          <w:p>
-            <w:r>
-              <w:t>strncpy</w:t>
-            </w:r>
-          </w:p>
-        </w:tc>
-        <w:tc>
-          <w:tcPr>
-            <w:tcW w:type="dxa" w:w="3120"/>
-          </w:tcPr>
-          <w:p>
-            <w:r>
-              <w:t>Copia string com limite</w:t>
-            </w:r>
-          </w:p>
-        </w:tc>
-        <w:tc>
-          <w:tcPr>
-            <w:tcW w:type="dxa" w:w="3120"/>
-          </w:tcPr>
-          <w:p>
-            <w:r>
-              <w:t>strncpy(buffer, "Nenhum livro...", tamanho - 1)</w:t>
-            </w:r>
-          </w:p>
-        </w:tc>
-      </w:tr>
-    </w:tbl>
-    <w:p/>
-    <w:p>
-      <w:r>
-        <w:br w:type="page"/>
-      </w:r>
-    </w:p>
-    <w:p>
-      <w:pPr>
-        <w:pStyle w:val="Heading1"/>
-      </w:pPr>
-      <w:r>
-        <w:t>6. utilidades.c - Funcoes Auxiliares</w:t>
-      </w:r>
-    </w:p>
-    <w:p>
-      <w:pPr>
-        <w:pStyle w:val="Heading2"/>
-      </w:pPr>
-      <w:r>
-        <w:t>6.1 Para que serve este arquivo</w:t>
-      </w:r>
-    </w:p>
-    <w:p>
-      <w:r>
-        <w:t>Contem funcoes internas reutilizadas por varios modulos. buscarIndicePorCodigo() e a busca basica por posicao no vetor, usada em cadastro, busca e emprestimo. formatarLivro() converte uma struct Livro em texto legivel para exibir na interface.</w:t>
-      </w:r>
-    </w:p>
-    <w:p>
-      <w:pPr>
-        <w:pStyle w:val="Heading2"/>
-      </w:pPr>
-      <w:r>
-        <w:t>6.2 Funcao buscarIndicePorCodigo</w:t>
-      </w:r>
-    </w:p>
-    <w:p>
-      <w:r>
-        <w:t>Percorre o vetor livros do indice 0 ate total-1. Compara livros[i].codigo com o codigo procurado. Se encontrar, retorna o indice i (posicao no vetor). Se percorrer tudo sem achar, retorna -1. Essa funcao e fundamental: outras funcoes usam o indice retornado para acessar ou modificar o livro diretamente em livros[indice].</w:t>
-      </w:r>
-    </w:p>
-    <w:p>
-      <w:pPr>
-        <w:pStyle w:val="Heading2"/>
-      </w:pPr>
-      <w:r>
-        <w:t>6.3 Funcao formatarLivro</w:t>
-      </w:r>
-    </w:p>
-    <w:p>
-      <w:r>
-        <w:t>Recebe um ponteiro Livro *l (nao uma copia), um buffer de saida e o tamanho maximo. Usa snprintf para escrever no buffer uma representacao textual com todos os campos. O operador -&gt; em l-&gt;codigo e equivalente a (*l).codigo: acesso a campo via ponteiro. O \r\n no formato produz quebra de linha compativel com a area de texto do Windows.</w:t>
-      </w:r>
-    </w:p>
-    <w:p>
-      <w:pPr>
-        <w:spacing w:before="120" w:after="120"/>
-        <w:ind w:left="432"/>
-      </w:pPr>
-      <w:r>
-        <w:rPr>
-          <w:rFonts w:ascii="Consolas" w:hAnsi="Consolas"/>
-          <w:sz w:val="18"/>
-        </w:rPr>
-        <w:t>void formatarLivro(Livro *l, char *buffer, int tamanho) {</w:t>
-        <w:br/>
-        <w:t xml:space="preserve">    snprintf(buffer, tamanho,</w:t>
-        <w:br/>
-        <w:t xml:space="preserve">        "Codigo: %d\r\nTitulo: %s\r\nAutor: %s\r\nAno: %d\r\nQuantidade: %d\r\n---\r\n",</w:t>
-        <w:br/>
-        <w:t xml:space="preserve">        l-&gt;codigo, l-&gt;titulo, l-&gt;autor, l-&gt;ano, l-&gt;quantidade);</w:t>
-        <w:br/>
-        <w:t>}</w:t>
-      </w:r>
-    </w:p>
-    <w:p>
-      <w:pPr>
-        <w:pStyle w:val="Heading2"/>
-      </w:pPr>
-      <w:r>
-        <w:t>6.4 Palavras-chave de utilidades.c</w:t>
-      </w:r>
-    </w:p>
-    <w:tbl>
-      <w:tblPr>
-        <w:tblStyle w:val="TableGrid"/>
-        <w:tblW w:type="auto" w:w="0"/>
-        <w:tblLook w:firstColumn="1" w:firstRow="1" w:lastColumn="0" w:lastRow="0" w:noHBand="0" w:noVBand="1" w:val="04A0"/>
-      </w:tblPr>
-      <w:tblGrid>
-        <w:gridCol w:w="3120"/>
-        <w:gridCol w:w="3120"/>
-        <w:gridCol w:w="3120"/>
-      </w:tblGrid>
-      <w:tr>
-        <w:tc>
-          <w:tcPr>
-            <w:tcW w:type="dxa" w:w="3120"/>
-            <w:shd w:fill="D9E2F3" w:val="clear"/>
-          </w:tcPr>
-          <w:p>
-            <w:r>
-              <w:t>Palavra-chave</w:t>
-            </w:r>
-          </w:p>
-        </w:tc>
-        <w:tc>
-          <w:tcPr>
-            <w:tcW w:type="dxa" w:w="3120"/>
-            <w:shd w:fill="D9E2F3" w:val="clear"/>
-          </w:tcPr>
-          <w:p>
-            <w:r>
-              <w:t>Significado</w:t>
-            </w:r>
-          </w:p>
-        </w:tc>
-        <w:tc>
-          <w:tcPr>
-            <w:tcW w:type="dxa" w:w="3120"/>
-            <w:shd w:fill="D9E2F3" w:val="clear"/>
-          </w:tcPr>
-          <w:p>
-            <w:r>
-              <w:t>Exemplo no arquivo</w:t>
-            </w:r>
-          </w:p>
-        </w:tc>
-      </w:tr>
-      <w:tr>
-        <w:tc>
-          <w:tcPr>
-            <w:tcW w:type="dxa" w:w="3120"/>
-          </w:tcPr>
-          <w:p>
-            <w:r>
-              <w:t>for</w:t>
-            </w:r>
-          </w:p>
-        </w:tc>
-        <w:tc>
-          <w:tcPr>
-            <w:tcW w:type="dxa" w:w="3120"/>
-          </w:tcPr>
-          <w:p>
-            <w:r>
-              <w:t>Laco de repeticao para percorrer o vetor</w:t>
-            </w:r>
-          </w:p>
-        </w:tc>
-        <w:tc>
-          <w:tcPr>
-            <w:tcW w:type="dxa" w:w="3120"/>
-          </w:tcPr>
-          <w:p>
-            <w:r>
-              <w:t>for (i = 0; i &lt; total; i++)</w:t>
-            </w:r>
-          </w:p>
-        </w:tc>
-      </w:tr>
-      <w:tr>
-        <w:tc>
-          <w:tcPr>
-            <w:tcW w:type="dxa" w:w="3120"/>
-          </w:tcPr>
-          <w:p>
-            <w:r>
-              <w:t>return -1</w:t>
-            </w:r>
-          </w:p>
-        </w:tc>
-        <w:tc>
-          <w:tcPr>
-            <w:tcW w:type="dxa" w:w="3120"/>
-          </w:tcPr>
-          <w:p>
-            <w:r>
-              <w:t>Convencao para indicar 'nao encontrado'</w:t>
-            </w:r>
-          </w:p>
-        </w:tc>
-        <w:tc>
-          <w:tcPr>
-            <w:tcW w:type="dxa" w:w="3120"/>
-          </w:tcPr>
-          <w:p>
-            <w:r>
-              <w:t>return -1;</w:t>
-            </w:r>
-          </w:p>
-        </w:tc>
-      </w:tr>
-      <w:tr>
-        <w:tc>
-          <w:tcPr>
-            <w:tcW w:type="dxa" w:w="3120"/>
-          </w:tcPr>
-          <w:p>
-            <w:r>
-              <w:t>Livro *l</w:t>
-            </w:r>
-          </w:p>
-        </w:tc>
-        <w:tc>
-          <w:tcPr>
-            <w:tcW w:type="dxa" w:w="3120"/>
-          </w:tcPr>
-          <w:p>
-            <w:r>
-              <w:t>Parametro ponteiro: recebe endereco, nao copia</w:t>
-            </w:r>
-          </w:p>
-        </w:tc>
-        <w:tc>
-          <w:tcPr>
-            <w:tcW w:type="dxa" w:w="3120"/>
-          </w:tcPr>
-          <w:p>
-            <w:r>
-              <w:t>void formatarLivro(Livro *l, ...)</w:t>
-            </w:r>
-          </w:p>
-        </w:tc>
-      </w:tr>
-      <w:tr>
-        <w:tc>
-          <w:tcPr>
-            <w:tcW w:type="dxa" w:w="3120"/>
-          </w:tcPr>
-          <w:p>
-            <w:r>
-              <w:t>l-&gt;codigo</w:t>
-            </w:r>
-          </w:p>
-        </w:tc>
-        <w:tc>
-          <w:tcPr>
-            <w:tcW w:type="dxa" w:w="3120"/>
-          </w:tcPr>
-          <w:p>
-            <w:r>
-              <w:t>Acesso a campo da struct via ponteiro</w:t>
-            </w:r>
-          </w:p>
-        </w:tc>
-        <w:tc>
-          <w:tcPr>
-            <w:tcW w:type="dxa" w:w="3120"/>
-          </w:tcPr>
-          <w:p>
-            <w:r>
-              <w:t>l-&gt;codigo, l-&gt;titulo</w:t>
-            </w:r>
-          </w:p>
-        </w:tc>
-      </w:tr>
-      <w:tr>
-        <w:tc>
-          <w:tcPr>
-            <w:tcW w:type="dxa" w:w="3120"/>
-          </w:tcPr>
-          <w:p>
-            <w:r>
-              <w:t>snprintf</w:t>
-            </w:r>
-          </w:p>
-        </w:tc>
-        <w:tc>
-          <w:tcPr>
-            <w:tcW w:type="dxa" w:w="3120"/>
-          </w:tcPr>
-          <w:p>
-            <w:r>
-              <w:t>printf seguro com limite de caracteres no buffer</w:t>
-            </w:r>
-          </w:p>
-        </w:tc>
-        <w:tc>
-          <w:tcPr>
-            <w:tcW w:type="dxa" w:w="3120"/>
-          </w:tcPr>
-          <w:p>
-            <w:r>
-              <w:t>snprintf(buffer, tamanho, "...", ...)</w:t>
-            </w:r>
-          </w:p>
-        </w:tc>
-      </w:tr>
-      <w:tr>
-        <w:tc>
-          <w:tcPr>
-            <w:tcW w:type="dxa" w:w="3120"/>
-          </w:tcPr>
-          <w:p>
-            <w:r>
-              <w:t>%d / %s</w:t>
-            </w:r>
-          </w:p>
-        </w:tc>
-        <w:tc>
-          <w:tcPr>
-            <w:tcW w:type="dxa" w:w="3120"/>
-          </w:tcPr>
-          <w:p>
-            <w:r>
-              <w:t>Especificadores de formato para int e string</w:t>
-            </w:r>
-          </w:p>
-        </w:tc>
-        <w:tc>
-          <w:tcPr>
-            <w:tcW w:type="dxa" w:w="3120"/>
-          </w:tcPr>
-          <w:p>
-            <w:r>
-              <w:t>"Codigo: %d\r\nTitulo: %s\r\n"</w:t>
-            </w:r>
-          </w:p>
-        </w:tc>
-      </w:tr>
-    </w:tbl>
-    <w:p/>
-    <w:p>
-      <w:r>
-        <w:br w:type="page"/>
-      </w:r>
-    </w:p>
-    <w:p>
-      <w:pPr>
-        <w:pStyle w:val="Heading1"/>
-      </w:pPr>
-      <w:r>
-        <w:t>7. busca.c - Busca por Codigo e Titulo</w:t>
-      </w:r>
-    </w:p>
-    <w:p>
-      <w:pPr>
-        <w:pStyle w:val="Heading2"/>
-      </w:pPr>
-      <w:r>
-        <w:t>7.1 Para que serve este arquivo</w:t>
-      </w:r>
-    </w:p>
-    <w:p>
-      <w:r>
-        <w:t>Implementa as duas formas de consulta exigidas pela atividade. A busca por codigo e exata: o numero digitado deve corresponder ao codigo de um livro. A busca por titulo e parcial: usa strstr para verificar se o texto digitado aparece em qualquer parte do titulo do livro, permitindo encontrar varios resultados.</w:t>
-      </w:r>
-    </w:p>
-    <w:p>
-      <w:pPr>
-        <w:pStyle w:val="Heading2"/>
-      </w:pPr>
-      <w:r>
-        <w:t>7.2 Funcao buscarLivroPorCodigo</w:t>
-      </w:r>
-    </w:p>
-    <w:p>
-      <w:pPr>
-        <w:pStyle w:val="ListNumber"/>
-      </w:pPr>
-      <w:r>
-        <w:t>Chama buscarIndicePorCodigo(codigo) para obter a posicao no vetor.</w:t>
-      </w:r>
-    </w:p>
-    <w:p>
-      <w:pPr>
-        <w:pStyle w:val="ListNumber"/>
-      </w:pPr>
-      <w:r>
-        <w:t>Se indice == -1, o livro nao existe: retorna 1.</w:t>
-      </w:r>
-    </w:p>
-    <w:p>
-      <w:pPr>
-        <w:pStyle w:val="ListNumber"/>
-      </w:pPr>
-      <w:r>
-        <w:t>Caso contrario, chama formatarLivro(&amp;livros[indice], buffer, tamanho).</w:t>
-      </w:r>
-    </w:p>
-    <w:p>
-      <w:pPr>
-        <w:pStyle w:val="ListNumber"/>
-      </w:pPr>
-      <w:r>
-        <w:t>O &amp; obtem o endereco do livro na posicao encontrada.</w:t>
-      </w:r>
-    </w:p>
-    <w:p>
-      <w:pPr>
-        <w:pStyle w:val="ListNumber"/>
-      </w:pPr>
-      <w:r>
-        <w:t>Retorna 0 indicando sucesso.</w:t>
-      </w:r>
-    </w:p>
-    <w:p>
-      <w:pPr>
-        <w:pStyle w:val="Heading2"/>
-      </w:pPr>
-      <w:r>
-        <w:t>7.3 Funcao buscarLivrosPorTitulo</w:t>
-      </w:r>
-    </w:p>
-    <w:p>
-      <w:pPr>
-        <w:pStyle w:val="ListNumber"/>
-      </w:pPr>
-      <w:r>
-        <w:t>Inicia buffer vazio e variavel encontrou = 0.</w:t>
-      </w:r>
-    </w:p>
-    <w:p>
-      <w:pPr>
-        <w:pStyle w:val="ListNumber"/>
-      </w:pPr>
-      <w:r>
-        <w:t>Percorre todos os livros de 0 ate total-1.</w:t>
-      </w:r>
-    </w:p>
-    <w:p>
-      <w:pPr>
-        <w:pStyle w:val="ListNumber"/>
-      </w:pPr>
-      <w:r>
-        <w:t>Para cada livro, chama strstr(livros[i].titulo, titulo).</w:t>
-      </w:r>
-    </w:p>
-    <w:p>
-      <w:pPr>
-        <w:pStyle w:val="ListNumber"/>
-      </w:pPr>
-      <w:r>
-        <w:t>strstr retorna ponteiro se encontrar o texto dentro do titulo, ou NULL se nao encontrar.</w:t>
-      </w:r>
-    </w:p>
-    <w:p>
-      <w:pPr>
-        <w:pStyle w:val="ListNumber"/>
-      </w:pPr>
-      <w:r>
-        <w:t>Se encontrou, formata o livro e concatena ao buffer.</w:t>
-      </w:r>
-    </w:p>
-    <w:p>
-      <w:pPr>
-        <w:pStyle w:val="ListNumber"/>
-      </w:pPr>
-      <w:r>
-        <w:t>Ao final, se encontrou == 0, retorna 1; senao retorna 0.</w:t>
-      </w:r>
-    </w:p>
-    <w:p>
-      <w:r>
-        <w:t>Exemplo pratico: se existir 'Pequeno Principe' e o usuario buscar 'Principe', strstr encontra a substring e o livro aparece no resultado.</w:t>
-      </w:r>
-    </w:p>
-    <w:p>
-      <w:pPr>
-        <w:pStyle w:val="Heading2"/>
-      </w:pPr>
-      <w:r>
-        <w:t>7.4 Palavras-chave de busca.c</w:t>
-      </w:r>
-    </w:p>
-    <w:tbl>
-      <w:tblPr>
-        <w:tblStyle w:val="TableGrid"/>
-        <w:tblW w:type="auto" w:w="0"/>
-        <w:tblLook w:firstColumn="1" w:firstRow="1" w:lastColumn="0" w:lastRow="0" w:noHBand="0" w:noVBand="1" w:val="04A0"/>
-      </w:tblPr>
-      <w:tblGrid>
-        <w:gridCol w:w="3120"/>
-        <w:gridCol w:w="3120"/>
-        <w:gridCol w:w="3120"/>
-      </w:tblGrid>
-      <w:tr>
-        <w:tc>
-          <w:tcPr>
-            <w:tcW w:type="dxa" w:w="3120"/>
-            <w:shd w:fill="D9E2F3" w:val="clear"/>
-          </w:tcPr>
-          <w:p>
-            <w:r>
-              <w:t>Palavra-chave</w:t>
-            </w:r>
-          </w:p>
-        </w:tc>
-        <w:tc>
-          <w:tcPr>
-            <w:tcW w:type="dxa" w:w="3120"/>
-            <w:shd w:fill="D9E2F3" w:val="clear"/>
-          </w:tcPr>
-          <w:p>
-            <w:r>
-              <w:t>Significado</w:t>
-            </w:r>
-          </w:p>
-        </w:tc>
-        <w:tc>
-          <w:tcPr>
-            <w:tcW w:type="dxa" w:w="3120"/>
-            <w:shd w:fill="D9E2F3" w:val="clear"/>
-          </w:tcPr>
-          <w:p>
-            <w:r>
-              <w:t>Exemplo no arquivo</w:t>
-            </w:r>
-          </w:p>
-        </w:tc>
-      </w:tr>
-      <w:tr>
-        <w:tc>
-          <w:tcPr>
-            <w:tcW w:type="dxa" w:w="3120"/>
-          </w:tcPr>
-          <w:p>
-            <w:r>
-              <w:t>buscarIndicePorCodigo</w:t>
-            </w:r>
-          </w:p>
-        </w:tc>
-        <w:tc>
-          <w:tcPr>
-            <w:tcW w:type="dxa" w:w="3120"/>
-          </w:tcPr>
-          <w:p>
-            <w:r>
-              <w:t>Reutiliza busca interna por posicao</w:t>
-            </w:r>
-          </w:p>
-        </w:tc>
-        <w:tc>
-          <w:tcPr>
-            <w:tcW w:type="dxa" w:w="3120"/>
-          </w:tcPr>
-          <w:p>
-            <w:r>
-              <w:t>indice = buscarIndicePorCodigo(codigo)</w:t>
-            </w:r>
-          </w:p>
-        </w:tc>
-      </w:tr>
-      <w:tr>
-        <w:tc>
-          <w:tcPr>
-            <w:tcW w:type="dxa" w:w="3120"/>
-          </w:tcPr>
-          <w:p>
-            <w:r>
-              <w:t>&amp;livros[indice]</w:t>
-            </w:r>
-          </w:p>
-        </w:tc>
-        <w:tc>
-          <w:tcPr>
-            <w:tcW w:type="dxa" w:w="3120"/>
-          </w:tcPr>
-          <w:p>
-            <w:r>
-              <w:t>Passa endereco do livro encontrado</w:t>
-            </w:r>
-          </w:p>
-        </w:tc>
-        <w:tc>
-          <w:tcPr>
-            <w:tcW w:type="dxa" w:w="3120"/>
-          </w:tcPr>
-          <w:p>
-            <w:r>
-              <w:t>formatarLivro(&amp;livros[indice], buffer, tamanho)</w:t>
-            </w:r>
-          </w:p>
-        </w:tc>
-      </w:tr>
-      <w:tr>
-        <w:tc>
-          <w:tcPr>
-            <w:tcW w:type="dxa" w:w="3120"/>
-          </w:tcPr>
-          <w:p>
-            <w:r>
-              <w:t>strstr</w:t>
-            </w:r>
-          </w:p>
-        </w:tc>
-        <w:tc>
-          <w:tcPr>
-            <w:tcW w:type="dxa" w:w="3120"/>
-          </w:tcPr>
-          <w:p>
-            <w:r>
-              <w:t>Busca uma string dentro de outra</w:t>
-            </w:r>
-          </w:p>
-        </w:tc>
-        <w:tc>
-          <w:tcPr>
-            <w:tcW w:type="dxa" w:w="3120"/>
-          </w:tcPr>
-          <w:p>
-            <w:r>
-              <w:t>strstr(livros[i].titulo, titulo) != NULL</w:t>
-            </w:r>
-          </w:p>
-        </w:tc>
-      </w:tr>
-      <w:tr>
-        <w:tc>
-          <w:tcPr>
-            <w:tcW w:type="dxa" w:w="3120"/>
-          </w:tcPr>
-          <w:p>
-            <w:r>
-              <w:t>NULL</w:t>
-            </w:r>
-          </w:p>
-        </w:tc>
-        <w:tc>
-          <w:tcPr>
-            <w:tcW w:type="dxa" w:w="3120"/>
-          </w:tcPr>
-          <w:p>
-            <w:r>
-              <w:t>Ponteiro nulo: strstr retorna quando nao acha</w:t>
-            </w:r>
-          </w:p>
-        </w:tc>
-        <w:tc>
-          <w:tcPr>
-            <w:tcW w:type="dxa" w:w="3120"/>
-          </w:tcPr>
-          <w:p>
-            <w:r>
-              <w:t>!= NULL</w:t>
-            </w:r>
-          </w:p>
-        </w:tc>
-      </w:tr>
-      <w:tr>
-        <w:tc>
-          <w:tcPr>
-            <w:tcW w:type="dxa" w:w="3120"/>
-          </w:tcPr>
-          <w:p>
-            <w:r>
-              <w:t>const char *titulo</w:t>
-            </w:r>
-          </w:p>
-        </w:tc>
-        <w:tc>
-          <w:tcPr>
-            <w:tcW w:type="dxa" w:w="3120"/>
-          </w:tcPr>
-          <w:p>
-            <w:r>
-              <w:t>Parametro somente leitura (nao sera alterado)</w:t>
-            </w:r>
-          </w:p>
-        </w:tc>
-        <w:tc>
-          <w:tcPr>
-            <w:tcW w:type="dxa" w:w="3120"/>
-          </w:tcPr>
-          <w:p>
-            <w:r>
-              <w:t>buscarLivrosPorTitulo(const char *titulo, ...)</w:t>
-            </w:r>
-          </w:p>
-        </w:tc>
-      </w:tr>
-    </w:tbl>
-    <w:p/>
-    <w:p>
-      <w:r>
-        <w:br w:type="page"/>
-      </w:r>
-    </w:p>
-    <w:p>
-      <w:pPr>
-        <w:pStyle w:val="Heading1"/>
-      </w:pPr>
-      <w:r>
-        <w:t>8. emprestimo.c - Emprestimo e Devolucao</w:t>
-      </w:r>
-    </w:p>
-    <w:p>
-      <w:pPr>
-        <w:pStyle w:val="Heading2"/>
-      </w:pPr>
-      <w:r>
-        <w:t>8.1 Para que serve este arquivo</w:t>
-      </w:r>
-    </w:p>
-    <w:p>
-      <w:r>
-        <w:t>Controla o fluxo de emprestimo e devolucao alterando apenas o campo quantidade da struct Livro. Nao remove o livro do vetor: ele continua cadastrado, apenas com menos (ou mais) exemplares disponiveis. Ambas as funcoes localizam o livro pelo codigo antes de alterar.</w:t>
-      </w:r>
-    </w:p>
-    <w:p>
-      <w:pPr>
-        <w:pStyle w:val="Heading2"/>
-      </w:pPr>
-      <w:r>
-        <w:t>8.2 Funcao emprestarPorCodigo</w:t>
-      </w:r>
-    </w:p>
-    <w:p>
-      <w:pPr>
-        <w:pStyle w:val="ListNumber"/>
-      </w:pPr>
-      <w:r>
-        <w:t>Busca o indice do livro pelo codigo.</w:t>
-      </w:r>
-    </w:p>
-    <w:p>
-      <w:pPr>
-        <w:pStyle w:val="ListNumber"/>
-      </w:pPr>
-      <w:r>
-        <w:t>Se nao encontrar (indice == -1), retorna 1.</w:t>
-      </w:r>
-    </w:p>
-    <w:p>
-      <w:pPr>
-        <w:pStyle w:val="ListNumber"/>
-      </w:pPr>
-      <w:r>
-        <w:t>Se livros[indice].quantidade &lt;= 0, nao ha exemplares: retorna 2.</w:t>
-      </w:r>
-    </w:p>
-    <w:p>
-      <w:pPr>
-        <w:pStyle w:val="ListNumber"/>
-      </w:pPr>
-      <w:r>
-        <w:t>Decrementa quantidade com livros[indice].quantidade--.</w:t>
-      </w:r>
-    </w:p>
-    <w:p>
-      <w:pPr>
-        <w:pStyle w:val="ListNumber"/>
-      </w:pPr>
-      <w:r>
-        <w:t>Retorna 0 (emprestimo realizado).</w:t>
-      </w:r>
-    </w:p>
-    <w:p>
-      <w:pPr>
-        <w:pStyle w:val="Heading2"/>
-      </w:pPr>
-      <w:r>
-        <w:t>8.3 Funcao devolverPorCodigo</w:t>
-      </w:r>
-    </w:p>
-    <w:p>
-      <w:pPr>
-        <w:pStyle w:val="ListNumber"/>
-      </w:pPr>
-      <w:r>
-        <w:t>Busca o indice do livro pelo codigo.</w:t>
-      </w:r>
-    </w:p>
-    <w:p>
-      <w:pPr>
-        <w:pStyle w:val="ListNumber"/>
-      </w:pPr>
-      <w:r>
-        <w:t>Se nao encontrar, retorna 1.</w:t>
-      </w:r>
-    </w:p>
-    <w:p>
-      <w:pPr>
-        <w:pStyle w:val="ListNumber"/>
-      </w:pPr>
-      <w:r>
-        <w:t>Incrementa quantidade com livros[indice].quantidade++.</w:t>
-      </w:r>
-    </w:p>
-    <w:p>
-      <w:pPr>
-        <w:pStyle w:val="ListNumber"/>
-      </w:pPr>
-      <w:r>
-        <w:t>Retorna 0 (devolucao realizada).</w:t>
-      </w:r>
-    </w:p>
-    <w:p>
-      <w:r>
-        <w:t>Exemplo: um livro com quantidade 3. Apos um emprestimo fica 2; apos outro fica 1. Se tentar emprestar com quantidade 0, a funcao retorna 2 e a interface mostra 'Livro indisponivel'.</w:t>
-      </w:r>
-    </w:p>
-    <w:p>
-      <w:pPr>
-        <w:pStyle w:val="Heading2"/>
-      </w:pPr>
-      <w:r>
-        <w:t>8.4 Palavras-chave de emprestimo.c</w:t>
-      </w:r>
-    </w:p>
-    <w:tbl>
-      <w:tblPr>
-        <w:tblStyle w:val="TableGrid"/>
-        <w:tblW w:type="auto" w:w="0"/>
-        <w:tblLook w:firstColumn="1" w:firstRow="1" w:lastColumn="0" w:lastRow="0" w:noHBand="0" w:noVBand="1" w:val="04A0"/>
-      </w:tblPr>
-      <w:tblGrid>
-        <w:gridCol w:w="3120"/>
-        <w:gridCol w:w="3120"/>
-        <w:gridCol w:w="3120"/>
-      </w:tblGrid>
-      <w:tr>
-        <w:tc>
-          <w:tcPr>
-            <w:tcW w:type="dxa" w:w="3120"/>
-            <w:shd w:fill="D9E2F3" w:val="clear"/>
-          </w:tcPr>
-          <w:p>
-            <w:r>
-              <w:t>Palavra-chave</w:t>
-            </w:r>
-          </w:p>
-        </w:tc>
-        <w:tc>
-          <w:tcPr>
-            <w:tcW w:type="dxa" w:w="3120"/>
-            <w:shd w:fill="D9E2F3" w:val="clear"/>
-          </w:tcPr>
-          <w:p>
-            <w:r>
-              <w:t>Significado</w:t>
-            </w:r>
-          </w:p>
-        </w:tc>
-        <w:tc>
-          <w:tcPr>
-            <w:tcW w:type="dxa" w:w="3120"/>
-            <w:shd w:fill="D9E2F3" w:val="clear"/>
-          </w:tcPr>
-          <w:p>
-            <w:r>
-              <w:t>Exemplo no arquivo</w:t>
-            </w:r>
-          </w:p>
-        </w:tc>
-      </w:tr>
-      <w:tr>
-        <w:tc>
-          <w:tcPr>
-            <w:tcW w:type="dxa" w:w="3120"/>
-          </w:tcPr>
-          <w:p>
-            <w:r>
-              <w:t>quantidade--</w:t>
-            </w:r>
-          </w:p>
-        </w:tc>
-        <w:tc>
-          <w:tcPr>
-            <w:tcW w:type="dxa" w:w="3120"/>
-          </w:tcPr>
-          <w:p>
-            <w:r>
-              <w:t>Operador de decremento: diminui 1 unidade</w:t>
-            </w:r>
-          </w:p>
-        </w:tc>
-        <w:tc>
-          <w:tcPr>
-            <w:tcW w:type="dxa" w:w="3120"/>
-          </w:tcPr>
-          <w:p>
-            <w:r>
-              <w:t>livros[indice].quantidade--;</w:t>
-            </w:r>
-          </w:p>
-        </w:tc>
-      </w:tr>
-      <w:tr>
-        <w:tc>
-          <w:tcPr>
-            <w:tcW w:type="dxa" w:w="3120"/>
-          </w:tcPr>
-          <w:p>
-            <w:r>
-              <w:t>quantidade++</w:t>
-            </w:r>
-          </w:p>
-        </w:tc>
-        <w:tc>
-          <w:tcPr>
-            <w:tcW w:type="dxa" w:w="3120"/>
-          </w:tcPr>
-          <w:p>
-            <w:r>
-              <w:t>Operador de incremento: aumenta 1 unidade</w:t>
-            </w:r>
-          </w:p>
-        </w:tc>
-        <w:tc>
-          <w:tcPr>
-            <w:tcW w:type="dxa" w:w="3120"/>
-          </w:tcPr>
-          <w:p>
-            <w:r>
-              <w:t>livros[indice].quantidade++;</w:t>
-            </w:r>
-          </w:p>
-        </w:tc>
-      </w:tr>
-      <w:tr>
-        <w:tc>
-          <w:tcPr>
-            <w:tcW w:type="dxa" w:w="3120"/>
-          </w:tcPr>
-          <w:p>
-            <w:r>
-              <w:t>&lt;= 0</w:t>
-            </w:r>
-          </w:p>
-        </w:tc>
-        <w:tc>
-          <w:tcPr>
-            <w:tcW w:type="dxa" w:w="3120"/>
-          </w:tcPr>
-          <w:p>
-            <w:r>
-              <w:t>Verifica se nao ha exemplares disponiveis</w:t>
-            </w:r>
-          </w:p>
-        </w:tc>
-        <w:tc>
-          <w:tcPr>
-            <w:tcW w:type="dxa" w:w="3120"/>
-          </w:tcPr>
-          <w:p>
-            <w:r>
-              <w:t>if (livros[indice].quantidade &lt;= 0)</w:t>
-            </w:r>
-          </w:p>
-        </w:tc>
-      </w:tr>
-      <w:tr>
-        <w:tc>
-          <w:tcPr>
-            <w:tcW w:type="dxa" w:w="3120"/>
-          </w:tcPr>
-          <w:p>
-            <w:r>
-              <w:t>livros[indice]</w:t>
-            </w:r>
-          </w:p>
-        </w:tc>
-        <w:tc>
-          <w:tcPr>
-            <w:tcW w:type="dxa" w:w="3120"/>
-          </w:tcPr>
-          <w:p>
-            <w:r>
-              <w:t>Acesso direto ao livro pela posicao no vetor</w:t>
-            </w:r>
-          </w:p>
-        </w:tc>
-        <w:tc>
-          <w:tcPr>
-            <w:tcW w:type="dxa" w:w="3120"/>
-          </w:tcPr>
-          <w:p>
-            <w:r>
-              <w:t>livros[indice].quantidade--</w:t>
-            </w:r>
-          </w:p>
-        </w:tc>
-      </w:tr>
-    </w:tbl>
-    <w:p/>
-    <w:p>
-      <w:r>
-        <w:br w:type="page"/>
-      </w:r>
-    </w:p>
-    <w:p>
-      <w:pPr>
-        <w:pStyle w:val="Heading1"/>
-      </w:pPr>
-      <w:r>
-        <w:t>9. relatorio.c - Ordenacao e Relatorio</w:t>
-      </w:r>
-    </w:p>
-    <w:p>
-      <w:pPr>
-        <w:pStyle w:val="Heading2"/>
-      </w:pPr>
-      <w:r>
-        <w:t>9.1 Para que serve este arquivo</w:t>
-      </w:r>
-    </w:p>
-    <w:p>
-      <w:r>
-        <w:t>Contem a ordenacao do vetor por titulo alfabetico e a geracao do relatorio de livros indisponiveis. A ordenacao usa o metodo bubble sort (bolha), adequado para o nivel academico do projeto. O relatorio filtra apenas livros com quantidade igual a zero.</w:t>
-      </w:r>
-    </w:p>
-    <w:p>
-      <w:pPr>
-        <w:pStyle w:val="Heading2"/>
-      </w:pPr>
-      <w:r>
-        <w:t>9.2 Funcao ordenarLivrosPorTitulo - bubble sort</w:t>
-      </w:r>
-    </w:p>
-    <w:p>
-      <w:r>
-        <w:t>Dois lacos aninhados percorrem o vetor comparando titulos adjacentes com strcmp. Se strcmp(livros[j].titulo, livros[j+1].titulo) &gt; 0, o titulo j vem depois de j+1 na ordem alfabetica, entao os dois elementos sao trocados usando uma variavel temporaria Livro temp. O processo se repete ate que nenhuma troca seja necessaria.</w:t>
-      </w:r>
-    </w:p>
-    <w:p>
-      <w:pPr>
-        <w:spacing w:before="120" w:after="120"/>
-        <w:ind w:left="432"/>
-      </w:pPr>
-      <w:r>
-        <w:rPr>
-          <w:rFonts w:ascii="Consolas" w:hAnsi="Consolas"/>
-          <w:sz w:val="18"/>
-        </w:rPr>
-        <w:t>if (strcmp(livros[j].titulo, livros[j + 1].titulo) &gt; 0) {</w:t>
-        <w:br/>
-        <w:t xml:space="preserve">    temp = livros[j];</w:t>
-        <w:br/>
-        <w:t xml:space="preserve">    livros[j] = livros[j + 1];</w:t>
-        <w:br/>
-        <w:t xml:space="preserve">    livros[j + 1] = temp;</w:t>
-        <w:br/>
-        <w:t>}</w:t>
-      </w:r>
-    </w:p>
-    <w:p>
-      <w:pPr>
-        <w:pStyle w:val="Heading2"/>
-      </w:pPr>
-      <w:r>
-        <w:t>9.3 Funcao montarRelatorioIndisponiveis</w:t>
-      </w:r>
-    </w:p>
-    <w:p>
-      <w:r>
-        <w:t>Semelhante a montarListaLivros, mas com filtro: so inclui livros onde quantidade == 0. Se nenhum livro atender ao criterio, escreve 'Nenhum livro indisponivel.' no buffer.</w:t>
-      </w:r>
-    </w:p>
-    <w:p>
-      <w:pPr>
-        <w:pStyle w:val="Heading2"/>
-      </w:pPr>
-      <w:r>
-        <w:t>9.4 Palavras-chave de relatorio.c</w:t>
-      </w:r>
-    </w:p>
-    <w:tbl>
-      <w:tblPr>
-        <w:tblStyle w:val="TableGrid"/>
-        <w:tblW w:type="auto" w:w="0"/>
-        <w:tblLook w:firstColumn="1" w:firstRow="1" w:lastColumn="0" w:lastRow="0" w:noHBand="0" w:noVBand="1" w:val="04A0"/>
-      </w:tblPr>
-      <w:tblGrid>
-        <w:gridCol w:w="3120"/>
-        <w:gridCol w:w="3120"/>
-        <w:gridCol w:w="3120"/>
-      </w:tblGrid>
-      <w:tr>
-        <w:tc>
-          <w:tcPr>
-            <w:tcW w:type="dxa" w:w="3120"/>
-            <w:shd w:fill="D9E2F3" w:val="clear"/>
-          </w:tcPr>
-          <w:p>
-            <w:r>
-              <w:t>Palavra-chave</w:t>
-            </w:r>
-          </w:p>
-        </w:tc>
-        <w:tc>
-          <w:tcPr>
-            <w:tcW w:type="dxa" w:w="3120"/>
-            <w:shd w:fill="D9E2F3" w:val="clear"/>
-          </w:tcPr>
-          <w:p>
-            <w:r>
-              <w:t>Significado</w:t>
-            </w:r>
-          </w:p>
-        </w:tc>
-        <w:tc>
-          <w:tcPr>
-            <w:tcW w:type="dxa" w:w="3120"/>
-            <w:shd w:fill="D9E2F3" w:val="clear"/>
-          </w:tcPr>
-          <w:p>
-            <w:r>
-              <w:t>Exemplo no arquivo</w:t>
-            </w:r>
-          </w:p>
-        </w:tc>
-      </w:tr>
-      <w:tr>
-        <w:tc>
-          <w:tcPr>
-            <w:tcW w:type="dxa" w:w="3120"/>
-          </w:tcPr>
-          <w:p>
-            <w:r>
-              <w:t>strcmp</w:t>
-            </w:r>
-          </w:p>
-        </w:tc>
-        <w:tc>
-          <w:tcPr>
-            <w:tcW w:type="dxa" w:w="3120"/>
-          </w:tcPr>
-          <w:p>
-            <w:r>
-              <w:t>Compara duas strings. Retorna &gt;0 se a primeira for maior alfabeticamente</w:t>
-            </w:r>
-          </w:p>
-        </w:tc>
-        <w:tc>
-          <w:tcPr>
-            <w:tcW w:type="dxa" w:w="3120"/>
-          </w:tcPr>
-          <w:p>
-            <w:r>
-              <w:t>strcmp(livros[j].titulo, livros[j+1].titulo) &gt; 0</w:t>
-            </w:r>
-          </w:p>
-        </w:tc>
-      </w:tr>
-      <w:tr>
-        <w:tc>
-          <w:tcPr>
-            <w:tcW w:type="dxa" w:w="3120"/>
-          </w:tcPr>
-          <w:p>
-            <w:r>
-              <w:t>Livro temp</w:t>
-            </w:r>
-          </w:p>
-        </w:tc>
-        <w:tc>
-          <w:tcPr>
-            <w:tcW w:type="dxa" w:w="3120"/>
-          </w:tcPr>
-          <w:p>
-            <w:r>
-              <w:t>Variavel auxiliar para trocar dois elementos do vetor</w:t>
-            </w:r>
-          </w:p>
-        </w:tc>
-        <w:tc>
-          <w:tcPr>
-            <w:tcW w:type="dxa" w:w="3120"/>
-          </w:tcPr>
-          <w:p>
-            <w:r>
-              <w:t>temp = livros[j];</w:t>
-            </w:r>
-          </w:p>
-        </w:tc>
-      </w:tr>
-      <w:tr>
-        <w:tc>
-          <w:tcPr>
-            <w:tcW w:type="dxa" w:w="3120"/>
-          </w:tcPr>
-          <w:p>
-            <w:r>
-              <w:t>quantidade == 0</w:t>
-            </w:r>
-          </w:p>
-        </w:tc>
-        <w:tc>
-          <w:tcPr>
-            <w:tcW w:type="dxa" w:w="3120"/>
-          </w:tcPr>
-          <w:p>
-            <w:r>
-              <w:t>Condicao para livro indisponivel</w:t>
-            </w:r>
-          </w:p>
-        </w:tc>
-        <w:tc>
-          <w:tcPr>
-            <w:tcW w:type="dxa" w:w="3120"/>
-          </w:tcPr>
-          <w:p>
-            <w:r>
-              <w:t>if (livros[i].quantidade == 0)</w:t>
-            </w:r>
-          </w:p>
-        </w:tc>
-      </w:tr>
-      <w:tr>
-        <w:tc>
-          <w:tcPr>
-            <w:tcW w:type="dxa" w:w="3120"/>
-          </w:tcPr>
-          <w:p>
-            <w:r>
-              <w:t>bubble sort</w:t>
-            </w:r>
-          </w:p>
-        </w:tc>
-        <w:tc>
-          <w:tcPr>
-            <w:tcW w:type="dxa" w:w="3120"/>
-          </w:tcPr>
-          <w:p>
-            <w:r>
-              <w:t>Algoritmo de ordenacao com lacos aninhados</w:t>
-            </w:r>
-          </w:p>
-        </w:tc>
-        <w:tc>
-          <w:tcPr>
-            <w:tcW w:type="dxa" w:w="3120"/>
-          </w:tcPr>
-          <w:p>
-            <w:r>
-              <w:t>for (i...) for (j...)</w:t>
-            </w:r>
-          </w:p>
-        </w:tc>
-      </w:tr>
-    </w:tbl>
-    <w:p/>
-    <w:p>
-      <w:r>
-        <w:br w:type="page"/>
-      </w:r>
-    </w:p>
-    <w:p>
-      <w:pPr>
-        <w:pStyle w:val="Heading1"/>
-      </w:pPr>
-      <w:r>
-        <w:t>10. arquivo.c - Persistencia em Arquivo de Texto</w:t>
-      </w:r>
-    </w:p>
-    <w:p>
-      <w:pPr>
-        <w:pStyle w:val="Heading2"/>
-      </w:pPr>
-      <w:r>
-        <w:t>10.1 Para que serve este arquivo</w:t>
-      </w:r>
-    </w:p>
-    <w:p>
-      <w:r>
-        <w:t>Responsavel por gravar e ler os dados do disco. Usa funcoes de arquivo de texto da biblioteca padrao C: fprintf para escrever, fgets para ler linhas e sscanf para converter texto em numeros. O arquivo gerado e biblioteca.txt, na mesma pasta do executavel. Os dados persistem entre execucoes do programa.</w:t>
-      </w:r>
-    </w:p>
-    <w:p>
-      <w:pPr>
-        <w:pStyle w:val="Heading2"/>
-      </w:pPr>
-      <w:r>
-        <w:t>10.2 Funcao salvarArquivo - passo a passo</w:t>
-      </w:r>
-    </w:p>
-    <w:p>
-      <w:pPr>
-        <w:pStyle w:val="ListNumber"/>
-      </w:pPr>
-      <w:r>
-        <w:t>Abre biblioteca.txt em modo escrita com fopen(arq, "w"). O modo "w" apaga conteudo anterior.</w:t>
-      </w:r>
-    </w:p>
-    <w:p>
-      <w:pPr>
-        <w:pStyle w:val="ListNumber"/>
-      </w:pPr>
-      <w:r>
-        <w:t>Se fopen retornar NULL, nao foi possivel criar/abrir: retorna 1.</w:t>
-      </w:r>
-    </w:p>
-    <w:p>
-      <w:pPr>
-        <w:pStyle w:val="ListNumber"/>
-      </w:pPr>
-      <w:r>
-        <w:t>Escreve o total de livros com fprintf(arq, "%d\n", total).</w:t>
-      </w:r>
-    </w:p>
-    <w:p>
-      <w:pPr>
-        <w:pStyle w:val="ListNumber"/>
-      </w:pPr>
-      <w:r>
-        <w:t>Para cada livro i, grava 5 linhas: codigo, titulo, autor, ano, quantidade.</w:t>
-      </w:r>
-    </w:p>
-    <w:p>
-      <w:pPr>
-        <w:pStyle w:val="ListNumber"/>
-      </w:pPr>
-      <w:r>
-        <w:t>Fecha o arquivo com fclose(arq) e retorna 0.</w:t>
-      </w:r>
-    </w:p>
-    <w:p>
-      <w:pPr>
-        <w:pStyle w:val="Heading2"/>
-      </w:pPr>
-      <w:r>
-        <w:t>10.3 Funcao carregarArquivo - passo a passo</w:t>
-      </w:r>
-    </w:p>
-    <w:p>
-      <w:pPr>
-        <w:pStyle w:val="ListNumber"/>
-      </w:pPr>
-      <w:r>
-        <w:t>Abre biblioteca.txt em modo leitura com fopen(arq, "r"). Se nao existir, retorna silenciosamente.</w:t>
-      </w:r>
-    </w:p>
-    <w:p>
-      <w:pPr>
-        <w:pStyle w:val="ListNumber"/>
-      </w:pPr>
-      <w:r>
-        <w:t>Le a primeira linha com fgets e converte para int com sscanf: e o numero n de livros.</w:t>
-      </w:r>
-    </w:p>
-    <w:p>
-      <w:pPr>
-        <w:pStyle w:val="ListNumber"/>
-      </w:pPr>
-      <w:r>
-        <w:t>Se n &gt; 0, libera memoria anterior com free(livros) se houver.</w:t>
-      </w:r>
-    </w:p>
-    <w:p>
-      <w:pPr>
-        <w:pStyle w:val="ListNumber"/>
-      </w:pPr>
-      <w:r>
-        <w:t>Aloca vetor com malloc(n * sizeof(Livro)).</w:t>
-      </w:r>
-    </w:p>
-    <w:p>
-      <w:pPr>
-        <w:pStyle w:val="ListNumber"/>
-      </w:pPr>
-      <w:r>
-        <w:t>Para cada livro, le 5 linhas na mesma ordem do salvamento.</w:t>
-      </w:r>
-    </w:p>
-    <w:p>
-      <w:pPr>
-        <w:pStyle w:val="ListNumber"/>
-      </w:pPr>
-      <w:r>
-        <w:t>Remove o caractere de nova linha dos titulos/autores com strcspn.</w:t>
-      </w:r>
-    </w:p>
-    <w:p>
-      <w:pPr>
-        <w:pStyle w:val="ListNumber"/>
-      </w:pPr>
-      <w:r>
-        <w:t>Incrementa total a cada livro lido. Fecha o arquivo.</w:t>
-      </w:r>
-    </w:p>
-    <w:p>
-      <w:pPr>
-        <w:pStyle w:val="Heading2"/>
-      </w:pPr>
-      <w:r>
-        <w:t>10.4 Formato do biblioteca.txt - exemplo real</w:t>
-      </w:r>
-    </w:p>
-    <w:p>
-      <w:pPr>
-        <w:spacing w:before="120" w:after="120"/>
-        <w:ind w:left="432"/>
-      </w:pPr>
-      <w:r>
-        <w:rPr>
-          <w:rFonts w:ascii="Consolas" w:hAnsi="Consolas"/>
-          <w:sz w:val="18"/>
-        </w:rPr>
-        <w:t>4                         &lt;- total de livros no sistema</w:t>
-        <w:br/>
-        <w:t>1                         &lt;- codigo do livro 1</w:t>
-        <w:br/>
-        <w:t>Em Busca da Felicidade     &lt;- titulo</w:t>
-        <w:br/>
-        <w:t>Will Smith                 &lt;- autor</w:t>
-        <w:br/>
-        <w:t>2000                       &lt;- ano de publicacao</w:t>
-        <w:br/>
-        <w:t>3                          &lt;- quantidade disponivel</w:t>
-        <w:br/>
-        <w:t>7                          &lt;- codigo do livro 2 (bloco seguinte)</w:t>
-        <w:br/>
-        <w:t>Manifesto Comunista</w:t>
-        <w:br/>
-        <w:t>Karl Max</w:t>
-        <w:br/>
-        <w:t>2009</w:t>
-        <w:br/>
-        <w:t>34</w:t>
-        <w:br/>
-        <w:t>... (mais livros)</w:t>
-      </w:r>
-    </w:p>
-    <w:p>
-      <w:r>
-        <w:t>Atencao: o primeiro numero do arquivo (ex: 4) e o TOTAL de livros, nao e codigo. O codigo de cada livro e o primeiro numero de cada bloco de 5 linhas.</w:t>
-      </w:r>
-    </w:p>
-    <w:p>
-      <w:pPr>
-        <w:pStyle w:val="Heading2"/>
-      </w:pPr>
-      <w:r>
-        <w:t>10.5 Palavras-chave de arquivo.c</w:t>
-      </w:r>
-    </w:p>
-    <w:tbl>
-      <w:tblPr>
-        <w:tblStyle w:val="TableGrid"/>
-        <w:tblW w:type="auto" w:w="0"/>
-        <w:tblLook w:firstColumn="1" w:firstRow="1" w:lastColumn="0" w:lastRow="0" w:noHBand="0" w:noVBand="1" w:val="04A0"/>
-      </w:tblPr>
-      <w:tblGrid>
-        <w:gridCol w:w="3120"/>
-        <w:gridCol w:w="3120"/>
-        <w:gridCol w:w="3120"/>
-      </w:tblGrid>
-      <w:tr>
-        <w:tc>
-          <w:tcPr>
-            <w:tcW w:type="dxa" w:w="3120"/>
-            <w:shd w:fill="D9E2F3" w:val="clear"/>
-          </w:tcPr>
-          <w:p>
-            <w:r>
-              <w:t>Palavra-chave</w:t>
-            </w:r>
-          </w:p>
-        </w:tc>
-        <w:tc>
-          <w:tcPr>
-            <w:tcW w:type="dxa" w:w="3120"/>
-            <w:shd w:fill="D9E2F3" w:val="clear"/>
-          </w:tcPr>
-          <w:p>
-            <w:r>
-              <w:t>Significado</w:t>
-            </w:r>
-          </w:p>
-        </w:tc>
-        <w:tc>
-          <w:tcPr>
-            <w:tcW w:type="dxa" w:w="3120"/>
-            <w:shd w:fill="D9E2F3" w:val="clear"/>
-          </w:tcPr>
-          <w:p>
-            <w:r>
-              <w:t>Exemplo no arquivo</w:t>
-            </w:r>
-          </w:p>
-        </w:tc>
-      </w:tr>
-      <w:tr>
-        <w:tc>
-          <w:tcPr>
-            <w:tcW w:type="dxa" w:w="3120"/>
-          </w:tcPr>
-          <w:p>
-            <w:r>
-              <w:t>FILE *arq</w:t>
-            </w:r>
-          </w:p>
-        </w:tc>
-        <w:tc>
-          <w:tcPr>
-            <w:tcW w:type="dxa" w:w="3120"/>
-          </w:tcPr>
-          <w:p>
-            <w:r>
-              <w:t>Ponteiro para estrutura de arquivo aberto</w:t>
-            </w:r>
-          </w:p>
-        </w:tc>
-        <w:tc>
-          <w:tcPr>
-            <w:tcW w:type="dxa" w:w="3120"/>
-          </w:tcPr>
-          <w:p>
-            <w:r>
-              <w:t>FILE *arq;</w:t>
-            </w:r>
-          </w:p>
-        </w:tc>
-      </w:tr>
-      <w:tr>
-        <w:tc>
-          <w:tcPr>
-            <w:tcW w:type="dxa" w:w="3120"/>
-          </w:tcPr>
-          <w:p>
-            <w:r>
-              <w:t>fopen</w:t>
-            </w:r>
-          </w:p>
-        </w:tc>
-        <w:tc>
-          <w:tcPr>
-            <w:tcW w:type="dxa" w:w="3120"/>
-          </w:tcPr>
-          <w:p>
-            <w:r>
-              <w:t>Abre arquivo. "w"=escrever, "r"=ler</w:t>
-            </w:r>
-          </w:p>
-        </w:tc>
-        <w:tc>
-          <w:tcPr>
-            <w:tcW w:type="dxa" w:w="3120"/>
-          </w:tcPr>
-          <w:p>
-            <w:r>
-              <w:t>fopen("biblioteca.txt", "w")</w:t>
-            </w:r>
-          </w:p>
-        </w:tc>
-      </w:tr>
-      <w:tr>
-        <w:tc>
-          <w:tcPr>
-            <w:tcW w:type="dxa" w:w="3120"/>
-          </w:tcPr>
-          <w:p>
-            <w:r>
-              <w:t>fprintf</w:t>
-            </w:r>
-          </w:p>
-        </w:tc>
-        <w:tc>
-          <w:tcPr>
-            <w:tcW w:type="dxa" w:w="3120"/>
-          </w:tcPr>
-          <w:p>
-            <w:r>
-              <w:t>Escreve formatado em arquivo (como printf, mas no arquivo)</w:t>
-            </w:r>
-          </w:p>
-        </w:tc>
-        <w:tc>
-          <w:tcPr>
-            <w:tcW w:type="dxa" w:w="3120"/>
-          </w:tcPr>
-          <w:p>
-            <w:r>
-              <w:t>fprintf(arq, "%d\n", total)</w:t>
-            </w:r>
-          </w:p>
-        </w:tc>
-      </w:tr>
-      <w:tr>
-        <w:tc>
-          <w:tcPr>
-            <w:tcW w:type="dxa" w:w="3120"/>
-          </w:tcPr>
-          <w:p>
-            <w:r>
-              <w:t>fgets</w:t>
-            </w:r>
-          </w:p>
-        </w:tc>
-        <w:tc>
-          <w:tcPr>
-            <w:tcW w:type="dxa" w:w="3120"/>
-          </w:tcPr>
-          <w:p>
-            <w:r>
-              <w:t>Le uma linha do arquivo para buffer ou string</w:t>
-            </w:r>
-          </w:p>
-        </w:tc>
-        <w:tc>
-          <w:tcPr>
-            <w:tcW w:type="dxa" w:w="3120"/>
-          </w:tcPr>
-          <w:p>
-            <w:r>
-              <w:t>fgets(livros[i].titulo, 100, arq)</w:t>
-            </w:r>
-          </w:p>
-        </w:tc>
-      </w:tr>
-      <w:tr>
-        <w:tc>
-          <w:tcPr>
-            <w:tcW w:type="dxa" w:w="3120"/>
-          </w:tcPr>
-          <w:p>
-            <w:r>
-              <w:t>sscanf</w:t>
-            </w:r>
-          </w:p>
-        </w:tc>
-        <w:tc>
-          <w:tcPr>
-            <w:tcW w:type="dxa" w:w="3120"/>
-          </w:tcPr>
-          <w:p>
-            <w:r>
-              <w:t>Le dados formatados de uma string (como scanf, mas da string)</w:t>
-            </w:r>
-          </w:p>
-        </w:tc>
-        <w:tc>
-          <w:tcPr>
-            <w:tcW w:type="dxa" w:w="3120"/>
-          </w:tcPr>
-          <w:p>
-            <w:r>
-              <w:t>sscanf(linha, "%d", &amp;n)</w:t>
-            </w:r>
-          </w:p>
-        </w:tc>
-      </w:tr>
-      <w:tr>
-        <w:tc>
-          <w:tcPr>
-            <w:tcW w:type="dxa" w:w="3120"/>
-          </w:tcPr>
-          <w:p>
-            <w:r>
-              <w:t>fclose</w:t>
-            </w:r>
-          </w:p>
-        </w:tc>
-        <w:tc>
-          <w:tcPr>
-            <w:tcW w:type="dxa" w:w="3120"/>
-          </w:tcPr>
-          <w:p>
-            <w:r>
-              <w:t>Fecha o arquivo aberto</w:t>
-            </w:r>
-          </w:p>
-        </w:tc>
-        <w:tc>
-          <w:tcPr>
-            <w:tcW w:type="dxa" w:w="3120"/>
-          </w:tcPr>
-          <w:p>
-            <w:r>
-              <w:t>fclose(arq)</w:t>
-            </w:r>
-          </w:p>
-        </w:tc>
-      </w:tr>
-      <w:tr>
-        <w:tc>
-          <w:tcPr>
-            <w:tcW w:type="dxa" w:w="3120"/>
-          </w:tcPr>
-          <w:p>
-            <w:r>
-              <w:t>malloc</w:t>
-            </w:r>
-          </w:p>
-        </w:tc>
-        <w:tc>
-          <w:tcPr>
-            <w:tcW w:type="dxa" w:w="3120"/>
-          </w:tcPr>
-          <w:p>
-            <w:r>
-              <w:t>Aloca memoria ao carregar livros do disco</w:t>
-            </w:r>
-          </w:p>
-        </w:tc>
-        <w:tc>
-          <w:tcPr>
-            <w:tcW w:type="dxa" w:w="3120"/>
-          </w:tcPr>
-          <w:p>
-            <w:r>
-              <w:t>malloc(n * sizeof(Livro))</w:t>
-            </w:r>
-          </w:p>
-        </w:tc>
-      </w:tr>
-      <w:tr>
-        <w:tc>
-          <w:tcPr>
-            <w:tcW w:type="dxa" w:w="3120"/>
-          </w:tcPr>
-          <w:p>
-            <w:r>
-              <w:t>free</w:t>
-            </w:r>
-          </w:p>
-        </w:tc>
-        <w:tc>
-          <w:tcPr>
-            <w:tcW w:type="dxa" w:w="3120"/>
-          </w:tcPr>
-          <w:p>
-            <w:r>
-              <w:t>Libera memoria antes de realocar ao recarregar</w:t>
-            </w:r>
-          </w:p>
-        </w:tc>
-        <w:tc>
-          <w:tcPr>
-            <w:tcW w:type="dxa" w:w="3120"/>
-          </w:tcPr>
-          <w:p>
-            <w:r>
-              <w:t>free(livros)</w:t>
-            </w:r>
-          </w:p>
-        </w:tc>
-      </w:tr>
-      <w:tr>
-        <w:tc>
-          <w:tcPr>
-            <w:tcW w:type="dxa" w:w="3120"/>
-          </w:tcPr>
-          <w:p>
-            <w:r>
-              <w:t>strcspn</w:t>
-            </w:r>
-          </w:p>
-        </w:tc>
-        <w:tc>
-          <w:tcPr>
-            <w:tcW w:type="dxa" w:w="3120"/>
-          </w:tcPr>
-          <w:p>
-            <w:r>
-              <w:t>Encontra posicao de caractere (usado para remover \n)</w:t>
-            </w:r>
-          </w:p>
-        </w:tc>
-        <w:tc>
-          <w:tcPr>
-            <w:tcW w:type="dxa" w:w="3120"/>
-          </w:tcPr>
-          <w:p>
-            <w:r>
-              <w:t>titulo[strcspn(titulo, "\n")] = '\0'</w:t>
-            </w:r>
-          </w:p>
-        </w:tc>
-      </w:tr>
-    </w:tbl>
-    <w:p/>
-    <w:p>
-      <w:r>
-        <w:br w:type="page"/>
-      </w:r>
-    </w:p>
-    <w:p>
-      <w:pPr>
-        <w:pStyle w:val="Heading1"/>
-      </w:pPr>
-      <w:r>
-        <w:t>11. gui.c - Interface Grafica (WinAPI)</w:t>
-      </w:r>
-    </w:p>
-    <w:p>
-      <w:pPr>
-        <w:pStyle w:val="Heading2"/>
-      </w:pPr>
-      <w:r>
-        <w:t>11.1 Para que serve este arquivo</w:t>
-      </w:r>
-    </w:p>
-    <w:p>
-      <w:r>
-        <w:t>Implementa toda a interacao visual do sistema usando a API nativa do Windows (WinAPI). Nao depende de bibliotecas externas como SDL ou GTK: apenas windows.h e as DLLs que ja vem no sistema (user32.dll, gdi32.dll). O arquivo cria a janela principal, os campos de entrada, os botoes, a area de resultado e o loop que mantem o programa respondendo a cliques e teclas do usuario.</w:t>
-      </w:r>
-    </w:p>
-    <w:p>
-      <w:pPr>
-        <w:pStyle w:val="Heading2"/>
-      </w:pPr>
-      <w:r>
-        <w:t>11.2 Bloco 1 - Includes e IDs dos botoes</w:t>
-      </w:r>
-    </w:p>
-    <w:p>
-      <w:r>
-        <w:t>WIN32_LEAN_AND_MEAN reduz o tamanho do windows.h excluindo partes pouco usadas. Cada botao recebe um numero unico (ID_CADASTRAR = 1, ID_LISTAR = 2, etc.). Quando o usuario clica, o Windows envia esse numero na mensagem WM_COMMAND, permitindo identificar qual acao executar.</w:t>
-      </w:r>
-    </w:p>
-    <w:p>
-      <w:pPr>
-        <w:pStyle w:val="Heading2"/>
-      </w:pPr>
-      <w:r>
-        <w:t>11.3 Bloco 2 - Variaveis da interface</w:t>
-      </w:r>
-    </w:p>
-    <w:p>
-      <w:pPr>
-        <w:pStyle w:val="ListBullet"/>
-      </w:pPr>
-      <w:r>
-        <w:t>inst (HINSTANCE): identificador da instancia do programa no Windows.</w:t>
-      </w:r>
-    </w:p>
-    <w:p>
-      <w:pPr>
-        <w:pStyle w:val="ListBullet"/>
-      </w:pPr>
-      <w:r>
-        <w:t>bufferSaida[8192]: area de memoria para montar textos longos antes de exibir.</w:t>
-      </w:r>
-    </w:p>
-    <w:p>
-      <w:pPr>
-        <w:pStyle w:val="ListBullet"/>
-      </w:pPr>
-      <w:r>
-        <w:t>hwndCodigo, hwndTitulo, etc. (HWND): handles (identificadores) de cada controle na tela.</w:t>
-      </w:r>
-    </w:p>
-    <w:p>
-      <w:pPr>
-        <w:pStyle w:val="ListBullet"/>
-      </w:pPr>
-      <w:r>
-        <w:t>hwndSaida: area de texto multilinha somente leitura para resultados.</w:t>
-      </w:r>
-    </w:p>
-    <w:p>
-      <w:pPr>
-        <w:pStyle w:val="ListBullet"/>
-      </w:pPr>
-      <w:r>
-        <w:t>hwndMensagem: barra de status na parte inferior da janela.</w:t>
-      </w:r>
-    </w:p>
-    <w:p>
-      <w:pPr>
-        <w:pStyle w:val="Heading2"/>
-      </w:pPr>
-      <w:r>
-        <w:t>11.4 Bloco 3 - Funcoes auxiliares de criacao</w:t>
-      </w:r>
-    </w:p>
-    <w:p>
-      <w:r>
-        <w:t>criarLabel, criarCampo e criarBotao encapsulam CreateWindowA para nao repetir codigo. CreateWindowA recebe: classe do controle ("STATIC" para rotulo, "EDIT" para campo, "BUTTON" para botao), texto, estilos, posicao (x,y), tamanho (w,h), janela pai e ID. criarCampo com somenteNumero=1 adiciona estilo ES_NUMBER, restringindo entrada a digitos.</w:t>
-      </w:r>
-    </w:p>
-    <w:p>
-      <w:pPr>
-        <w:pStyle w:val="Heading2"/>
-      </w:pPr>
-      <w:r>
-        <w:t>11.5 Bloco 4 - Leitura e escrita na tela</w:t>
-      </w:r>
-    </w:p>
-    <w:p>
-      <w:pPr>
-        <w:pStyle w:val="ListBullet"/>
-      </w:pPr>
-      <w:r>
-        <w:t>lerInt(campo): GetWindowTextA le o texto do campo; atoi converte para inteiro.</w:t>
-      </w:r>
-    </w:p>
-    <w:p>
-      <w:pPr>
-        <w:pStyle w:val="ListBullet"/>
-      </w:pPr>
-      <w:r>
-        <w:t>lerTexto(campo, dest, tam): copia texto do campo para variavel destino.</w:t>
-      </w:r>
-    </w:p>
-    <w:p>
-      <w:pPr>
-        <w:pStyle w:val="ListBullet"/>
-      </w:pPr>
-      <w:r>
-        <w:t>mostrarMensagem(texto): atualiza a barra de status inferior.</w:t>
-      </w:r>
-    </w:p>
-    <w:p>
-      <w:pPr>
-        <w:pStyle w:val="ListBullet"/>
-      </w:pPr>
-      <w:r>
-        <w:t>mostrarResultado(texto, msg): atualiza area de saida e mensagem ao mesmo tempo.</w:t>
-      </w:r>
-    </w:p>
-    <w:p>
-      <w:pPr>
-        <w:pStyle w:val="ListBullet"/>
-      </w:pPr>
-      <w:r>
-        <w:t>lerLivroDoFormulario(): le todos os campos de cadastro e monta struct Livro.</w:t>
-      </w:r>
-    </w:p>
-    <w:p>
-      <w:pPr>
-        <w:pStyle w:val="Heading2"/>
-      </w:pPr>
-      <w:r>
-        <w:t>11.6 Bloco 5 - tratarBotao (coracao da interface)</w:t>
-      </w:r>
-    </w:p>
-    <w:p>
-      <w:r>
-        <w:t>Funcao chamada sempre que o usuario clica em um botao. Recebe o id do botao e executa um switch com 9 casos. Cada caso: le os campos necessarios da tela, chama a funcao de logica correspondente (definida em outros .c) e exibe mensagem de sucesso ou erro. A interface nao contem regra de negocio: apenas coleta dados, chama funcoes e mostra resultados.</w:t>
-      </w:r>
-    </w:p>
-    <w:tbl>
-      <w:tblPr>
-        <w:tblStyle w:val="TableGrid"/>
-        <w:tblW w:type="auto" w:w="0"/>
-        <w:tblLook w:firstColumn="1" w:firstRow="1" w:lastColumn="0" w:lastRow="0" w:noHBand="0" w:noVBand="1" w:val="04A0"/>
-      </w:tblPr>
-      <w:tblGrid>
-        <w:gridCol w:w="3120"/>
-        <w:gridCol w:w="3120"/>
-        <w:gridCol w:w="3120"/>
-      </w:tblGrid>
-      <w:tr>
-        <w:tc>
-          <w:tcPr>
-            <w:tcW w:type="dxa" w:w="3120"/>
-            <w:shd w:fill="D9E2F3" w:val="clear"/>
-          </w:tcPr>
-          <w:p>
-            <w:r>
-              <w:t>Botao</w:t>
-            </w:r>
-          </w:p>
-        </w:tc>
-        <w:tc>
-          <w:tcPr>
-            <w:tcW w:type="dxa" w:w="3120"/>
-            <w:shd w:fill="D9E2F3" w:val="clear"/>
-          </w:tcPr>
-          <w:p>
-            <w:r>
-              <w:t>Funcao de logica</w:t>
-            </w:r>
-          </w:p>
-        </w:tc>
-        <w:tc>
-          <w:tcPr>
-            <w:tcW w:type="dxa" w:w="3120"/>
-            <w:shd w:fill="D9E2F3" w:val="clear"/>
-          </w:tcPr>
-          <w:p>
-            <w:r>
-              <w:t>O que acontece</w:t>
-            </w:r>
-          </w:p>
-        </w:tc>
-      </w:tr>
-      <w:tr>
-        <w:tc>
-          <w:tcPr>
-            <w:tcW w:type="dxa" w:w="3120"/>
-          </w:tcPr>
-          <w:p>
-            <w:r>
-              <w:t>Cadastrar</w:t>
-            </w:r>
-          </w:p>
-        </w:tc>
-        <w:tc>
-          <w:tcPr>
-            <w:tcW w:type="dxa" w:w="3120"/>
-          </w:tcPr>
-          <w:p>
-            <w:r>
-              <w:t>inserirLivro()</w:t>
-            </w:r>
-          </w:p>
-        </w:tc>
-        <w:tc>
-          <w:tcPr>
-            <w:tcW w:type="dxa" w:w="3120"/>
-          </w:tcPr>
-          <w:p>
-            <w:r>
-              <w:t>Le formulario, insere livro, mostra sucesso ou erro</w:t>
-            </w:r>
-          </w:p>
-        </w:tc>
-      </w:tr>
-      <w:tr>
-        <w:tc>
-          <w:tcPr>
-            <w:tcW w:type="dxa" w:w="3120"/>
-          </w:tcPr>
-          <w:p>
-            <w:r>
-              <w:t>Listar</w:t>
-            </w:r>
-          </w:p>
-        </w:tc>
-        <w:tc>
-          <w:tcPr>
-            <w:tcW w:type="dxa" w:w="3120"/>
-          </w:tcPr>
-          <w:p>
-            <w:r>
-              <w:t>montarListaLivros()</w:t>
-            </w:r>
-          </w:p>
-        </w:tc>
-        <w:tc>
-          <w:tcPr>
-            <w:tcW w:type="dxa" w:w="3120"/>
-          </w:tcPr>
-          <w:p>
-            <w:r>
-              <w:t>Monta texto com todos os livros na area de saida</w:t>
-            </w:r>
-          </w:p>
-        </w:tc>
-      </w:tr>
-      <w:tr>
-        <w:tc>
-          <w:tcPr>
-            <w:tcW w:type="dxa" w:w="3120"/>
-          </w:tcPr>
-          <w:p>
-            <w:r>
-              <w:t>Buscar Codigo</w:t>
-            </w:r>
-          </w:p>
-        </w:tc>
-        <w:tc>
-          <w:tcPr>
-            <w:tcW w:type="dxa" w:w="3120"/>
-          </w:tcPr>
-          <w:p>
-            <w:r>
-              <w:t>buscarLivroPorCodigo()</w:t>
-            </w:r>
-          </w:p>
-        </w:tc>
-        <w:tc>
-          <w:tcPr>
-            <w:tcW w:type="dxa" w:w="3120"/>
-          </w:tcPr>
-          <w:p>
-            <w:r>
-              <w:t>Le codigo acao, busca e exibe livro</w:t>
-            </w:r>
-          </w:p>
-        </w:tc>
-      </w:tr>
-      <w:tr>
-        <w:tc>
-          <w:tcPr>
-            <w:tcW w:type="dxa" w:w="3120"/>
-          </w:tcPr>
-          <w:p>
-            <w:r>
-              <w:t>Buscar Titulo</w:t>
-            </w:r>
-          </w:p>
-        </w:tc>
-        <w:tc>
-          <w:tcPr>
-            <w:tcW w:type="dxa" w:w="3120"/>
-          </w:tcPr>
-          <w:p>
-            <w:r>
-              <w:t>buscarLivrosPorTitulo()</w:t>
-            </w:r>
-          </w:p>
-        </w:tc>
-        <w:tc>
-          <w:tcPr>
-            <w:tcW w:type="dxa" w:w="3120"/>
-          </w:tcPr>
-          <w:p>
-            <w:r>
-              <w:t>Le campo busca titulo, lista correspondencias</w:t>
-            </w:r>
-          </w:p>
-        </w:tc>
-      </w:tr>
-      <w:tr>
-        <w:tc>
-          <w:tcPr>
-            <w:tcW w:type="dxa" w:w="3120"/>
-          </w:tcPr>
-          <w:p>
-            <w:r>
-              <w:t>Emprestar</w:t>
-            </w:r>
-          </w:p>
-        </w:tc>
-        <w:tc>
-          <w:tcPr>
-            <w:tcW w:type="dxa" w:w="3120"/>
-          </w:tcPr>
-          <w:p>
-            <w:r>
-              <w:t>emprestarPorCodigo()</w:t>
-            </w:r>
-          </w:p>
-        </w:tc>
-        <w:tc>
-          <w:tcPr>
-            <w:tcW w:type="dxa" w:w="3120"/>
-          </w:tcPr>
-          <w:p>
-            <w:r>
-              <w:t>Diminui quantidade se disponivel</w:t>
-            </w:r>
-          </w:p>
-        </w:tc>
-      </w:tr>
-      <w:tr>
-        <w:tc>
-          <w:tcPr>
-            <w:tcW w:type="dxa" w:w="3120"/>
-          </w:tcPr>
-          <w:p>
-            <w:r>
-              <w:t>Devolver</w:t>
-            </w:r>
-          </w:p>
-        </w:tc>
-        <w:tc>
-          <w:tcPr>
-            <w:tcW w:type="dxa" w:w="3120"/>
-          </w:tcPr>
-          <w:p>
-            <w:r>
-              <w:t>devolverPorCodigo()</w:t>
-            </w:r>
-          </w:p>
-        </w:tc>
-        <w:tc>
-          <w:tcPr>
-            <w:tcW w:type="dxa" w:w="3120"/>
-          </w:tcPr>
-          <w:p>
-            <w:r>
-              <w:t>Aumenta quantidade do livro</w:t>
-            </w:r>
-          </w:p>
-        </w:tc>
-      </w:tr>
-      <w:tr>
-        <w:tc>
-          <w:tcPr>
-            <w:tcW w:type="dxa" w:w="3120"/>
-          </w:tcPr>
-          <w:p>
-            <w:r>
-              <w:t>Ordenar</w:t>
-            </w:r>
-          </w:p>
-        </w:tc>
-        <w:tc>
-          <w:tcPr>
-            <w:tcW w:type="dxa" w:w="3120"/>
-          </w:tcPr>
-          <w:p>
-            <w:r>
-              <w:t>ordenarLivrosPorTitulo()</w:t>
-            </w:r>
-          </w:p>
-        </w:tc>
-        <w:tc>
-          <w:tcPr>
-            <w:tcW w:type="dxa" w:w="3120"/>
-          </w:tcPr>
-          <w:p>
-            <w:r>
-              <w:t>Ordena e lista na area de saida</w:t>
-            </w:r>
-          </w:p>
-        </w:tc>
-      </w:tr>
-      <w:tr>
-        <w:tc>
-          <w:tcPr>
-            <w:tcW w:type="dxa" w:w="3120"/>
-          </w:tcPr>
-          <w:p>
-            <w:r>
-              <w:t>Indisponiveis</w:t>
-            </w:r>
-          </w:p>
-        </w:tc>
-        <w:tc>
-          <w:tcPr>
-            <w:tcW w:type="dxa" w:w="3120"/>
-          </w:tcPr>
-          <w:p>
-            <w:r>
-              <w:t>montarRelatorioIndisponiveis()</w:t>
-            </w:r>
-          </w:p>
-        </w:tc>
-        <w:tc>
-          <w:tcPr>
-            <w:tcW w:type="dxa" w:w="3120"/>
-          </w:tcPr>
-          <w:p>
-            <w:r>
-              <w:t>Lista livros com quantidade 0</w:t>
-            </w:r>
-          </w:p>
-        </w:tc>
-      </w:tr>
-      <w:tr>
-        <w:tc>
-          <w:tcPr>
-            <w:tcW w:type="dxa" w:w="3120"/>
-          </w:tcPr>
-          <w:p>
-            <w:r>
-              <w:t>Salvar</w:t>
-            </w:r>
-          </w:p>
-        </w:tc>
-        <w:tc>
-          <w:tcPr>
-            <w:tcW w:type="dxa" w:w="3120"/>
-          </w:tcPr>
-          <w:p>
-            <w:r>
-              <w:t>salvarArquivo()</w:t>
-            </w:r>
-          </w:p>
-        </w:tc>
-        <w:tc>
-          <w:tcPr>
-            <w:tcW w:type="dxa" w:w="3120"/>
-          </w:tcPr>
-          <w:p>
-            <w:r>
-              <w:t>Grava biblioteca.txt imediatamente</w:t>
-            </w:r>
-          </w:p>
-        </w:tc>
-      </w:tr>
-    </w:tbl>
-    <w:p/>
-    <w:p>
-      <w:pPr>
-        <w:pStyle w:val="Heading2"/>
-      </w:pPr>
-      <w:r>
-        <w:t>11.7 Bloco 6 - WindowProc (callback do Windows)</w:t>
-      </w:r>
-    </w:p>
-    <w:p>
-      <w:r>
-        <w:t>Toda janela Windows precisa de uma funcao de callback que processa mensagens. WindowProc e chamada pelo sistema para cada evento: clique em botao (WM_COMMAND), fechar janela (WM_DESTROY), redimensionar, etc. Para WM_COMMAND, extrai o id do botao com LOWORD(wparam) e chama tratarBotao(). Para WM_DESTROY, chama PostQuitMessage(0) para encerrar o loop principal. Demais mensagens sao repassadas a DefWindowProcA.</w:t>
-      </w:r>
-    </w:p>
-    <w:p>
-      <w:pPr>
-        <w:pStyle w:val="Heading2"/>
-      </w:pPr>
-      <w:r>
-        <w:t>11.8 Bloco 7 - criarInterface</w:t>
-      </w:r>
-    </w:p>
-    <w:p>
-      <w:r>
-        <w:t>Monta visualmente todos os controles dentro da janela principal. Cada chamada posiciona um elemento em coordenadas x,y com largura e altura fixas. A area de saida usa estilos ES_MULTILINE (varias linhas), ES_READONLY (usuario nao edita) e WS_VSCROLL (barra de rolagem).</w:t>
-      </w:r>
-    </w:p>
-    <w:p>
-      <w:pPr>
-        <w:pStyle w:val="Heading2"/>
-      </w:pPr>
-      <w:r>
-        <w:t>11.9 Bloco 8 - iniciarGUI (inicializacao e loop)</w:t>
-      </w:r>
-    </w:p>
-    <w:p>
-      <w:pPr>
-        <w:pStyle w:val="ListNumber"/>
-      </w:pPr>
-      <w:r>
-        <w:t>Obtem instancia do programa com GetModuleHandle(NULL).</w:t>
-      </w:r>
-    </w:p>
-    <w:p>
-      <w:pPr>
-        <w:pStyle w:val="ListNumber"/>
-      </w:pPr>
-      <w:r>
-        <w:t>Preenche estrutura WNDCLASSA com WindowProc, cursor, cor de fundo e nome da classe.</w:t>
-      </w:r>
-    </w:p>
-    <w:p>
-      <w:pPr>
-        <w:pStyle w:val="ListNumber"/>
-      </w:pPr>
-      <w:r>
-        <w:t>RegisterClassA registra o tipo de janela no Windows.</w:t>
-      </w:r>
-    </w:p>
-    <w:p>
-      <w:pPr>
-        <w:pStyle w:val="ListNumber"/>
-      </w:pPr>
-      <w:r>
-        <w:t>CreateWindowA cria a janela visivel com titulo 'Sistema de Biblioteca'.</w:t>
-      </w:r>
-    </w:p>
-    <w:p>
-      <w:pPr>
-        <w:pStyle w:val="ListNumber"/>
-      </w:pPr>
-      <w:r>
-        <w:t>criarInterface adiciona todos os controles.</w:t>
-      </w:r>
-    </w:p>
-    <w:p>
-      <w:pPr>
-        <w:pStyle w:val="ListNumber"/>
-      </w:pPr>
-      <w:r>
-        <w:t>ShowWindow exibe a janela.</w:t>
-      </w:r>
-    </w:p>
-    <w:p>
-      <w:pPr>
-        <w:pStyle w:val="ListNumber"/>
-      </w:pPr>
-      <w:r>
-        <w:t>Loop while(GetMessage): aguarda eventos, TranslateMessage e DispatchMessage processam.</w:t>
-      </w:r>
-    </w:p>
-    <w:p>
-      <w:pPr>
-        <w:pStyle w:val="ListNumber"/>
-      </w:pPr>
-      <w:r>
-        <w:t>Ao sair do loop: salvarArquivo() grava dados e free(livros) libera memoria.</w:t>
-      </w:r>
-    </w:p>
-    <w:p>
-      <w:pPr>
-        <w:pStyle w:val="Heading2"/>
-      </w:pPr>
-      <w:r>
-        <w:t>11.10 Palavras-chave de gui.c</w:t>
-      </w:r>
-    </w:p>
-    <w:tbl>
-      <w:tblPr>
-        <w:tblStyle w:val="TableGrid"/>
-        <w:tblW w:type="auto" w:w="0"/>
-        <w:tblLook w:firstColumn="1" w:firstRow="1" w:lastColumn="0" w:lastRow="0" w:noHBand="0" w:noVBand="1" w:val="04A0"/>
-      </w:tblPr>
-      <w:tblGrid>
-        <w:gridCol w:w="3120"/>
-        <w:gridCol w:w="3120"/>
-        <w:gridCol w:w="3120"/>
-      </w:tblGrid>
-      <w:tr>
-        <w:tc>
-          <w:tcPr>
-            <w:tcW w:type="dxa" w:w="3120"/>
-            <w:shd w:fill="D9E2F3" w:val="clear"/>
-          </w:tcPr>
-          <w:p>
-            <w:r>
-              <w:t>Palavra-chave</w:t>
-            </w:r>
-          </w:p>
-        </w:tc>
-        <w:tc>
-          <w:tcPr>
-            <w:tcW w:type="dxa" w:w="3120"/>
-            <w:shd w:fill="D9E2F3" w:val="clear"/>
-          </w:tcPr>
-          <w:p>
-            <w:r>
-              <w:t>Significado</w:t>
-            </w:r>
-          </w:p>
-        </w:tc>
-        <w:tc>
-          <w:tcPr>
-            <w:tcW w:type="dxa" w:w="3120"/>
-            <w:shd w:fill="D9E2F3" w:val="clear"/>
-          </w:tcPr>
-          <w:p>
-            <w:r>
-              <w:t>Exemplo no arquivo</w:t>
-            </w:r>
-          </w:p>
-        </w:tc>
-      </w:tr>
-      <w:tr>
-        <w:tc>
-          <w:tcPr>
-            <w:tcW w:type="dxa" w:w="3120"/>
-          </w:tcPr>
-          <w:p>
-            <w:r>
-              <w:t>HWND</w:t>
-            </w:r>
-          </w:p>
-        </w:tc>
-        <w:tc>
-          <w:tcPr>
-            <w:tcW w:type="dxa" w:w="3120"/>
-          </w:tcPr>
-          <w:p>
-            <w:r>
-              <w:t>Handle: identificador numerico de janela ou controle</w:t>
-            </w:r>
-          </w:p>
-        </w:tc>
-        <w:tc>
-          <w:tcPr>
-            <w:tcW w:type="dxa" w:w="3120"/>
-          </w:tcPr>
-          <w:p>
-            <w:r>
-              <w:t>static HWND hwndCodigo;</w:t>
-            </w:r>
-          </w:p>
-        </w:tc>
-      </w:tr>
-      <w:tr>
-        <w:tc>
-          <w:tcPr>
-            <w:tcW w:type="dxa" w:w="3120"/>
-          </w:tcPr>
-          <w:p>
-            <w:r>
-              <w:t>HINSTANCE</w:t>
-            </w:r>
-          </w:p>
-        </w:tc>
-        <w:tc>
-          <w:tcPr>
-            <w:tcW w:type="dxa" w:w="3120"/>
-          </w:tcPr>
-          <w:p>
-            <w:r>
-              <w:t>Handle da instancia do programa</w:t>
-            </w:r>
-          </w:p>
-        </w:tc>
-        <w:tc>
-          <w:tcPr>
-            <w:tcW w:type="dxa" w:w="3120"/>
-          </w:tcPr>
-          <w:p>
-            <w:r>
-              <w:t>static HINSTANCE inst;</w:t>
-            </w:r>
-          </w:p>
-        </w:tc>
-      </w:tr>
-      <w:tr>
-        <w:tc>
-          <w:tcPr>
-            <w:tcW w:type="dxa" w:w="3120"/>
-          </w:tcPr>
-          <w:p>
-            <w:r>
-              <w:t>CreateWindowA</w:t>
-            </w:r>
-          </w:p>
-        </w:tc>
-        <w:tc>
-          <w:tcPr>
-            <w:tcW w:type="dxa" w:w="3120"/>
-          </w:tcPr>
-          <w:p>
-            <w:r>
-              <w:t>Cria janela, botao, campo ou rotulo</w:t>
-            </w:r>
-          </w:p>
-        </w:tc>
-        <w:tc>
-          <w:tcPr>
-            <w:tcW w:type="dxa" w:w="3120"/>
-          </w:tcPr>
-          <w:p>
-            <w:r>
-              <w:t>CreateWindowA("BUTTON", "Cadastrar", ...)</w:t>
-            </w:r>
-          </w:p>
-        </w:tc>
-      </w:tr>
-      <w:tr>
-        <w:tc>
-          <w:tcPr>
-            <w:tcW w:type="dxa" w:w="3120"/>
-          </w:tcPr>
-          <w:p>
-            <w:r>
-              <w:t>WM_COMMAND</w:t>
-            </w:r>
-          </w:p>
-        </w:tc>
-        <w:tc>
-          <w:tcPr>
-            <w:tcW w:type="dxa" w:w="3120"/>
-          </w:tcPr>
-          <w:p>
-            <w:r>
-              <w:t>Mensagem: usuario clicou em botao ou menu</w:t>
-            </w:r>
-          </w:p>
-        </w:tc>
-        <w:tc>
-          <w:tcPr>
-            <w:tcW w:type="dxa" w:w="3120"/>
-          </w:tcPr>
-          <w:p>
-            <w:r>
-              <w:t>if (msg == WM_COMMAND)</w:t>
-            </w:r>
-          </w:p>
-        </w:tc>
-      </w:tr>
-      <w:tr>
-        <w:tc>
-          <w:tcPr>
-            <w:tcW w:type="dxa" w:w="3120"/>
-          </w:tcPr>
-          <w:p>
-            <w:r>
-              <w:t>WM_DESTROY</w:t>
-            </w:r>
-          </w:p>
-        </w:tc>
-        <w:tc>
-          <w:tcPr>
-            <w:tcW w:type="dxa" w:w="3120"/>
-          </w:tcPr>
-          <w:p>
-            <w:r>
-              <w:t>Mensagem: usuario fechou a janela</w:t>
-            </w:r>
-          </w:p>
-        </w:tc>
-        <w:tc>
-          <w:tcPr>
-            <w:tcW w:type="dxa" w:w="3120"/>
-          </w:tcPr>
-          <w:p>
-            <w:r>
-              <w:t>if (msg == WM_DESTROY)</w:t>
-            </w:r>
-          </w:p>
-        </w:tc>
-      </w:tr>
-      <w:tr>
-        <w:tc>
-          <w:tcPr>
-            <w:tcW w:type="dxa" w:w="3120"/>
-          </w:tcPr>
-          <w:p>
-            <w:r>
-              <w:t>GetWindowTextA</w:t>
-            </w:r>
-          </w:p>
-        </w:tc>
-        <w:tc>
-          <w:tcPr>
-            <w:tcW w:type="dxa" w:w="3120"/>
-          </w:tcPr>
-          <w:p>
-            <w:r>
-              <w:t>Le texto de um controle</w:t>
-            </w:r>
-          </w:p>
-        </w:tc>
-        <w:tc>
-          <w:tcPr>
-            <w:tcW w:type="dxa" w:w="3120"/>
-          </w:tcPr>
-          <w:p>
-            <w:r>
-              <w:t>GetWindowTextA(campo, texto, sizeof(texto))</w:t>
-            </w:r>
-          </w:p>
-        </w:tc>
-      </w:tr>
-      <w:tr>
-        <w:tc>
-          <w:tcPr>
-            <w:tcW w:type="dxa" w:w="3120"/>
-          </w:tcPr>
-          <w:p>
-            <w:r>
-              <w:t>SetWindowTextA</w:t>
-            </w:r>
-          </w:p>
-        </w:tc>
-        <w:tc>
-          <w:tcPr>
-            <w:tcW w:type="dxa" w:w="3120"/>
-          </w:tcPr>
-          <w:p>
-            <w:r>
-              <w:t>Define texto exibido em um controle</w:t>
-            </w:r>
-          </w:p>
-        </w:tc>
-        <w:tc>
-          <w:tcPr>
-            <w:tcW w:type="dxa" w:w="3120"/>
-          </w:tcPr>
-          <w:p>
-            <w:r>
-              <w:t>SetWindowTextA(hwndSaida, texto)</w:t>
-            </w:r>
-          </w:p>
-        </w:tc>
-      </w:tr>
-      <w:tr>
-        <w:tc>
-          <w:tcPr>
-            <w:tcW w:type="dxa" w:w="3120"/>
-          </w:tcPr>
-          <w:p>
-            <w:r>
-              <w:t>atoi</w:t>
-            </w:r>
-          </w:p>
-        </w:tc>
-        <w:tc>
-          <w:tcPr>
-            <w:tcW w:type="dxa" w:w="3120"/>
-          </w:tcPr>
-          <w:p>
-            <w:r>
-              <w:t>Converte string para inteiro</w:t>
-            </w:r>
-          </w:p>
-        </w:tc>
-        <w:tc>
-          <w:tcPr>
-            <w:tcW w:type="dxa" w:w="3120"/>
-          </w:tcPr>
-          <w:p>
-            <w:r>
-              <w:t>return atoi(texto)</w:t>
-            </w:r>
-          </w:p>
-        </w:tc>
-      </w:tr>
-      <w:tr>
-        <w:tc>
-          <w:tcPr>
-            <w:tcW w:type="dxa" w:w="3120"/>
-          </w:tcPr>
-          <w:p>
-            <w:r>
-              <w:t>GetMessage</w:t>
-            </w:r>
-          </w:p>
-        </w:tc>
-        <w:tc>
-          <w:tcPr>
-            <w:tcW w:type="dxa" w:w="3120"/>
-          </w:tcPr>
-          <w:p>
-            <w:r>
-              <w:t>Loop principal: obtem proxima mensagem da fila</w:t>
-            </w:r>
-          </w:p>
-        </w:tc>
-        <w:tc>
-          <w:tcPr>
-            <w:tcW w:type="dxa" w:w="3120"/>
-          </w:tcPr>
-          <w:p>
-            <w:r>
-              <w:t>while (GetMessage(&amp;msg, NULL, 0, 0))</w:t>
-            </w:r>
-          </w:p>
-        </w:tc>
-      </w:tr>
-      <w:tr>
-        <w:tc>
-          <w:tcPr>
-            <w:tcW w:type="dxa" w:w="3120"/>
-          </w:tcPr>
-          <w:p>
-            <w:r>
-              <w:t>RegisterClassA</w:t>
-            </w:r>
-          </w:p>
-        </w:tc>
-        <w:tc>
-          <w:tcPr>
-            <w:tcW w:type="dxa" w:w="3120"/>
-          </w:tcPr>
-          <w:p>
-            <w:r>
-              <w:t>Registra classe de janela antes de criar</w:t>
-            </w:r>
-          </w:p>
-        </w:tc>
-        <w:tc>
-          <w:tcPr>
-            <w:tcW w:type="dxa" w:w="3120"/>
-          </w:tcPr>
-          <w:p>
-            <w:r>
-              <w:t>RegisterClassA(&amp;classe)</w:t>
-            </w:r>
-          </w:p>
-        </w:tc>
-      </w:tr>
-      <w:tr>
-        <w:tc>
-          <w:tcPr>
-            <w:tcW w:type="dxa" w:w="3120"/>
-          </w:tcPr>
-          <w:p>
-            <w:r>
-              <w:t>LOWORD</w:t>
-            </w:r>
-          </w:p>
-        </w:tc>
-        <w:tc>
-          <w:tcPr>
-            <w:tcW w:type="dxa" w:w="3120"/>
-          </w:tcPr>
-          <w:p>
-            <w:r>
-              <w:t>Extrai bits baixos de wparam (id do controle)</w:t>
-            </w:r>
-          </w:p>
-        </w:tc>
-        <w:tc>
-          <w:tcPr>
-            <w:tcW w:type="dxa" w:w="3120"/>
-          </w:tcPr>
-          <w:p>
-            <w:r>
-              <w:t>tratarBotao(LOWORD(wparam))</w:t>
-            </w:r>
-          </w:p>
-        </w:tc>
-      </w:tr>
-      <w:tr>
-        <w:tc>
-          <w:tcPr>
-            <w:tcW w:type="dxa" w:w="3120"/>
-          </w:tcPr>
-          <w:p>
-            <w:r>
-              <w:t>ES_NUMBER</w:t>
-            </w:r>
-          </w:p>
-        </w:tc>
-        <w:tc>
-          <w:tcPr>
-            <w:tcW w:type="dxa" w:w="3120"/>
-          </w:tcPr>
-          <w:p>
-            <w:r>
-              <w:t>Estilo: campo aceita apenas numeros</w:t>
-            </w:r>
-          </w:p>
-        </w:tc>
-        <w:tc>
-          <w:tcPr>
-            <w:tcW w:type="dxa" w:w="3120"/>
-          </w:tcPr>
-          <w:p>
-            <w:r>
-              <w:t>estilo |= ES_NUMBER</w:t>
-            </w:r>
-          </w:p>
-        </w:tc>
-      </w:tr>
-      <w:tr>
-        <w:tc>
-          <w:tcPr>
-            <w:tcW w:type="dxa" w:w="3120"/>
-          </w:tcPr>
-          <w:p>
-            <w:r>
-              <w:t>ES_READONLY</w:t>
-            </w:r>
-          </w:p>
-        </w:tc>
-        <w:tc>
-          <w:tcPr>
-            <w:tcW w:type="dxa" w:w="3120"/>
-          </w:tcPr>
-          <w:p>
-            <w:r>
-              <w:t>Estilo: campo somente leitura</w:t>
-            </w:r>
-          </w:p>
-        </w:tc>
-        <w:tc>
-          <w:tcPr>
-            <w:tcW w:type="dxa" w:w="3120"/>
-          </w:tcPr>
-          <w:p>
-            <w:r>
-              <w:t>ES_MULTILINE | ES_READONLY</w:t>
-            </w:r>
-          </w:p>
-        </w:tc>
-      </w:tr>
-    </w:tbl>
-    <w:p/>
-    <w:p>
-      <w:r>
-        <w:br w:type="page"/>
-      </w:r>
-    </w:p>
-    <w:p>
-      <w:pPr>
-        <w:pStyle w:val="Heading1"/>
-      </w:pPr>
-      <w:r>
-        <w:t>12. biblioteca.txt - Arquivo de Dados</w:t>
-      </w:r>
-    </w:p>
-    <w:p>
-      <w:pPr>
-        <w:pStyle w:val="Heading2"/>
-      </w:pPr>
-      <w:r>
-        <w:t>12.1 Para que serve</w:t>
-      </w:r>
-    </w:p>
-    <w:p>
-      <w:r>
-        <w:t>Nao e codigo-fonte. E gerado automaticamente pelo programa quando o usuario clica em Salvar ou ao fechar a janela. Armazena todos os livros em formato texto simples, legivel ate em um editor como Bloco de Notas. Na proxima execucao, carregarArquivo() reconstroi o vetor na memoria a partir deste arquivo.</w:t>
-      </w:r>
-    </w:p>
-    <w:p>
-      <w:pPr>
-        <w:pStyle w:val="Heading2"/>
-      </w:pPr>
-      <w:r>
-        <w:t>12.2 Estrutura detalhada</w:t>
-      </w:r>
-    </w:p>
-    <w:p>
-      <w:pPr>
-        <w:pStyle w:val="ListNumber"/>
-      </w:pPr>
-      <w:r>
-        <w:t>Linha 1: inteiro com total de livros cadastrados</w:t>
-      </w:r>
-    </w:p>
-    <w:p>
-      <w:pPr>
-        <w:pStyle w:val="ListNumber"/>
-      </w:pPr>
-      <w:r>
-        <w:t>Linhas 2-6: livro 1 (codigo, titulo, autor, ano, quantidade)</w:t>
-      </w:r>
-    </w:p>
-    <w:p>
-      <w:pPr>
-        <w:pStyle w:val="ListNumber"/>
-      </w:pPr>
-      <w:r>
-        <w:t>Linhas 7-11: livro 2</w:t>
-      </w:r>
-    </w:p>
-    <w:p>
-      <w:pPr>
-        <w:pStyle w:val="ListNumber"/>
-      </w:pPr>
-      <w:r>
-        <w:t>E assim por diante: 1 + (5 x total) linhas no arquivo</w:t>
-      </w:r>
-    </w:p>
-    <w:p>
-      <w:r>
-        <w:br w:type="page"/>
-      </w:r>
-    </w:p>
-    <w:p>
-      <w:pPr>
-        <w:pStyle w:val="Heading1"/>
-      </w:pPr>
-      <w:r>
-        <w:t>13. biblioteca.exe - Executavel</w:t>
-      </w:r>
-    </w:p>
-    <w:p>
-      <w:pPr>
-        <w:pStyle w:val="Heading2"/>
-      </w:pPr>
-      <w:r>
-        <w:t>13.1 O que e</w:t>
-      </w:r>
-    </w:p>
-    <w:p>
-      <w:r>
-        <w:t>Arquivo binario gerado pelo compilador GCC a partir de todos os .c do projeto. E o programa que o usuario executa. Contem codigo de maquina pronto para rodar no Windows, sem precisar de DLLs externas.</w:t>
-      </w:r>
-    </w:p>
-    <w:p>
-      <w:pPr>
-        <w:pStyle w:val="Heading2"/>
-      </w:pPr>
-      <w:r>
-        <w:t>13.2 Como executar</w:t>
-      </w:r>
-    </w:p>
-    <w:p>
-      <w:pPr>
-        <w:pStyle w:val="ListBullet"/>
-      </w:pPr>
-      <w:r>
-        <w:t>Duplo clique em biblioteca.exe na pasta do projeto</w:t>
-      </w:r>
-    </w:p>
-    <w:p>
-      <w:pPr>
-        <w:pStyle w:val="ListBullet"/>
-      </w:pPr>
-      <w:r>
-        <w:t>A janela do Sistema de Biblioteca abre</w:t>
-      </w:r>
-    </w:p>
-    <w:p>
-      <w:pPr>
-        <w:pStyle w:val="ListBullet"/>
-      </w:pPr>
-      <w:r>
-        <w:t>Ao fechar, dados sao salvos em biblioteca.txt automaticamente</w:t>
-      </w:r>
-    </w:p>
-    <w:p>
-      <w:pPr>
-        <w:pStyle w:val="Heading2"/>
-      </w:pPr>
-      <w:r>
-        <w:t>13.3 Como recompilar apos alterar codigo</w:t>
-      </w:r>
-    </w:p>
-    <w:p>
-      <w:pPr>
-        <w:spacing w:before="120" w:after="120"/>
-        <w:ind w:left="432"/>
-      </w:pPr>
-      <w:r>
-        <w:rPr>
-          <w:rFonts w:ascii="Consolas" w:hAnsi="Consolas"/>
-          <w:sz w:val="18"/>
-        </w:rPr>
-        <w:t>gcc main.c gui.c cadastro.c busca.c emprestimo.c relatorio.c arquivo.c utilidades.c -o biblioteca.exe -lgdi32 -luser32 -mwindows</w:t>
-      </w:r>
-    </w:p>
-    <w:p>
-      <w:pPr>
-        <w:pStyle w:val="Heading1"/>
-      </w:pPr>
-      <w:r>
-        <w:t>14. Conclusao</w:t>
-      </w:r>
-    </w:p>
-    <w:p>
-      <w:r>
-        <w:t>O Sistema de Biblioteca demonstra na pratica os principais topicos de programacao estruturada em C: modularizacao com varios arquivos, struct para modelar dados, ponteiros e enderecamento para acessar o vetor, alocacao dinamica com malloc/realloc/free, manipulacao de arquivos com fprintf/fgets/sscanf, e interface grafica com a API nativa do Windows. Cada arquivo tem responsabilidade unica, o que torna o codigo organizado, testavel e adequado para apresentacao academica.</w:t>
+        <w:t>Documentacao_Sistema_Biblioteca.docx — Este documento</w:t>
       </w:r>
     </w:p>
     <w:sectPr>
       <w:pgSz w:w="12240" w:h="15840"/>
-      <w:pgMar w:top="1440" w:right="1440" w:bottom="1440" w:left="1440" w:header="720" w:footer="720" w:gutter="0"/>
+      <w:pgMar w:top="1417" w:right="1134" w:bottom="1417" w:left="1701" w:header="720" w:footer="720" w:gutter="0"/>
       <w:cols w:space="720"/>
       <w:docGrid w:linePitch="360"/>
     </w:sectPr>

--- a/Documentacao_Sistema_Biblioteca.docx
+++ b/Documentacao_Sistema_Biblioteca.docx
@@ -15,7 +15,7 @@
         <w:jc w:val="center"/>
       </w:pPr>
       <w:r>
-        <w:t>Documentacao tecnica do projeto</w:t>
+        <w:t>Documentacao tecnica do projeto - TCD 2</w:t>
       </w:r>
     </w:p>
     <w:p>
@@ -31,7 +31,7 @@
         <w:spacing w:after="120"/>
       </w:pPr>
       <w:r>
-        <w:t>O Sistema de Biblioteca e um programa em linguagem C que gerencia o cadastro, consulta, emprestimo e devolucao de livros. Os dados sao armazenados em memoria dinamica (malloc/realloc/free) e persistidos em arquivo texto (biblioteca.txt). A interface e totalmente em linha de comando (CMD), com menu interativo no terminal.</w:t>
+        <w:t>O Sistema de Biblioteca e um programa em linguagem C desenvolvido para o Trabalho de Conclusao da Disciplina (TCD 2) de Algoritmos e Estruturas de Dados. O sistema gerencia o cadastro, consulta, emprestimo e devolucao de livros, com persistencia em arquivo binario e texto. A interface e em linha de comando (CMD), com menu interativo no terminal.</w:t>
       </w:r>
     </w:p>
     <w:p>
@@ -39,7 +39,7 @@
         <w:pStyle w:val="Heading1"/>
       </w:pPr>
       <w:r>
-        <w:t>2. Arquitetura do Projeto</w:t>
+        <w:t>2. Requisitos do Trabalho</w:t>
       </w:r>
     </w:p>
     <w:p>
@@ -47,7 +47,7 @@
         <w:spacing w:after="120"/>
       </w:pPr>
       <w:r>
-        <w:t>O codigo esta organizado em modulos separados, cada um com responsabilidade definida:</w:t>
+        <w:t>O sistema atende aos requisitos do enunciado:</w:t>
       </w:r>
     </w:p>
     <w:p>
@@ -55,7 +55,7 @@
         <w:pStyle w:val="ListBullet"/>
       </w:pPr>
       <w:r>
-        <w:t>livro.h — definicao da struct Livro, variaveis globais e prototipos de funcoes</w:t>
+        <w:t>Struct Livro com codigo, titulo, autor, ano e quantidade disponivel</w:t>
       </w:r>
     </w:p>
     <w:p>
@@ -63,7 +63,7 @@
         <w:pStyle w:val="ListBullet"/>
       </w:pPr>
       <w:r>
-        <w:t>main.c — ponto de entrada: carrega dados e inicia o menu</w:t>
+        <w:t>Cadastrar livros</w:t>
       </w:r>
     </w:p>
     <w:p>
@@ -71,7 +71,7 @@
         <w:pStyle w:val="ListBullet"/>
       </w:pPr>
       <w:r>
-        <w:t>menu.c — interface do usuario no terminal (printf, scanf, fgets)</w:t>
+        <w:t>Listar livros</w:t>
       </w:r>
     </w:p>
     <w:p>
@@ -79,7 +79,7 @@
         <w:pStyle w:val="ListBullet"/>
       </w:pPr>
       <w:r>
-        <w:t>cadastro.c — insercao e listagem de livros</w:t>
+        <w:t>Buscar por codigo ou titulo</w:t>
       </w:r>
     </w:p>
     <w:p>
@@ -87,7 +87,7 @@
         <w:pStyle w:val="ListBullet"/>
       </w:pPr>
       <w:r>
-        <w:t>busca.c — busca por codigo e por titulo</w:t>
+        <w:t>Emprestar livro</w:t>
       </w:r>
     </w:p>
     <w:p>
@@ -95,7 +95,7 @@
         <w:pStyle w:val="ListBullet"/>
       </w:pPr>
       <w:r>
-        <w:t>emprestimo.c — emprestimo e devolucao</w:t>
+        <w:t>Devolver livro</w:t>
       </w:r>
     </w:p>
     <w:p>
@@ -103,7 +103,7 @@
         <w:pStyle w:val="ListBullet"/>
       </w:pPr>
       <w:r>
-        <w:t>relatorio.c — ordenacao e relatorio de indisponiveis</w:t>
+        <w:t>Ordenar por titulo</w:t>
       </w:r>
     </w:p>
     <w:p>
@@ -111,7 +111,7 @@
         <w:pStyle w:val="ListBullet"/>
       </w:pPr>
       <w:r>
-        <w:t>utilidades.c — funcoes auxiliares (indice, formatacao)</w:t>
+        <w:t>Gerar relatorio de livros indisponiveis</w:t>
       </w:r>
     </w:p>
     <w:p>
@@ -119,23 +119,119 @@
         <w:pStyle w:val="ListBullet"/>
       </w:pPr>
       <w:r>
-        <w:t>arquivo.c — leitura e gravacao em biblioteca.txt</w:t>
+        <w:t>Salvar e carregar em arquivo binario</w:t>
       </w:r>
     </w:p>
     <w:p>
       <w:pPr>
-        <w:pStyle w:val="Heading1"/>
+        <w:pStyle w:val="ListBullet"/>
       </w:pPr>
       <w:r>
-        <w:t>3. Estrutura de Dados</w:t>
+        <w:t>Uso de ponteiros para manipular o vetor de structs</w:t>
       </w:r>
     </w:p>
     <w:p>
       <w:pPr>
+        <w:pStyle w:val="ListBullet"/>
+      </w:pPr>
+      <w:r>
+        <w:t>Uso de malloc, realloc e free</w:t>
+      </w:r>
+    </w:p>
+    <w:p>
+      <w:pPr>
+        <w:pStyle w:val="Heading1"/>
+      </w:pPr>
+      <w:r>
+        <w:t>3. Arquitetura do Projeto</w:t>
+      </w:r>
+    </w:p>
+    <w:p>
+      <w:pPr>
         <w:spacing w:after="120"/>
       </w:pPr>
       <w:r>
-        <w:t>A struct Livro armazena as informacoes de cada exemplar:</w:t>
+        <w:t>O codigo esta organizado em modulos:</w:t>
+      </w:r>
+    </w:p>
+    <w:p>
+      <w:pPr>
+        <w:pStyle w:val="ListBullet"/>
+      </w:pPr>
+      <w:r>
+        <w:t>livro.h - struct Livro, variaveis globais e prototipos</w:t>
+      </w:r>
+    </w:p>
+    <w:p>
+      <w:pPr>
+        <w:pStyle w:val="ListBullet"/>
+      </w:pPr>
+      <w:r>
+        <w:t>main.c - ponto de entrada, configuracao de acentos e inicializacao</w:t>
+      </w:r>
+    </w:p>
+    <w:p>
+      <w:pPr>
+        <w:pStyle w:val="ListBullet"/>
+      </w:pPr>
+      <w:r>
+        <w:t>menu.c - interface do usuario no terminal</w:t>
+      </w:r>
+    </w:p>
+    <w:p>
+      <w:pPr>
+        <w:pStyle w:val="ListBullet"/>
+      </w:pPr>
+      <w:r>
+        <w:t>cadastro.c - insercao e listagem de livros</w:t>
+      </w:r>
+    </w:p>
+    <w:p>
+      <w:pPr>
+        <w:pStyle w:val="ListBullet"/>
+      </w:pPr>
+      <w:r>
+        <w:t>busca.c - busca por codigo e por titulo</w:t>
+      </w:r>
+    </w:p>
+    <w:p>
+      <w:pPr>
+        <w:pStyle w:val="ListBullet"/>
+      </w:pPr>
+      <w:r>
+        <w:t>emprestimo.c - emprestimo e devolucao</w:t>
+      </w:r>
+    </w:p>
+    <w:p>
+      <w:pPr>
+        <w:pStyle w:val="ListBullet"/>
+      </w:pPr>
+      <w:r>
+        <w:t>relatorio.c - ordenacao e relatorio de indisponiveis</w:t>
+      </w:r>
+    </w:p>
+    <w:p>
+      <w:pPr>
+        <w:pStyle w:val="ListBullet"/>
+      </w:pPr>
+      <w:r>
+        <w:t>utilidades.c - funcoes auxiliares</w:t>
+      </w:r>
+    </w:p>
+    <w:p>
+      <w:pPr>
+        <w:pStyle w:val="ListBullet"/>
+      </w:pPr>
+      <w:r>
+        <w:t>arquivo.c - persistencia em biblioteca.bin e biblioteca.txt</w:t>
+      </w:r>
+    </w:p>
+    <w:p>
+      <w:pPr>
+        <w:pStyle w:val="Heading1"/>
+      </w:pPr>
+      <w:r>
+        <w:t>4. Estrutura de Dados</w:t>
       </w:r>
     </w:p>
     <w:p>
@@ -207,7 +303,7 @@
         <w:pStyle w:val="Heading1"/>
       </w:pPr>
       <w:r>
-        <w:t>4. Fluxo de Execucao</w:t>
+        <w:t>5. Fluxo de Execucao</w:t>
       </w:r>
     </w:p>
     <w:p>
@@ -215,7 +311,7 @@
         <w:pStyle w:val="ListBullet"/>
       </w:pPr>
       <w:r>
-        <w:t>main() chama carregarArquivo() para ler biblioteca.txt</w:t>
+        <w:t>main() chama configurarAcentos() para suporte a caracteres acentuados</w:t>
       </w:r>
     </w:p>
     <w:p>
@@ -223,7 +319,15 @@
         <w:pStyle w:val="ListBullet"/>
       </w:pPr>
       <w:r>
-        <w:t>main() chama menu() para exibir o menu e processar opcoes</w:t>
+        <w:t>main() chama carregarArquivo() para ler os dados salvos</w:t>
+      </w:r>
+    </w:p>
+    <w:p>
+      <w:pPr>
+        <w:pStyle w:val="ListBullet"/>
+      </w:pPr>
+      <w:r>
+        <w:t>main() chama menu() para exibir o menu e processar as opcoes</w:t>
       </w:r>
     </w:p>
     <w:p>
@@ -239,7 +343,7 @@
         <w:pStyle w:val="Heading1"/>
       </w:pPr>
       <w:r>
-        <w:t>5. Menu do Sistema (menu.c)</w:t>
+        <w:t>6. Menu do Sistema (menu.c)</w:t>
       </w:r>
     </w:p>
     <w:p>
@@ -247,7 +351,7 @@
         <w:spacing w:after="120"/>
       </w:pPr>
       <w:r>
-        <w:t>O arquivo menu.c concentra toda a interacao com o usuario. Funcoes auxiliares internas:</w:t>
+        <w:t>Funcoes auxiliares internas:</w:t>
       </w:r>
     </w:p>
     <w:p>
@@ -255,7 +359,7 @@
         <w:pStyle w:val="ListBullet"/>
       </w:pPr>
       <w:r>
-        <w:t>limparBuffer() — descarta caracteres restantes no buffer de entrada</w:t>
+        <w:t>limparBuffer() - descarta caracteres restantes no buffer de entrada</w:t>
       </w:r>
     </w:p>
     <w:p>
@@ -263,7 +367,7 @@
         <w:pStyle w:val="ListBullet"/>
       </w:pPr>
       <w:r>
-        <w:t>pausar() — aguarda Enter antes de voltar ao menu</w:t>
+        <w:t>pausar() - aguarda Enter antes de voltar ao menu</w:t>
       </w:r>
     </w:p>
     <w:p>
@@ -271,7 +375,7 @@
         <w:pStyle w:val="ListBullet"/>
       </w:pPr>
       <w:r>
-        <w:t>limparTela() — executa system("cls") para limpar o terminal</w:t>
+        <w:t>limparTela() - executa system("cls") para limpar o terminal</w:t>
       </w:r>
     </w:p>
     <w:p>
@@ -279,7 +383,7 @@
         <w:spacing w:after="120"/>
       </w:pPr>
       <w:r>
-        <w:t>Opcoes disponiveis no menu:</w:t>
+        <w:t>Opcoes do menu:</w:t>
       </w:r>
     </w:p>
     <w:p>
@@ -287,7 +391,7 @@
         <w:pStyle w:val="ListBullet"/>
       </w:pPr>
       <w:r>
-        <w:t>1 — Cadastrar livro (entrada via scanf e fgets)</w:t>
+        <w:t>1 - Cadastrar livro</w:t>
       </w:r>
     </w:p>
     <w:p>
@@ -295,7 +399,7 @@
         <w:pStyle w:val="ListBullet"/>
       </w:pPr>
       <w:r>
-        <w:t>2 — Listar todos os livros cadastrados</w:t>
+        <w:t>2 - Listar livros</w:t>
       </w:r>
     </w:p>
     <w:p>
@@ -303,7 +407,7 @@
         <w:pStyle w:val="ListBullet"/>
       </w:pPr>
       <w:r>
-        <w:t>3 — Buscar livro por codigo</w:t>
+        <w:t>3 - Buscar por codigo</w:t>
       </w:r>
     </w:p>
     <w:p>
@@ -311,7 +415,7 @@
         <w:pStyle w:val="ListBullet"/>
       </w:pPr>
       <w:r>
-        <w:t>4 — Buscar livros por titulo (busca parcial)</w:t>
+        <w:t>4 - Buscar por titulo</w:t>
       </w:r>
     </w:p>
     <w:p>
@@ -319,7 +423,7 @@
         <w:pStyle w:val="ListBullet"/>
       </w:pPr>
       <w:r>
-        <w:t>5 — Emprestar livro (reduz quantidade)</w:t>
+        <w:t>5 - Emprestar livro</w:t>
       </w:r>
     </w:p>
     <w:p>
@@ -327,7 +431,7 @@
         <w:pStyle w:val="ListBullet"/>
       </w:pPr>
       <w:r>
-        <w:t>6 — Devolver livro (aumenta quantidade)</w:t>
+        <w:t>6 - Devolver livro</w:t>
       </w:r>
     </w:p>
     <w:p>
@@ -335,7 +439,7 @@
         <w:pStyle w:val="ListBullet"/>
       </w:pPr>
       <w:r>
-        <w:t>7 — Relatorio de livros indisponiveis (quantidade zero)</w:t>
+        <w:t>7 - Relatorio de indisponiveis</w:t>
       </w:r>
     </w:p>
     <w:p>
@@ -343,7 +447,7 @@
         <w:pStyle w:val="ListBullet"/>
       </w:pPr>
       <w:r>
-        <w:t>8 — Ordenar livros por titulo (qsort)</w:t>
+        <w:t>8 - Ordenar por titulo</w:t>
       </w:r>
     </w:p>
     <w:p>
@@ -351,7 +455,7 @@
         <w:pStyle w:val="ListBullet"/>
       </w:pPr>
       <w:r>
-        <w:t>9 — Salvar dados manualmente em biblioteca.txt</w:t>
+        <w:t>9 - Salvar dados</w:t>
       </w:r>
     </w:p>
     <w:p>
@@ -359,7 +463,7 @@
         <w:pStyle w:val="ListBullet"/>
       </w:pPr>
       <w:r>
-        <w:t>0 — Sair (salva automaticamente e encerra)</w:t>
+        <w:t>0 - Sair (salva automaticamente e encerra)</w:t>
       </w:r>
     </w:p>
     <w:p>
@@ -367,7 +471,7 @@
         <w:pStyle w:val="Heading1"/>
       </w:pPr>
       <w:r>
-        <w:t>6. Modulos de Negocio</w:t>
+        <w:t>7. Modulos de Negocio</w:t>
       </w:r>
     </w:p>
     <w:p>
@@ -375,7 +479,7 @@
         <w:pStyle w:val="Heading2"/>
       </w:pPr>
       <w:r>
-        <w:t>6.1 cadastro.c</w:t>
+        <w:t>7.1 cadastro.c</w:t>
       </w:r>
     </w:p>
     <w:p>
@@ -399,7 +503,7 @@
         <w:pStyle w:val="Heading2"/>
       </w:pPr>
       <w:r>
-        <w:t>6.2 busca.c</w:t>
+        <w:t>7.2 busca.c</w:t>
       </w:r>
     </w:p>
     <w:p>
@@ -407,7 +511,7 @@
         <w:spacing w:after="120"/>
       </w:pPr>
       <w:r>
-        <w:t>buscarLivroPorCodigo() localiza um livro pelo codigo e formata o resultado.</w:t>
+        <w:t>buscarLivroPorCodigo() localiza um livro pelo codigo.</w:t>
       </w:r>
     </w:p>
     <w:p>
@@ -423,7 +527,7 @@
         <w:pStyle w:val="Heading2"/>
       </w:pPr>
       <w:r>
-        <w:t>6.3 emprestimo.c</w:t>
+        <w:t>7.3 emprestimo.c</w:t>
       </w:r>
     </w:p>
     <w:p>
@@ -447,7 +551,7 @@
         <w:pStyle w:val="Heading2"/>
       </w:pPr>
       <w:r>
-        <w:t>6.4 relatorio.c</w:t>
+        <w:t>7.4 relatorio.c</w:t>
       </w:r>
     </w:p>
     <w:p>
@@ -455,7 +559,7 @@
         <w:spacing w:after="120"/>
       </w:pPr>
       <w:r>
-        <w:t>ordenarLivrosPorTitulo() ordena o vetor em memoria usando qsort e strcmp.</w:t>
+        <w:t>ordenarLivrosPorTitulo() ordena o vetor em memoria usando bubble sort e strcmp.</w:t>
       </w:r>
     </w:p>
     <w:p>
@@ -471,7 +575,7 @@
         <w:pStyle w:val="Heading2"/>
       </w:pPr>
       <w:r>
-        <w:t>6.5 utilidades.c</w:t>
+        <w:t>7.5 utilidades.c</w:t>
       </w:r>
     </w:p>
     <w:p>
@@ -487,7 +591,7 @@
         <w:spacing w:after="120"/>
       </w:pPr>
       <w:r>
-        <w:t>formatarLivro() monta uma linha de texto com codigo, titulo, autor, ano e quantidade.</w:t>
+        <w:t>formatarLivro() monta uma linha de texto com os dados do livro.</w:t>
       </w:r>
     </w:p>
     <w:p>
@@ -495,7 +599,7 @@
         <w:pStyle w:val="Heading2"/>
       </w:pPr>
       <w:r>
-        <w:t>6.6 arquivo.c</w:t>
+        <w:t>7.6 arquivo.c</w:t>
       </w:r>
     </w:p>
     <w:p>
@@ -503,15 +607,47 @@
         <w:spacing w:after="120"/>
       </w:pPr>
       <w:r>
-        <w:t>Formato do arquivo biblioteca.txt:</w:t>
+        <w:t>O modulo de persistencia grava e le os dados em dois formatos:</w:t>
       </w:r>
     </w:p>
     <w:p>
       <w:pPr>
+        <w:spacing w:after="120"/>
+      </w:pPr>
+      <w:r>
+        <w:t>biblioteca.bin (binario) - exigido pelo trabalho:</w:t>
+      </w:r>
+    </w:p>
+    <w:p>
+      <w:pPr>
         <w:pStyle w:val="ListBullet"/>
       </w:pPr>
       <w:r>
-        <w:t>Linha 1: numero total de livros</w:t>
+        <w:t>Linha inicial: total de livros (int)</w:t>
+      </w:r>
+    </w:p>
+    <w:p>
+      <w:pPr>
+        <w:pStyle w:val="ListBullet"/>
+      </w:pPr>
+      <w:r>
+        <w:t>Para cada livro: struct Livro completa gravada com fwrite/fread</w:t>
+      </w:r>
+    </w:p>
+    <w:p>
+      <w:pPr>
+        <w:spacing w:after="120"/>
+      </w:pPr>
+      <w:r>
+        <w:t>biblioteca.txt (texto) - copia legivel dos dados:</w:t>
+      </w:r>
+    </w:p>
+    <w:p>
+      <w:pPr>
+        <w:pStyle w:val="ListBullet"/>
+      </w:pPr>
+      <w:r>
+        <w:t>Linha 1: total de livros</w:t>
       </w:r>
     </w:p>
     <w:p>
@@ -527,7 +663,7 @@
         <w:spacing w:after="120"/>
       </w:pPr>
       <w:r>
-        <w:t>salvarArquivo() grava todos os livros com fprintf.</w:t>
+        <w:t>Ao salvar (opcao 9 ou ao sair), salvarArquivo() grava nos dois arquivos.</w:t>
       </w:r>
     </w:p>
     <w:p>
@@ -535,7 +671,7 @@
         <w:spacing w:after="120"/>
       </w:pPr>
       <w:r>
-        <w:t>carregarArquivo() le o arquivo com fgets e sscanf, alocando memoria conforme necessario.</w:t>
+        <w:t>Ao carregar, carregarArquivo() le o .bin se existir; caso contrario, le o .txt.</w:t>
       </w:r>
     </w:p>
     <w:p>
@@ -543,7 +679,47 @@
         <w:pStyle w:val="Heading1"/>
       </w:pPr>
       <w:r>
-        <w:t>7. Gerenciamento de Memoria</w:t>
+        <w:t>8. Suporte a Acentos (main.c)</w:t>
+      </w:r>
+    </w:p>
+    <w:p>
+      <w:pPr>
+        <w:spacing w:after="120"/>
+      </w:pPr>
+      <w:r>
+        <w:t>A funcao configurarAcentos() configura o console para exibir e receber caracteres acentuados:</w:t>
+      </w:r>
+    </w:p>
+    <w:p>
+      <w:pPr>
+        <w:pStyle w:val="ListBullet"/>
+      </w:pPr>
+      <w:r>
+        <w:t>setlocale(LC_ALL, "") para configurar a localidade do sistema</w:t>
+      </w:r>
+    </w:p>
+    <w:p>
+      <w:pPr>
+        <w:pStyle w:val="ListBullet"/>
+      </w:pPr>
+      <w:r>
+        <w:t>No Windows: SetConsoleCP(CP_UTF8) e SetConsoleOutputCP(CP_UTF8)</w:t>
+      </w:r>
+    </w:p>
+    <w:p>
+      <w:pPr>
+        <w:pStyle w:val="ListBullet"/>
+      </w:pPr>
+      <w:r>
+        <w:t>No Windows: setlocale(LC_ALL, ".UTF-8")</w:t>
+      </w:r>
+    </w:p>
+    <w:p>
+      <w:pPr>
+        <w:pStyle w:val="Heading1"/>
+      </w:pPr>
+      <w:r>
+        <w:t>9. Gerenciamento de Memoria</w:t>
       </w:r>
     </w:p>
     <w:p>
@@ -559,7 +735,7 @@
         <w:pStyle w:val="Heading1"/>
       </w:pPr>
       <w:r>
-        <w:t>8. Compilacao e Execucao</w:t>
+        <w:t>10. Compilacao e Execucao</w:t>
       </w:r>
     </w:p>
     <w:p>
@@ -575,7 +751,7 @@
         <w:spacing w:after="120"/>
       </w:pPr>
       <w:r>
-        <w:t>No terminal, na pasta do projeto, execute:</w:t>
+        <w:t>Comando de compilacao:</w:t>
       </w:r>
     </w:p>
     <w:p>
@@ -591,23 +767,15 @@
         <w:spacing w:after="120"/>
       </w:pPr>
       <w:r>
-        <w:t>Execucao: biblioteca.exe</w:t>
+        <w:t>Execucao: abrir o terminal na pasta do projeto e executar biblioteca.exe.</w:t>
       </w:r>
     </w:p>
     <w:p>
       <w:pPr>
-        <w:spacing w:after="120"/>
+        <w:pStyle w:val="Heading1"/>
       </w:pPr>
       <w:r>
-        <w:t>O programa roda no prompt de comando; utiliza locale.h e, no Windows, windows.h para configurar o console em UTF-8 e permitir acentos nos textos digitados.</w:t>
-      </w:r>
-    </w:p>
-    <w:p>
-      <w:pPr>
-        <w:pStyle w:val="Heading1"/>
-      </w:pPr>
-      <w:r>
-        <w:t>9. Conceitos de C Utilizados</w:t>
+        <w:t>11. Conceitos de C Utilizados</w:t>
       </w:r>
     </w:p>
     <w:p>
@@ -635,8 +803,11 @@
       </w:r>
     </w:p>
     <w:p>
+      <w:pPr>
+        <w:pStyle w:val="ListBullet"/>
+      </w:pPr>
       <w:r>
-        <w:t>Configuracao de localidade para acentos (setlocale e CP_UTF8)</w:t>
+        <w:t>Manipulacao de strings (strcspn, strcmp, strstr, strncpy, strncat)</w:t>
       </w:r>
     </w:p>
     <w:p>
@@ -644,7 +815,7 @@
         <w:pStyle w:val="ListBullet"/>
       </w:pPr>
       <w:r>
-        <w:t>Manipulacao de strings (strcspn, strcmp, strstr)</w:t>
+        <w:t>Ordenacao com bubble sort</w:t>
       </w:r>
     </w:p>
     <w:p>
@@ -652,7 +823,7 @@
         <w:pStyle w:val="ListBullet"/>
       </w:pPr>
       <w:r>
-        <w:t>Ordenacao com qsort</w:t>
+        <w:t>Arquivos binarios (fopen, fwrite, fread, fclose)</w:t>
       </w:r>
     </w:p>
     <w:p>
@@ -660,7 +831,7 @@
         <w:pStyle w:val="ListBullet"/>
       </w:pPr>
       <w:r>
-        <w:t>Arquivos texto (fopen, fprintf, fgets, fclose)</w:t>
+        <w:t>Arquivos texto (fopen, fprintf, fgets, sscanf, fclose)</w:t>
       </w:r>
     </w:p>
     <w:p>
@@ -681,18 +852,18 @@
     </w:p>
     <w:p>
       <w:pPr>
-        <w:pStyle w:val="Heading1"/>
+        <w:pStyle w:val="ListBullet"/>
       </w:pPr>
       <w:r>
-        <w:t>10. Arquivos do Projeto</w:t>
+        <w:t>Configuracao de localidade (setlocale)</w:t>
       </w:r>
     </w:p>
     <w:p>
       <w:pPr>
-        <w:spacing w:after="120"/>
+        <w:pStyle w:val="Heading1"/>
       </w:pPr>
       <w:r>
-        <w:t>livro.h — Cabecalho com struct e prototipos</w:t>
+        <w:t>12. Arquivos do Projeto</w:t>
       </w:r>
     </w:p>
     <w:p>
@@ -700,7 +871,7 @@
         <w:spacing w:after="120"/>
       </w:pPr>
       <w:r>
-        <w:t>main.c — Funcao main</w:t>
+        <w:t>livro.h - Cabecalho com struct e prototipos</w:t>
       </w:r>
     </w:p>
     <w:p>
@@ -708,7 +879,7 @@
         <w:spacing w:after="120"/>
       </w:pPr>
       <w:r>
-        <w:t>menu.c — Interface de menu no terminal</w:t>
+        <w:t>main.c - Funcao main e configuracao de acentos</w:t>
       </w:r>
     </w:p>
     <w:p>
@@ -716,7 +887,7 @@
         <w:spacing w:after="120"/>
       </w:pPr>
       <w:r>
-        <w:t>cadastro.c — Cadastro e listagem</w:t>
+        <w:t>menu.c - Interface de menu no terminal</w:t>
       </w:r>
     </w:p>
     <w:p>
@@ -724,7 +895,7 @@
         <w:spacing w:after="120"/>
       </w:pPr>
       <w:r>
-        <w:t>busca.c — Buscas</w:t>
+        <w:t>cadastro.c - Cadastro e listagem</w:t>
       </w:r>
     </w:p>
     <w:p>
@@ -732,7 +903,7 @@
         <w:spacing w:after="120"/>
       </w:pPr>
       <w:r>
-        <w:t>emprestimo.c — Emprestimo e devolucao</w:t>
+        <w:t>busca.c - Buscas por codigo e titulo</w:t>
       </w:r>
     </w:p>
     <w:p>
@@ -740,7 +911,7 @@
         <w:spacing w:after="120"/>
       </w:pPr>
       <w:r>
-        <w:t>relatorio.c — Ordenacao e relatorios</w:t>
+        <w:t>emprestimo.c - Emprestimo e devolucao</w:t>
       </w:r>
     </w:p>
     <w:p>
@@ -748,7 +919,7 @@
         <w:spacing w:after="120"/>
       </w:pPr>
       <w:r>
-        <w:t>utilidades.c — Funcoes auxiliares</w:t>
+        <w:t>relatorio.c - Ordenacao e relatorios</w:t>
       </w:r>
     </w:p>
     <w:p>
@@ -756,7 +927,7 @@
         <w:spacing w:after="120"/>
       </w:pPr>
       <w:r>
-        <w:t>arquivo.c — Persistencia em arquivo</w:t>
+        <w:t>utilidades.c - Funcoes auxiliares</w:t>
       </w:r>
     </w:p>
     <w:p>
@@ -764,7 +935,7 @@
         <w:spacing w:after="120"/>
       </w:pPr>
       <w:r>
-        <w:t>biblioteca.txt — Arquivo de dados (gerado/atualizado em execucao)</w:t>
+        <w:t>arquivo.c - Persistencia em binario e texto</w:t>
       </w:r>
     </w:p>
     <w:p>
@@ -772,7 +943,31 @@
         <w:spacing w:after="120"/>
       </w:pPr>
       <w:r>
-        <w:t>Documentacao_Sistema_Biblioteca.docx — Este documento</w:t>
+        <w:t>biblioteca.bin - Arquivo de dados binario</w:t>
+      </w:r>
+    </w:p>
+    <w:p>
+      <w:pPr>
+        <w:spacing w:after="120"/>
+      </w:pPr>
+      <w:r>
+        <w:t>biblioteca.txt - Arquivo de dados em texto</w:t>
+      </w:r>
+    </w:p>
+    <w:p>
+      <w:pPr>
+        <w:spacing w:after="120"/>
+      </w:pPr>
+      <w:r>
+        <w:t>biblioteca.exe - Executavel do sistema</w:t>
+      </w:r>
+    </w:p>
+    <w:p>
+      <w:pPr>
+        <w:spacing w:after="120"/>
+      </w:pPr>
+      <w:r>
+        <w:t>Documentacao_Sistema_Biblioteca.docx - Este documento</w:t>
       </w:r>
     </w:p>
     <w:sectPr>
